--- a/flutter_documents/f1_widgets_and_UI/f8_statefulwidget_lifecycle_methods.docx
+++ b/flutter_documents/f1_widgets_and_UI/f8_statefulwidget_lifecycle_methods.docx
@@ -39,7 +39,7 @@
           <w:sz w:val="32"/>
           <w:szCs w:val="32"/>
         </w:rPr>
-        <w:t>The Life Cycle Overview……………………………………………………2</w:t>
+        <w:t>The Life Cycle Overview</w:t>
       </w:r>
     </w:p>
     <w:p>
@@ -55,7 +55,6 @@
         </w:rPr>
       </w:pPr>
       <w:proofErr w:type="spellStart"/>
-      <w:proofErr w:type="gramStart"/>
       <w:r>
         <w:rPr>
           <w:b/>
@@ -73,24 +72,7 @@
           <w:sz w:val="32"/>
           <w:szCs w:val="32"/>
         </w:rPr>
-        <w:t>(</w:t>
-      </w:r>
-      <w:proofErr w:type="gramEnd"/>
-      <w:r>
-        <w:rPr>
-          <w:b/>
-          <w:bCs/>
-          <w:sz w:val="32"/>
-          <w:szCs w:val="32"/>
-        </w:rPr>
-        <w:t>)</w:t>
-      </w:r>
-      <w:r>
-        <w:rPr>
-          <w:sz w:val="32"/>
-          <w:szCs w:val="32"/>
-        </w:rPr>
-        <w:t>…………………………………………………………………3</w:t>
+        <w:t>()</w:t>
       </w:r>
     </w:p>
     <w:p>
@@ -114,13 +96,6 @@
         </w:rPr>
         <w:t>mounted</w:t>
       </w:r>
-      <w:r>
-        <w:rPr>
-          <w:sz w:val="32"/>
-          <w:szCs w:val="32"/>
-        </w:rPr>
-        <w:t>……………………………………………………………………….3</w:t>
-      </w:r>
     </w:p>
     <w:p>
       <w:pPr>
@@ -145,29 +120,6 @@
         <w:t>initState</w:t>
       </w:r>
       <w:proofErr w:type="spellEnd"/>
-      <w:r>
-        <w:rPr>
-          <w:sz w:val="32"/>
-          <w:szCs w:val="32"/>
-        </w:rPr>
-        <w:t>……………………………………………………………………</w:t>
-      </w:r>
-      <w:proofErr w:type="gramStart"/>
-      <w:r>
-        <w:rPr>
-          <w:sz w:val="32"/>
-          <w:szCs w:val="32"/>
-        </w:rPr>
-        <w:t>…..</w:t>
-      </w:r>
-      <w:proofErr w:type="gramEnd"/>
-      <w:r>
-        <w:rPr>
-          <w:sz w:val="32"/>
-          <w:szCs w:val="32"/>
-        </w:rPr>
-        <w:t>5</w:t>
-      </w:r>
     </w:p>
     <w:p>
       <w:pPr>
@@ -269,7 +221,6 @@
         </w:rPr>
       </w:pPr>
       <w:proofErr w:type="spellStart"/>
-      <w:proofErr w:type="gramStart"/>
       <w:r>
         <w:rPr>
           <w:b/>
@@ -287,17 +238,7 @@
           <w:sz w:val="32"/>
           <w:szCs w:val="32"/>
         </w:rPr>
-        <w:t>(</w:t>
-      </w:r>
-      <w:proofErr w:type="gramEnd"/>
-      <w:r>
-        <w:rPr>
-          <w:b/>
-          <w:bCs/>
-          <w:sz w:val="32"/>
-          <w:szCs w:val="32"/>
-        </w:rPr>
-        <w:t>)</w:t>
+        <w:t>()</w:t>
       </w:r>
       <w:r>
         <w:rPr>
@@ -373,7 +314,6 @@
         </w:rPr>
       </w:pPr>
       <w:proofErr w:type="spellStart"/>
-      <w:proofErr w:type="gramStart"/>
       <w:r>
         <w:rPr>
           <w:b/>
@@ -391,17 +331,7 @@
           <w:sz w:val="32"/>
           <w:szCs w:val="32"/>
         </w:rPr>
-        <w:t>(</w:t>
-      </w:r>
-      <w:proofErr w:type="gramEnd"/>
-      <w:r>
-        <w:rPr>
-          <w:b/>
-          <w:bCs/>
-          <w:sz w:val="32"/>
-          <w:szCs w:val="32"/>
-        </w:rPr>
-        <w:t>)</w:t>
+        <w:t>()</w:t>
       </w:r>
       <w:r>
         <w:rPr>
@@ -469,7 +399,6 @@
         </w:rPr>
       </w:pPr>
       <w:proofErr w:type="spellStart"/>
-      <w:proofErr w:type="gramStart"/>
       <w:r>
         <w:rPr>
           <w:b/>
@@ -487,17 +416,7 @@
           <w:sz w:val="32"/>
           <w:szCs w:val="32"/>
         </w:rPr>
-        <w:t>(</w:t>
-      </w:r>
-      <w:proofErr w:type="gramEnd"/>
-      <w:r>
-        <w:rPr>
-          <w:b/>
-          <w:bCs/>
-          <w:sz w:val="32"/>
-          <w:szCs w:val="32"/>
-        </w:rPr>
-        <w:t>)</w:t>
+        <w:t>()</w:t>
       </w:r>
       <w:r>
         <w:rPr>
@@ -558,25 +477,14 @@
           <w:szCs w:val="26"/>
         </w:rPr>
       </w:pPr>
-      <w:proofErr w:type="gramStart"/>
-      <w:r>
-        <w:rPr>
-          <w:b/>
-          <w:bCs/>
-          <w:sz w:val="32"/>
-          <w:szCs w:val="32"/>
-        </w:rPr>
-        <w:t>build(</w:t>
-      </w:r>
-      <w:proofErr w:type="gramEnd"/>
-      <w:r>
-        <w:rPr>
-          <w:b/>
-          <w:bCs/>
-          <w:sz w:val="32"/>
-          <w:szCs w:val="32"/>
-        </w:rPr>
-        <w:t>)</w:t>
+      <w:r>
+        <w:rPr>
+          <w:b/>
+          <w:bCs/>
+          <w:sz w:val="32"/>
+          <w:szCs w:val="32"/>
+        </w:rPr>
+        <w:t>build()</w:t>
       </w:r>
       <w:r>
         <w:rPr>
@@ -659,7 +567,6 @@
         </w:rPr>
       </w:pPr>
       <w:proofErr w:type="spellStart"/>
-      <w:proofErr w:type="gramStart"/>
       <w:r>
         <w:rPr>
           <w:b/>
@@ -677,17 +584,7 @@
           <w:sz w:val="32"/>
           <w:szCs w:val="32"/>
         </w:rPr>
-        <w:t>(</w:t>
-      </w:r>
-      <w:proofErr w:type="gramEnd"/>
-      <w:r>
-        <w:rPr>
-          <w:b/>
-          <w:bCs/>
-          <w:sz w:val="32"/>
-          <w:szCs w:val="32"/>
-        </w:rPr>
-        <w:t>)</w:t>
+        <w:t>()</w:t>
       </w:r>
       <w:r>
         <w:rPr>
@@ -767,7 +664,6 @@
         </w:rPr>
       </w:pPr>
       <w:proofErr w:type="spellStart"/>
-      <w:proofErr w:type="gramStart"/>
       <w:r>
         <w:rPr>
           <w:b/>
@@ -785,17 +681,7 @@
           <w:sz w:val="32"/>
           <w:szCs w:val="32"/>
         </w:rPr>
-        <w:t>(</w:t>
-      </w:r>
-      <w:proofErr w:type="gramEnd"/>
-      <w:r>
-        <w:rPr>
-          <w:b/>
-          <w:bCs/>
-          <w:sz w:val="32"/>
-          <w:szCs w:val="32"/>
-        </w:rPr>
-        <w:t>)</w:t>
+        <w:t>()</w:t>
       </w:r>
       <w:r>
         <w:rPr>
@@ -856,25 +742,14 @@
           <w:szCs w:val="32"/>
         </w:rPr>
       </w:pPr>
-      <w:proofErr w:type="gramStart"/>
-      <w:r>
-        <w:rPr>
-          <w:b/>
-          <w:bCs/>
-          <w:sz w:val="32"/>
-          <w:szCs w:val="32"/>
-        </w:rPr>
-        <w:t>deactivate(</w:t>
-      </w:r>
-      <w:proofErr w:type="gramEnd"/>
-      <w:r>
-        <w:rPr>
-          <w:b/>
-          <w:bCs/>
-          <w:sz w:val="32"/>
-          <w:szCs w:val="32"/>
-        </w:rPr>
-        <w:t>)</w:t>
+      <w:r>
+        <w:rPr>
+          <w:b/>
+          <w:bCs/>
+          <w:sz w:val="32"/>
+          <w:szCs w:val="32"/>
+        </w:rPr>
+        <w:t>deactivate()</w:t>
       </w:r>
       <w:r>
         <w:rPr>
@@ -953,25 +828,14 @@
           <w:szCs w:val="28"/>
         </w:rPr>
       </w:pPr>
-      <w:proofErr w:type="gramStart"/>
-      <w:r>
-        <w:rPr>
-          <w:b/>
-          <w:bCs/>
-          <w:sz w:val="32"/>
-          <w:szCs w:val="32"/>
-        </w:rPr>
-        <w:t>dispose(</w:t>
-      </w:r>
-      <w:proofErr w:type="gramEnd"/>
-      <w:r>
-        <w:rPr>
-          <w:b/>
-          <w:bCs/>
-          <w:sz w:val="32"/>
-          <w:szCs w:val="32"/>
-        </w:rPr>
-        <w:t>)</w:t>
+      <w:r>
+        <w:rPr>
+          <w:b/>
+          <w:bCs/>
+          <w:sz w:val="32"/>
+          <w:szCs w:val="32"/>
+        </w:rPr>
+        <w:t>dispose()</w:t>
       </w:r>
       <w:r>
         <w:rPr>
@@ -1104,7 +968,6 @@
         </w:rPr>
       </w:pPr>
       <w:proofErr w:type="spellStart"/>
-      <w:proofErr w:type="gramStart"/>
       <w:r>
         <w:rPr>
           <w:b/>
@@ -1123,17 +986,7 @@
           <w:sz w:val="32"/>
           <w:szCs w:val="32"/>
         </w:rPr>
-        <w:t>(</w:t>
-      </w:r>
-      <w:proofErr w:type="gramEnd"/>
-      <w:r>
-        <w:rPr>
-          <w:b/>
-          <w:bCs/>
-          <w:sz w:val="32"/>
-          <w:szCs w:val="32"/>
-        </w:rPr>
-        <w:t>):</w:t>
+        <w:t>():</w:t>
       </w:r>
     </w:p>
     <w:p>
@@ -1152,7 +1005,6 @@
         <w:t xml:space="preserve"># </w:t>
       </w:r>
       <w:proofErr w:type="spellStart"/>
-      <w:proofErr w:type="gramStart"/>
       <w:r>
         <w:rPr>
           <w:b/>
@@ -1170,17 +1022,7 @@
           <w:sz w:val="32"/>
           <w:szCs w:val="32"/>
         </w:rPr>
-        <w:t>(</w:t>
-      </w:r>
-      <w:proofErr w:type="gramEnd"/>
-      <w:r>
-        <w:rPr>
-          <w:b/>
-          <w:bCs/>
-          <w:sz w:val="32"/>
-          <w:szCs w:val="32"/>
-        </w:rPr>
-        <w:t>)</w:t>
+        <w:t>()</w:t>
       </w:r>
       <w:r>
         <w:rPr>
@@ -1300,7 +1142,6 @@
         <w:t xml:space="preserve">&gt; </w:t>
       </w:r>
       <w:proofErr w:type="spellStart"/>
-      <w:proofErr w:type="gramStart"/>
       <w:r>
         <w:rPr>
           <w:b/>
@@ -1320,18 +1161,7 @@
           <w:sz w:val="32"/>
           <w:szCs w:val="32"/>
         </w:rPr>
-        <w:t>(</w:t>
-      </w:r>
-      <w:proofErr w:type="gramEnd"/>
-      <w:r>
-        <w:rPr>
-          <w:b/>
-          <w:bCs/>
-          <w:color w:val="D86DCB" w:themeColor="accent5" w:themeTint="99"/>
-          <w:sz w:val="32"/>
-          <w:szCs w:val="32"/>
-        </w:rPr>
-        <w:t>) =&gt; _</w:t>
+        <w:t>() =&gt; _</w:t>
       </w:r>
       <w:proofErr w:type="spellStart"/>
       <w:r>
@@ -1454,23 +1284,7 @@
           <w:sz w:val="32"/>
           <w:szCs w:val="32"/>
         </w:rPr>
-        <w:t xml:space="preserve">) has a built-in </w:t>
-      </w:r>
-      <w:proofErr w:type="spellStart"/>
-      <w:r>
-        <w:rPr>
-          <w:sz w:val="32"/>
-          <w:szCs w:val="32"/>
-        </w:rPr>
-        <w:t>boolean</w:t>
-      </w:r>
-      <w:proofErr w:type="spellEnd"/>
-      <w:r>
-        <w:rPr>
-          <w:sz w:val="32"/>
-          <w:szCs w:val="32"/>
-        </w:rPr>
-        <w:t xml:space="preserve"> property called </w:t>
+        <w:t xml:space="preserve">) has a built-in boolean property called </w:t>
       </w:r>
       <w:r>
         <w:rPr>
@@ -1568,29 +1382,7 @@
           <w:sz w:val="32"/>
           <w:szCs w:val="32"/>
         </w:rPr>
-        <w:t xml:space="preserve">bool </w:t>
-      </w:r>
-      <w:proofErr w:type="gramStart"/>
-      <w:r>
-        <w:rPr>
-          <w:b/>
-          <w:bCs/>
-          <w:color w:val="D86DCB" w:themeColor="accent5" w:themeTint="99"/>
-          <w:sz w:val="32"/>
-          <w:szCs w:val="32"/>
-        </w:rPr>
-        <w:t>get</w:t>
-      </w:r>
-      <w:proofErr w:type="gramEnd"/>
-      <w:r>
-        <w:rPr>
-          <w:b/>
-          <w:bCs/>
-          <w:color w:val="D86DCB" w:themeColor="accent5" w:themeTint="99"/>
-          <w:sz w:val="32"/>
-          <w:szCs w:val="32"/>
-        </w:rPr>
-        <w:t xml:space="preserve"> mounted</w:t>
+        <w:t>bool get mounted</w:t>
       </w:r>
     </w:p>
     <w:p>
@@ -1625,7 +1417,6 @@
         <w:t xml:space="preserve">), Flutter might rebuild or dispose of the widget before the function finishes. If our widget was navigated away or disposed while waiting, calling </w:t>
       </w:r>
       <w:proofErr w:type="spellStart"/>
-      <w:proofErr w:type="gramStart"/>
       <w:r>
         <w:rPr>
           <w:b/>
@@ -1643,126 +1434,534 @@
           <w:sz w:val="32"/>
           <w:szCs w:val="32"/>
         </w:rPr>
+        <w:t>()</w:t>
+      </w:r>
+      <w:r>
+        <w:rPr>
+          <w:sz w:val="32"/>
+          <w:szCs w:val="32"/>
+        </w:rPr>
+        <w:t xml:space="preserve"> or showing a </w:t>
+      </w:r>
+      <w:proofErr w:type="spellStart"/>
+      <w:r>
+        <w:rPr>
+          <w:b/>
+          <w:bCs/>
+          <w:sz w:val="32"/>
+          <w:szCs w:val="32"/>
+        </w:rPr>
+        <w:t>SnackB</w:t>
+      </w:r>
+      <w:r>
+        <w:rPr>
+          <w:b/>
+          <w:bCs/>
+          <w:sz w:val="32"/>
+          <w:szCs w:val="32"/>
+        </w:rPr>
+        <w:t>a</w:t>
+      </w:r>
+      <w:r>
+        <w:rPr>
+          <w:b/>
+          <w:bCs/>
+          <w:sz w:val="32"/>
+          <w:szCs w:val="32"/>
+        </w:rPr>
+        <w:t>r</w:t>
+      </w:r>
+      <w:proofErr w:type="spellEnd"/>
+      <w:r>
+        <w:rPr>
+          <w:sz w:val="32"/>
+          <w:szCs w:val="32"/>
+        </w:rPr>
+        <w:t xml:space="preserve"> using </w:t>
+      </w:r>
+      <w:r>
+        <w:rPr>
+          <w:b/>
+          <w:bCs/>
+          <w:sz w:val="32"/>
+          <w:szCs w:val="32"/>
+        </w:rPr>
+        <w:t>context</w:t>
+      </w:r>
+      <w:r>
+        <w:rPr>
+          <w:sz w:val="32"/>
+          <w:szCs w:val="32"/>
+        </w:rPr>
+        <w:t xml:space="preserve"> will show an error.</w:t>
+      </w:r>
+    </w:p>
+    <w:p>
+      <w:pPr>
+        <w:jc w:val="both"/>
+        <w:rPr>
+          <w:sz w:val="32"/>
+          <w:szCs w:val="32"/>
+        </w:rPr>
+      </w:pPr>
+      <w:r>
+        <w:rPr>
+          <w:sz w:val="32"/>
+          <w:szCs w:val="32"/>
+        </w:rPr>
+        <w:t># We can safely guard against this by checking if the widget is still mounted after any async gap:</w:t>
+      </w:r>
+    </w:p>
+    <w:p>
+      <w:pPr>
+        <w:jc w:val="both"/>
+        <w:rPr>
+          <w:b/>
+          <w:bCs/>
+          <w:color w:val="D86DCB" w:themeColor="accent5" w:themeTint="99"/>
+          <w:sz w:val="32"/>
+          <w:szCs w:val="32"/>
+        </w:rPr>
+      </w:pPr>
+      <w:r>
+        <w:rPr>
+          <w:b/>
+          <w:bCs/>
+          <w:color w:val="D86DCB" w:themeColor="accent5" w:themeTint="99"/>
+          <w:sz w:val="32"/>
+          <w:szCs w:val="32"/>
+        </w:rPr>
+        <w:t>_</w:t>
+      </w:r>
+      <w:proofErr w:type="spellStart"/>
+      <w:r>
+        <w:rPr>
+          <w:b/>
+          <w:bCs/>
+          <w:color w:val="D86DCB" w:themeColor="accent5" w:themeTint="99"/>
+          <w:sz w:val="32"/>
+          <w:szCs w:val="32"/>
+        </w:rPr>
+        <w:t>fetchWeather</w:t>
+      </w:r>
+      <w:proofErr w:type="spellEnd"/>
+      <w:r>
+        <w:rPr>
+          <w:b/>
+          <w:bCs/>
+          <w:color w:val="D86DCB" w:themeColor="accent5" w:themeTint="99"/>
+          <w:sz w:val="32"/>
+          <w:szCs w:val="32"/>
+        </w:rPr>
+        <w:t>() async {</w:t>
+      </w:r>
+    </w:p>
+    <w:p>
+      <w:pPr>
+        <w:jc w:val="both"/>
+        <w:rPr>
+          <w:b/>
+          <w:bCs/>
+          <w:color w:val="D86DCB" w:themeColor="accent5" w:themeTint="99"/>
+          <w:sz w:val="32"/>
+          <w:szCs w:val="32"/>
+        </w:rPr>
+      </w:pPr>
+      <w:r>
+        <w:rPr>
+          <w:b/>
+          <w:bCs/>
+          <w:color w:val="D86DCB" w:themeColor="accent5" w:themeTint="99"/>
+          <w:sz w:val="32"/>
+          <w:szCs w:val="32"/>
+        </w:rPr>
+        <w:t xml:space="preserve">  String </w:t>
+      </w:r>
+      <w:proofErr w:type="spellStart"/>
+      <w:r>
+        <w:rPr>
+          <w:b/>
+          <w:bCs/>
+          <w:color w:val="D86DCB" w:themeColor="accent5" w:themeTint="99"/>
+          <w:sz w:val="32"/>
+          <w:szCs w:val="32"/>
+        </w:rPr>
+        <w:t>cityName</w:t>
+      </w:r>
+      <w:proofErr w:type="spellEnd"/>
+      <w:r>
+        <w:rPr>
+          <w:b/>
+          <w:bCs/>
+          <w:color w:val="D86DCB" w:themeColor="accent5" w:themeTint="99"/>
+          <w:sz w:val="32"/>
+          <w:szCs w:val="32"/>
+        </w:rPr>
+        <w:t xml:space="preserve"> = await _</w:t>
+      </w:r>
+      <w:proofErr w:type="spellStart"/>
+      <w:r>
+        <w:rPr>
+          <w:b/>
+          <w:bCs/>
+          <w:color w:val="D86DCB" w:themeColor="accent5" w:themeTint="99"/>
+          <w:sz w:val="32"/>
+          <w:szCs w:val="32"/>
+        </w:rPr>
+        <w:t>weatherService.getCurrentCity</w:t>
+      </w:r>
+      <w:proofErr w:type="spellEnd"/>
+      <w:r>
+        <w:rPr>
+          <w:b/>
+          <w:bCs/>
+          <w:color w:val="D86DCB" w:themeColor="accent5" w:themeTint="99"/>
+          <w:sz w:val="32"/>
+          <w:szCs w:val="32"/>
+        </w:rPr>
+        <w:t>();</w:t>
+      </w:r>
+    </w:p>
+    <w:p>
+      <w:pPr>
+        <w:jc w:val="both"/>
+        <w:rPr>
+          <w:b/>
+          <w:bCs/>
+          <w:color w:val="D86DCB" w:themeColor="accent5" w:themeTint="99"/>
+          <w:sz w:val="32"/>
+          <w:szCs w:val="32"/>
+        </w:rPr>
+      </w:pPr>
+      <w:r>
+        <w:rPr>
+          <w:b/>
+          <w:bCs/>
+          <w:color w:val="D86DCB" w:themeColor="accent5" w:themeTint="99"/>
+          <w:sz w:val="32"/>
+          <w:szCs w:val="32"/>
+        </w:rPr>
+        <w:lastRenderedPageBreak/>
+        <w:t xml:space="preserve">  if (!mounted) return; // Stop if widget is no longer in tree</w:t>
+      </w:r>
+    </w:p>
+    <w:p>
+      <w:pPr>
+        <w:jc w:val="both"/>
+        <w:rPr>
+          <w:b/>
+          <w:bCs/>
+          <w:color w:val="D86DCB" w:themeColor="accent5" w:themeTint="99"/>
+          <w:sz w:val="32"/>
+          <w:szCs w:val="32"/>
+        </w:rPr>
+      </w:pPr>
+      <w:r>
+        <w:rPr>
+          <w:b/>
+          <w:bCs/>
+          <w:color w:val="D86DCB" w:themeColor="accent5" w:themeTint="99"/>
+          <w:sz w:val="32"/>
+          <w:szCs w:val="32"/>
+        </w:rPr>
+        <w:t xml:space="preserve">  try {</w:t>
+      </w:r>
+    </w:p>
+    <w:p>
+      <w:pPr>
+        <w:jc w:val="both"/>
+        <w:rPr>
+          <w:b/>
+          <w:bCs/>
+          <w:color w:val="D86DCB" w:themeColor="accent5" w:themeTint="99"/>
+          <w:sz w:val="32"/>
+          <w:szCs w:val="32"/>
+        </w:rPr>
+      </w:pPr>
+      <w:r>
+        <w:rPr>
+          <w:b/>
+          <w:bCs/>
+          <w:color w:val="D86DCB" w:themeColor="accent5" w:themeTint="99"/>
+          <w:sz w:val="32"/>
+          <w:szCs w:val="32"/>
+        </w:rPr>
+        <w:t xml:space="preserve">    final weather = await _</w:t>
+      </w:r>
+      <w:proofErr w:type="spellStart"/>
+      <w:r>
+        <w:rPr>
+          <w:b/>
+          <w:bCs/>
+          <w:color w:val="D86DCB" w:themeColor="accent5" w:themeTint="99"/>
+          <w:sz w:val="32"/>
+          <w:szCs w:val="32"/>
+        </w:rPr>
+        <w:t>weatherService.getWeather</w:t>
+      </w:r>
+      <w:proofErr w:type="spellEnd"/>
+      <w:r>
+        <w:rPr>
+          <w:b/>
+          <w:bCs/>
+          <w:color w:val="D86DCB" w:themeColor="accent5" w:themeTint="99"/>
+          <w:sz w:val="32"/>
+          <w:szCs w:val="32"/>
+        </w:rPr>
         <w:t>(</w:t>
       </w:r>
-      <w:proofErr w:type="gramEnd"/>
-      <w:r>
-        <w:rPr>
-          <w:b/>
-          <w:bCs/>
-          <w:sz w:val="32"/>
-          <w:szCs w:val="32"/>
-        </w:rPr>
-        <w:t>)</w:t>
-      </w:r>
-      <w:r>
-        <w:rPr>
-          <w:sz w:val="32"/>
-          <w:szCs w:val="32"/>
-        </w:rPr>
-        <w:t xml:space="preserve"> or showing a </w:t>
-      </w:r>
-      <w:proofErr w:type="spellStart"/>
-      <w:r>
-        <w:rPr>
-          <w:b/>
-          <w:bCs/>
-          <w:sz w:val="32"/>
-          <w:szCs w:val="32"/>
-        </w:rPr>
-        <w:t>SnackB</w:t>
-      </w:r>
-      <w:r>
-        <w:rPr>
-          <w:b/>
-          <w:bCs/>
-          <w:sz w:val="32"/>
-          <w:szCs w:val="32"/>
-        </w:rPr>
-        <w:t>a</w:t>
-      </w:r>
-      <w:r>
-        <w:rPr>
-          <w:b/>
-          <w:bCs/>
-          <w:sz w:val="32"/>
-          <w:szCs w:val="32"/>
-        </w:rPr>
-        <w:t>r</w:t>
-      </w:r>
-      <w:proofErr w:type="spellEnd"/>
-      <w:r>
-        <w:rPr>
-          <w:sz w:val="32"/>
-          <w:szCs w:val="32"/>
-        </w:rPr>
-        <w:t xml:space="preserve"> using </w:t>
-      </w:r>
-      <w:r>
-        <w:rPr>
-          <w:b/>
-          <w:bCs/>
-          <w:sz w:val="32"/>
-          <w:szCs w:val="32"/>
-        </w:rPr>
-        <w:t>context</w:t>
-      </w:r>
-      <w:r>
-        <w:rPr>
-          <w:sz w:val="32"/>
-          <w:szCs w:val="32"/>
-        </w:rPr>
-        <w:t xml:space="preserve"> will show an error.</w:t>
-      </w:r>
-    </w:p>
-    <w:p>
-      <w:pPr>
-        <w:jc w:val="both"/>
-        <w:rPr>
-          <w:sz w:val="32"/>
-          <w:szCs w:val="32"/>
-        </w:rPr>
-      </w:pPr>
-      <w:r>
-        <w:rPr>
-          <w:sz w:val="32"/>
-          <w:szCs w:val="32"/>
-        </w:rPr>
-        <w:t># We can safely guard against this by checking if the widget is still mounted after any async gap:</w:t>
-      </w:r>
-    </w:p>
-    <w:p>
-      <w:pPr>
-        <w:jc w:val="both"/>
-        <w:rPr>
-          <w:b/>
-          <w:bCs/>
-          <w:color w:val="D86DCB" w:themeColor="accent5" w:themeTint="99"/>
-          <w:sz w:val="32"/>
-          <w:szCs w:val="32"/>
-        </w:rPr>
-      </w:pPr>
-      <w:r>
-        <w:rPr>
-          <w:b/>
-          <w:bCs/>
-          <w:color w:val="D86DCB" w:themeColor="accent5" w:themeTint="99"/>
-          <w:sz w:val="32"/>
-          <w:szCs w:val="32"/>
-        </w:rPr>
-        <w:t>_</w:t>
-      </w:r>
-      <w:proofErr w:type="spellStart"/>
-      <w:proofErr w:type="gramStart"/>
-      <w:r>
-        <w:rPr>
-          <w:b/>
-          <w:bCs/>
-          <w:color w:val="D86DCB" w:themeColor="accent5" w:themeTint="99"/>
-          <w:sz w:val="32"/>
-          <w:szCs w:val="32"/>
-        </w:rPr>
-        <w:t>fetchWeather</w:t>
+      <w:proofErr w:type="spellStart"/>
+      <w:r>
+        <w:rPr>
+          <w:b/>
+          <w:bCs/>
+          <w:color w:val="D86DCB" w:themeColor="accent5" w:themeTint="99"/>
+          <w:sz w:val="32"/>
+          <w:szCs w:val="32"/>
+        </w:rPr>
+        <w:t>cityName</w:t>
+      </w:r>
+      <w:proofErr w:type="spellEnd"/>
+      <w:r>
+        <w:rPr>
+          <w:b/>
+          <w:bCs/>
+          <w:color w:val="D86DCB" w:themeColor="accent5" w:themeTint="99"/>
+          <w:sz w:val="32"/>
+          <w:szCs w:val="32"/>
+        </w:rPr>
+        <w:t>);</w:t>
+      </w:r>
+    </w:p>
+    <w:p>
+      <w:pPr>
+        <w:jc w:val="both"/>
+        <w:rPr>
+          <w:b/>
+          <w:bCs/>
+          <w:color w:val="D86DCB" w:themeColor="accent5" w:themeTint="99"/>
+          <w:sz w:val="32"/>
+          <w:szCs w:val="32"/>
+        </w:rPr>
+      </w:pPr>
+      <w:r>
+        <w:rPr>
+          <w:b/>
+          <w:bCs/>
+          <w:color w:val="D86DCB" w:themeColor="accent5" w:themeTint="99"/>
+          <w:sz w:val="32"/>
+          <w:szCs w:val="32"/>
+        </w:rPr>
+        <w:t xml:space="preserve">    if (!mounted) return; // again safe check before </w:t>
+      </w:r>
+      <w:proofErr w:type="spellStart"/>
+      <w:r>
+        <w:rPr>
+          <w:b/>
+          <w:bCs/>
+          <w:color w:val="D86DCB" w:themeColor="accent5" w:themeTint="99"/>
+          <w:sz w:val="32"/>
+          <w:szCs w:val="32"/>
+        </w:rPr>
+        <w:t>setState</w:t>
+      </w:r>
+      <w:proofErr w:type="spellEnd"/>
+      <w:r>
+        <w:rPr>
+          <w:b/>
+          <w:bCs/>
+          <w:color w:val="D86DCB" w:themeColor="accent5" w:themeTint="99"/>
+          <w:sz w:val="32"/>
+          <w:szCs w:val="32"/>
+        </w:rPr>
+        <w:t>()</w:t>
+      </w:r>
+    </w:p>
+    <w:p>
+      <w:pPr>
+        <w:jc w:val="both"/>
+        <w:rPr>
+          <w:b/>
+          <w:bCs/>
+          <w:color w:val="D86DCB" w:themeColor="accent5" w:themeTint="99"/>
+          <w:sz w:val="32"/>
+          <w:szCs w:val="32"/>
+        </w:rPr>
+      </w:pPr>
+      <w:r>
+        <w:rPr>
+          <w:b/>
+          <w:bCs/>
+          <w:color w:val="D86DCB" w:themeColor="accent5" w:themeTint="99"/>
+          <w:sz w:val="32"/>
+          <w:szCs w:val="32"/>
+        </w:rPr>
+        <w:t xml:space="preserve">    </w:t>
+      </w:r>
+      <w:proofErr w:type="spellStart"/>
+      <w:r>
+        <w:rPr>
+          <w:b/>
+          <w:bCs/>
+          <w:color w:val="D86DCB" w:themeColor="accent5" w:themeTint="99"/>
+          <w:sz w:val="32"/>
+          <w:szCs w:val="32"/>
+        </w:rPr>
+        <w:t>setState</w:t>
+      </w:r>
+      <w:proofErr w:type="spellEnd"/>
+      <w:r>
+        <w:rPr>
+          <w:b/>
+          <w:bCs/>
+          <w:color w:val="D86DCB" w:themeColor="accent5" w:themeTint="99"/>
+          <w:sz w:val="32"/>
+          <w:szCs w:val="32"/>
+        </w:rPr>
+        <w:t>(() {</w:t>
+      </w:r>
+    </w:p>
+    <w:p>
+      <w:pPr>
+        <w:jc w:val="both"/>
+        <w:rPr>
+          <w:b/>
+          <w:bCs/>
+          <w:color w:val="D86DCB" w:themeColor="accent5" w:themeTint="99"/>
+          <w:sz w:val="32"/>
+          <w:szCs w:val="32"/>
+        </w:rPr>
+      </w:pPr>
+      <w:r>
+        <w:rPr>
+          <w:b/>
+          <w:bCs/>
+          <w:color w:val="D86DCB" w:themeColor="accent5" w:themeTint="99"/>
+          <w:sz w:val="32"/>
+          <w:szCs w:val="32"/>
+        </w:rPr>
+        <w:t xml:space="preserve">      _weather = weather;</w:t>
+      </w:r>
+    </w:p>
+    <w:p>
+      <w:pPr>
+        <w:jc w:val="both"/>
+        <w:rPr>
+          <w:b/>
+          <w:bCs/>
+          <w:color w:val="D86DCB" w:themeColor="accent5" w:themeTint="99"/>
+          <w:sz w:val="32"/>
+          <w:szCs w:val="32"/>
+        </w:rPr>
+      </w:pPr>
+      <w:r>
+        <w:rPr>
+          <w:b/>
+          <w:bCs/>
+          <w:color w:val="D86DCB" w:themeColor="accent5" w:themeTint="99"/>
+          <w:sz w:val="32"/>
+          <w:szCs w:val="32"/>
+        </w:rPr>
+        <w:t xml:space="preserve">    });</w:t>
+      </w:r>
+    </w:p>
+    <w:p>
+      <w:pPr>
+        <w:jc w:val="both"/>
+        <w:rPr>
+          <w:b/>
+          <w:bCs/>
+          <w:color w:val="D86DCB" w:themeColor="accent5" w:themeTint="99"/>
+          <w:sz w:val="32"/>
+          <w:szCs w:val="32"/>
+        </w:rPr>
+      </w:pPr>
+      <w:r>
+        <w:rPr>
+          <w:b/>
+          <w:bCs/>
+          <w:color w:val="D86DCB" w:themeColor="accent5" w:themeTint="99"/>
+          <w:sz w:val="32"/>
+          <w:szCs w:val="32"/>
+        </w:rPr>
+        <w:t xml:space="preserve">  } catch (e) {</w:t>
+      </w:r>
+    </w:p>
+    <w:p>
+      <w:pPr>
+        <w:jc w:val="both"/>
+        <w:rPr>
+          <w:b/>
+          <w:bCs/>
+          <w:color w:val="D86DCB" w:themeColor="accent5" w:themeTint="99"/>
+          <w:sz w:val="32"/>
+          <w:szCs w:val="32"/>
+        </w:rPr>
+      </w:pPr>
+      <w:r>
+        <w:rPr>
+          <w:b/>
+          <w:bCs/>
+          <w:color w:val="D86DCB" w:themeColor="accent5" w:themeTint="99"/>
+          <w:sz w:val="32"/>
+          <w:szCs w:val="32"/>
+        </w:rPr>
+        <w:t xml:space="preserve">    if (!mounted) return;</w:t>
+      </w:r>
+    </w:p>
+    <w:p>
+      <w:pPr>
+        <w:jc w:val="both"/>
+        <w:rPr>
+          <w:b/>
+          <w:bCs/>
+          <w:color w:val="D86DCB" w:themeColor="accent5" w:themeTint="99"/>
+          <w:sz w:val="32"/>
+          <w:szCs w:val="32"/>
+        </w:rPr>
+      </w:pPr>
+      <w:r>
+        <w:rPr>
+          <w:b/>
+          <w:bCs/>
+          <w:color w:val="D86DCB" w:themeColor="accent5" w:themeTint="99"/>
+          <w:sz w:val="32"/>
+          <w:szCs w:val="32"/>
+        </w:rPr>
+        <w:t xml:space="preserve">    </w:t>
+      </w:r>
+      <w:proofErr w:type="spellStart"/>
+      <w:r>
+        <w:rPr>
+          <w:b/>
+          <w:bCs/>
+          <w:color w:val="D86DCB" w:themeColor="accent5" w:themeTint="99"/>
+          <w:sz w:val="32"/>
+          <w:szCs w:val="32"/>
+        </w:rPr>
+        <w:t>ScaffoldMessenger.of</w:t>
+      </w:r>
+      <w:proofErr w:type="spellEnd"/>
+      <w:r>
+        <w:rPr>
+          <w:b/>
+          <w:bCs/>
+          <w:color w:val="D86DCB" w:themeColor="accent5" w:themeTint="99"/>
+          <w:sz w:val="32"/>
+          <w:szCs w:val="32"/>
+        </w:rPr>
+        <w:t>(context).</w:t>
+      </w:r>
+      <w:proofErr w:type="spellStart"/>
+      <w:r>
+        <w:rPr>
+          <w:b/>
+          <w:bCs/>
+          <w:color w:val="D86DCB" w:themeColor="accent5" w:themeTint="99"/>
+          <w:sz w:val="32"/>
+          <w:szCs w:val="32"/>
+        </w:rPr>
+        <w:t>showSnackBar</w:t>
       </w:r>
       <w:proofErr w:type="spellEnd"/>
       <w:r>
@@ -1775,526 +1974,6 @@
         </w:rPr>
         <w:t>(</w:t>
       </w:r>
-      <w:proofErr w:type="gramEnd"/>
-      <w:r>
-        <w:rPr>
-          <w:b/>
-          <w:bCs/>
-          <w:color w:val="D86DCB" w:themeColor="accent5" w:themeTint="99"/>
-          <w:sz w:val="32"/>
-          <w:szCs w:val="32"/>
-        </w:rPr>
-        <w:t>) async {</w:t>
-      </w:r>
-    </w:p>
-    <w:p>
-      <w:pPr>
-        <w:jc w:val="both"/>
-        <w:rPr>
-          <w:b/>
-          <w:bCs/>
-          <w:color w:val="D86DCB" w:themeColor="accent5" w:themeTint="99"/>
-          <w:sz w:val="32"/>
-          <w:szCs w:val="32"/>
-        </w:rPr>
-      </w:pPr>
-      <w:r>
-        <w:rPr>
-          <w:b/>
-          <w:bCs/>
-          <w:color w:val="D86DCB" w:themeColor="accent5" w:themeTint="99"/>
-          <w:sz w:val="32"/>
-          <w:szCs w:val="32"/>
-        </w:rPr>
-        <w:t xml:space="preserve">  String </w:t>
-      </w:r>
-      <w:proofErr w:type="spellStart"/>
-      <w:r>
-        <w:rPr>
-          <w:b/>
-          <w:bCs/>
-          <w:color w:val="D86DCB" w:themeColor="accent5" w:themeTint="99"/>
-          <w:sz w:val="32"/>
-          <w:szCs w:val="32"/>
-        </w:rPr>
-        <w:t>cityName</w:t>
-      </w:r>
-      <w:proofErr w:type="spellEnd"/>
-      <w:r>
-        <w:rPr>
-          <w:b/>
-          <w:bCs/>
-          <w:color w:val="D86DCB" w:themeColor="accent5" w:themeTint="99"/>
-          <w:sz w:val="32"/>
-          <w:szCs w:val="32"/>
-        </w:rPr>
-        <w:t xml:space="preserve"> = await _</w:t>
-      </w:r>
-      <w:proofErr w:type="spellStart"/>
-      <w:r>
-        <w:rPr>
-          <w:b/>
-          <w:bCs/>
-          <w:color w:val="D86DCB" w:themeColor="accent5" w:themeTint="99"/>
-          <w:sz w:val="32"/>
-          <w:szCs w:val="32"/>
-        </w:rPr>
-        <w:t>weatherService.getCurrentCity</w:t>
-      </w:r>
-      <w:proofErr w:type="spellEnd"/>
-      <w:r>
-        <w:rPr>
-          <w:b/>
-          <w:bCs/>
-          <w:color w:val="D86DCB" w:themeColor="accent5" w:themeTint="99"/>
-          <w:sz w:val="32"/>
-          <w:szCs w:val="32"/>
-        </w:rPr>
-        <w:t>();</w:t>
-      </w:r>
-    </w:p>
-    <w:p>
-      <w:pPr>
-        <w:jc w:val="both"/>
-        <w:rPr>
-          <w:b/>
-          <w:bCs/>
-          <w:color w:val="D86DCB" w:themeColor="accent5" w:themeTint="99"/>
-          <w:sz w:val="32"/>
-          <w:szCs w:val="32"/>
-        </w:rPr>
-      </w:pPr>
-      <w:r>
-        <w:rPr>
-          <w:b/>
-          <w:bCs/>
-          <w:color w:val="D86DCB" w:themeColor="accent5" w:themeTint="99"/>
-          <w:sz w:val="32"/>
-          <w:szCs w:val="32"/>
-        </w:rPr>
-        <w:lastRenderedPageBreak/>
-        <w:t xml:space="preserve">  if </w:t>
-      </w:r>
-      <w:proofErr w:type="gramStart"/>
-      <w:r>
-        <w:rPr>
-          <w:b/>
-          <w:bCs/>
-          <w:color w:val="D86DCB" w:themeColor="accent5" w:themeTint="99"/>
-          <w:sz w:val="32"/>
-          <w:szCs w:val="32"/>
-        </w:rPr>
-        <w:t>(!mounted</w:t>
-      </w:r>
-      <w:proofErr w:type="gramEnd"/>
-      <w:r>
-        <w:rPr>
-          <w:b/>
-          <w:bCs/>
-          <w:color w:val="D86DCB" w:themeColor="accent5" w:themeTint="99"/>
-          <w:sz w:val="32"/>
-          <w:szCs w:val="32"/>
-        </w:rPr>
-        <w:t>) return; // Stop if widget is no longer in tree</w:t>
-      </w:r>
-    </w:p>
-    <w:p>
-      <w:pPr>
-        <w:jc w:val="both"/>
-        <w:rPr>
-          <w:b/>
-          <w:bCs/>
-          <w:color w:val="D86DCB" w:themeColor="accent5" w:themeTint="99"/>
-          <w:sz w:val="32"/>
-          <w:szCs w:val="32"/>
-        </w:rPr>
-      </w:pPr>
-      <w:r>
-        <w:rPr>
-          <w:b/>
-          <w:bCs/>
-          <w:color w:val="D86DCB" w:themeColor="accent5" w:themeTint="99"/>
-          <w:sz w:val="32"/>
-          <w:szCs w:val="32"/>
-        </w:rPr>
-        <w:t xml:space="preserve">  try {</w:t>
-      </w:r>
-    </w:p>
-    <w:p>
-      <w:pPr>
-        <w:jc w:val="both"/>
-        <w:rPr>
-          <w:b/>
-          <w:bCs/>
-          <w:color w:val="D86DCB" w:themeColor="accent5" w:themeTint="99"/>
-          <w:sz w:val="32"/>
-          <w:szCs w:val="32"/>
-        </w:rPr>
-      </w:pPr>
-      <w:r>
-        <w:rPr>
-          <w:b/>
-          <w:bCs/>
-          <w:color w:val="D86DCB" w:themeColor="accent5" w:themeTint="99"/>
-          <w:sz w:val="32"/>
-          <w:szCs w:val="32"/>
-        </w:rPr>
-        <w:t xml:space="preserve">    final weather = await _</w:t>
-      </w:r>
-      <w:proofErr w:type="spellStart"/>
-      <w:r>
-        <w:rPr>
-          <w:b/>
-          <w:bCs/>
-          <w:color w:val="D86DCB" w:themeColor="accent5" w:themeTint="99"/>
-          <w:sz w:val="32"/>
-          <w:szCs w:val="32"/>
-        </w:rPr>
-        <w:t>weatherService.getWeather</w:t>
-      </w:r>
-      <w:proofErr w:type="spellEnd"/>
-      <w:r>
-        <w:rPr>
-          <w:b/>
-          <w:bCs/>
-          <w:color w:val="D86DCB" w:themeColor="accent5" w:themeTint="99"/>
-          <w:sz w:val="32"/>
-          <w:szCs w:val="32"/>
-        </w:rPr>
-        <w:t>(</w:t>
-      </w:r>
-      <w:proofErr w:type="spellStart"/>
-      <w:r>
-        <w:rPr>
-          <w:b/>
-          <w:bCs/>
-          <w:color w:val="D86DCB" w:themeColor="accent5" w:themeTint="99"/>
-          <w:sz w:val="32"/>
-          <w:szCs w:val="32"/>
-        </w:rPr>
-        <w:t>cityName</w:t>
-      </w:r>
-      <w:proofErr w:type="spellEnd"/>
-      <w:r>
-        <w:rPr>
-          <w:b/>
-          <w:bCs/>
-          <w:color w:val="D86DCB" w:themeColor="accent5" w:themeTint="99"/>
-          <w:sz w:val="32"/>
-          <w:szCs w:val="32"/>
-        </w:rPr>
-        <w:t>);</w:t>
-      </w:r>
-    </w:p>
-    <w:p>
-      <w:pPr>
-        <w:jc w:val="both"/>
-        <w:rPr>
-          <w:b/>
-          <w:bCs/>
-          <w:color w:val="D86DCB" w:themeColor="accent5" w:themeTint="99"/>
-          <w:sz w:val="32"/>
-          <w:szCs w:val="32"/>
-        </w:rPr>
-      </w:pPr>
-      <w:r>
-        <w:rPr>
-          <w:b/>
-          <w:bCs/>
-          <w:color w:val="D86DCB" w:themeColor="accent5" w:themeTint="99"/>
-          <w:sz w:val="32"/>
-          <w:szCs w:val="32"/>
-        </w:rPr>
-        <w:t xml:space="preserve">    if </w:t>
-      </w:r>
-      <w:proofErr w:type="gramStart"/>
-      <w:r>
-        <w:rPr>
-          <w:b/>
-          <w:bCs/>
-          <w:color w:val="D86DCB" w:themeColor="accent5" w:themeTint="99"/>
-          <w:sz w:val="32"/>
-          <w:szCs w:val="32"/>
-        </w:rPr>
-        <w:t>(!mounted</w:t>
-      </w:r>
-      <w:proofErr w:type="gramEnd"/>
-      <w:r>
-        <w:rPr>
-          <w:b/>
-          <w:bCs/>
-          <w:color w:val="D86DCB" w:themeColor="accent5" w:themeTint="99"/>
-          <w:sz w:val="32"/>
-          <w:szCs w:val="32"/>
-        </w:rPr>
-        <w:t xml:space="preserve">) return; // again safe check before </w:t>
-      </w:r>
-      <w:proofErr w:type="spellStart"/>
-      <w:r>
-        <w:rPr>
-          <w:b/>
-          <w:bCs/>
-          <w:color w:val="D86DCB" w:themeColor="accent5" w:themeTint="99"/>
-          <w:sz w:val="32"/>
-          <w:szCs w:val="32"/>
-        </w:rPr>
-        <w:t>setState</w:t>
-      </w:r>
-      <w:proofErr w:type="spellEnd"/>
-      <w:r>
-        <w:rPr>
-          <w:b/>
-          <w:bCs/>
-          <w:color w:val="D86DCB" w:themeColor="accent5" w:themeTint="99"/>
-          <w:sz w:val="32"/>
-          <w:szCs w:val="32"/>
-        </w:rPr>
-        <w:t>()</w:t>
-      </w:r>
-    </w:p>
-    <w:p>
-      <w:pPr>
-        <w:jc w:val="both"/>
-        <w:rPr>
-          <w:b/>
-          <w:bCs/>
-          <w:color w:val="D86DCB" w:themeColor="accent5" w:themeTint="99"/>
-          <w:sz w:val="32"/>
-          <w:szCs w:val="32"/>
-        </w:rPr>
-      </w:pPr>
-      <w:r>
-        <w:rPr>
-          <w:b/>
-          <w:bCs/>
-          <w:color w:val="D86DCB" w:themeColor="accent5" w:themeTint="99"/>
-          <w:sz w:val="32"/>
-          <w:szCs w:val="32"/>
-        </w:rPr>
-        <w:t xml:space="preserve">    </w:t>
-      </w:r>
-      <w:proofErr w:type="spellStart"/>
-      <w:proofErr w:type="gramStart"/>
-      <w:r>
-        <w:rPr>
-          <w:b/>
-          <w:bCs/>
-          <w:color w:val="D86DCB" w:themeColor="accent5" w:themeTint="99"/>
-          <w:sz w:val="32"/>
-          <w:szCs w:val="32"/>
-        </w:rPr>
-        <w:t>setState</w:t>
-      </w:r>
-      <w:proofErr w:type="spellEnd"/>
-      <w:r>
-        <w:rPr>
-          <w:b/>
-          <w:bCs/>
-          <w:color w:val="D86DCB" w:themeColor="accent5" w:themeTint="99"/>
-          <w:sz w:val="32"/>
-          <w:szCs w:val="32"/>
-        </w:rPr>
-        <w:t>(</w:t>
-      </w:r>
-      <w:proofErr w:type="gramEnd"/>
-      <w:r>
-        <w:rPr>
-          <w:b/>
-          <w:bCs/>
-          <w:color w:val="D86DCB" w:themeColor="accent5" w:themeTint="99"/>
-          <w:sz w:val="32"/>
-          <w:szCs w:val="32"/>
-        </w:rPr>
-        <w:t>() {</w:t>
-      </w:r>
-    </w:p>
-    <w:p>
-      <w:pPr>
-        <w:jc w:val="both"/>
-        <w:rPr>
-          <w:b/>
-          <w:bCs/>
-          <w:color w:val="D86DCB" w:themeColor="accent5" w:themeTint="99"/>
-          <w:sz w:val="32"/>
-          <w:szCs w:val="32"/>
-        </w:rPr>
-      </w:pPr>
-      <w:r>
-        <w:rPr>
-          <w:b/>
-          <w:bCs/>
-          <w:color w:val="D86DCB" w:themeColor="accent5" w:themeTint="99"/>
-          <w:sz w:val="32"/>
-          <w:szCs w:val="32"/>
-        </w:rPr>
-        <w:t xml:space="preserve">      _weather = weather;</w:t>
-      </w:r>
-    </w:p>
-    <w:p>
-      <w:pPr>
-        <w:jc w:val="both"/>
-        <w:rPr>
-          <w:b/>
-          <w:bCs/>
-          <w:color w:val="D86DCB" w:themeColor="accent5" w:themeTint="99"/>
-          <w:sz w:val="32"/>
-          <w:szCs w:val="32"/>
-        </w:rPr>
-      </w:pPr>
-      <w:r>
-        <w:rPr>
-          <w:b/>
-          <w:bCs/>
-          <w:color w:val="D86DCB" w:themeColor="accent5" w:themeTint="99"/>
-          <w:sz w:val="32"/>
-          <w:szCs w:val="32"/>
-        </w:rPr>
-        <w:t xml:space="preserve">    });</w:t>
-      </w:r>
-    </w:p>
-    <w:p>
-      <w:pPr>
-        <w:jc w:val="both"/>
-        <w:rPr>
-          <w:b/>
-          <w:bCs/>
-          <w:color w:val="D86DCB" w:themeColor="accent5" w:themeTint="99"/>
-          <w:sz w:val="32"/>
-          <w:szCs w:val="32"/>
-        </w:rPr>
-      </w:pPr>
-      <w:r>
-        <w:rPr>
-          <w:b/>
-          <w:bCs/>
-          <w:color w:val="D86DCB" w:themeColor="accent5" w:themeTint="99"/>
-          <w:sz w:val="32"/>
-          <w:szCs w:val="32"/>
-        </w:rPr>
-        <w:t xml:space="preserve">  } catch (e) {</w:t>
-      </w:r>
-    </w:p>
-    <w:p>
-      <w:pPr>
-        <w:jc w:val="both"/>
-        <w:rPr>
-          <w:b/>
-          <w:bCs/>
-          <w:color w:val="D86DCB" w:themeColor="accent5" w:themeTint="99"/>
-          <w:sz w:val="32"/>
-          <w:szCs w:val="32"/>
-        </w:rPr>
-      </w:pPr>
-      <w:r>
-        <w:rPr>
-          <w:b/>
-          <w:bCs/>
-          <w:color w:val="D86DCB" w:themeColor="accent5" w:themeTint="99"/>
-          <w:sz w:val="32"/>
-          <w:szCs w:val="32"/>
-        </w:rPr>
-        <w:t xml:space="preserve">    if </w:t>
-      </w:r>
-      <w:proofErr w:type="gramStart"/>
-      <w:r>
-        <w:rPr>
-          <w:b/>
-          <w:bCs/>
-          <w:color w:val="D86DCB" w:themeColor="accent5" w:themeTint="99"/>
-          <w:sz w:val="32"/>
-          <w:szCs w:val="32"/>
-        </w:rPr>
-        <w:t>(!mounted</w:t>
-      </w:r>
-      <w:proofErr w:type="gramEnd"/>
-      <w:r>
-        <w:rPr>
-          <w:b/>
-          <w:bCs/>
-          <w:color w:val="D86DCB" w:themeColor="accent5" w:themeTint="99"/>
-          <w:sz w:val="32"/>
-          <w:szCs w:val="32"/>
-        </w:rPr>
-        <w:t>) return;</w:t>
-      </w:r>
-    </w:p>
-    <w:p>
-      <w:pPr>
-        <w:jc w:val="both"/>
-        <w:rPr>
-          <w:b/>
-          <w:bCs/>
-          <w:color w:val="D86DCB" w:themeColor="accent5" w:themeTint="99"/>
-          <w:sz w:val="32"/>
-          <w:szCs w:val="32"/>
-        </w:rPr>
-      </w:pPr>
-      <w:r>
-        <w:rPr>
-          <w:b/>
-          <w:bCs/>
-          <w:color w:val="D86DCB" w:themeColor="accent5" w:themeTint="99"/>
-          <w:sz w:val="32"/>
-          <w:szCs w:val="32"/>
-        </w:rPr>
-        <w:t xml:space="preserve">    </w:t>
-      </w:r>
-      <w:proofErr w:type="spellStart"/>
-      <w:r>
-        <w:rPr>
-          <w:b/>
-          <w:bCs/>
-          <w:color w:val="D86DCB" w:themeColor="accent5" w:themeTint="99"/>
-          <w:sz w:val="32"/>
-          <w:szCs w:val="32"/>
-        </w:rPr>
-        <w:t>ScaffoldMessenger.of</w:t>
-      </w:r>
-      <w:proofErr w:type="spellEnd"/>
-      <w:r>
-        <w:rPr>
-          <w:b/>
-          <w:bCs/>
-          <w:color w:val="D86DCB" w:themeColor="accent5" w:themeTint="99"/>
-          <w:sz w:val="32"/>
-          <w:szCs w:val="32"/>
-        </w:rPr>
-        <w:t>(context</w:t>
-      </w:r>
-      <w:proofErr w:type="gramStart"/>
-      <w:r>
-        <w:rPr>
-          <w:b/>
-          <w:bCs/>
-          <w:color w:val="D86DCB" w:themeColor="accent5" w:themeTint="99"/>
-          <w:sz w:val="32"/>
-          <w:szCs w:val="32"/>
-        </w:rPr>
-        <w:t>).</w:t>
-      </w:r>
-      <w:proofErr w:type="spellStart"/>
-      <w:r>
-        <w:rPr>
-          <w:b/>
-          <w:bCs/>
-          <w:color w:val="D86DCB" w:themeColor="accent5" w:themeTint="99"/>
-          <w:sz w:val="32"/>
-          <w:szCs w:val="32"/>
-        </w:rPr>
-        <w:t>showSnackBar</w:t>
-      </w:r>
-      <w:proofErr w:type="spellEnd"/>
-      <w:proofErr w:type="gramEnd"/>
-      <w:r>
-        <w:rPr>
-          <w:b/>
-          <w:bCs/>
-          <w:color w:val="D86DCB" w:themeColor="accent5" w:themeTint="99"/>
-          <w:sz w:val="32"/>
-          <w:szCs w:val="32"/>
-        </w:rPr>
-        <w:t>(</w:t>
-      </w:r>
     </w:p>
     <w:p>
       <w:pPr>
@@ -2318,7 +1997,6 @@
         <w:t xml:space="preserve">      </w:t>
       </w:r>
       <w:proofErr w:type="spellStart"/>
-      <w:proofErr w:type="gramStart"/>
       <w:r>
         <w:rPr>
           <w:b/>
@@ -2338,18 +2016,7 @@
           <w:sz w:val="32"/>
           <w:szCs w:val="32"/>
         </w:rPr>
-        <w:t>(</w:t>
-      </w:r>
-      <w:proofErr w:type="gramEnd"/>
-      <w:r>
-        <w:rPr>
-          <w:b/>
-          <w:bCs/>
-          <w:color w:val="D86DCB" w:themeColor="accent5" w:themeTint="99"/>
-          <w:sz w:val="32"/>
-          <w:szCs w:val="32"/>
-        </w:rPr>
-        <w:t>content: Text(</w:t>
+        <w:t>(content: Text(</w:t>
       </w:r>
       <w:proofErr w:type="spellStart"/>
       <w:r>
@@ -2527,7 +2194,6 @@
         <w:t xml:space="preserve"> </w:t>
       </w:r>
       <w:proofErr w:type="spellStart"/>
-      <w:proofErr w:type="gramStart"/>
       <w:r>
         <w:rPr>
           <w:b/>
@@ -2545,17 +2211,7 @@
           <w:sz w:val="32"/>
           <w:szCs w:val="32"/>
         </w:rPr>
-        <w:t>(</w:t>
-      </w:r>
-      <w:proofErr w:type="gramEnd"/>
-      <w:r>
-        <w:rPr>
-          <w:b/>
-          <w:bCs/>
-          <w:sz w:val="32"/>
-          <w:szCs w:val="32"/>
-        </w:rPr>
-        <w:t>)</w:t>
+        <w:t>()</w:t>
       </w:r>
     </w:p>
     <w:p>
@@ -2636,7 +2292,6 @@
         </w:rPr>
       </w:pPr>
       <w:proofErr w:type="spellStart"/>
-      <w:proofErr w:type="gramStart"/>
       <w:r>
         <w:rPr>
           <w:sz w:val="32"/>
@@ -2645,7 +2300,6 @@
         <w:t>context.mounted</w:t>
       </w:r>
       <w:proofErr w:type="spellEnd"/>
-      <w:proofErr w:type="gramEnd"/>
       <w:r>
         <w:rPr>
           <w:sz w:val="32"/>
@@ -2673,7 +2327,6 @@
         <w:t xml:space="preserve"># We can also use </w:t>
       </w:r>
       <w:proofErr w:type="spellStart"/>
-      <w:proofErr w:type="gramStart"/>
       <w:r>
         <w:rPr>
           <w:b/>
@@ -2684,7 +2337,6 @@
         <w:t>context.mounted</w:t>
       </w:r>
       <w:proofErr w:type="spellEnd"/>
-      <w:proofErr w:type="gramEnd"/>
       <w:r>
         <w:rPr>
           <w:b/>
@@ -2762,113 +2414,560 @@
           <w:sz w:val="32"/>
           <w:szCs w:val="32"/>
         </w:rPr>
-        <w:t>if</w:t>
-      </w:r>
-      <w:proofErr w:type="gramStart"/>
-      <w:r>
-        <w:rPr>
-          <w:b/>
-          <w:bCs/>
-          <w:color w:val="D86DCB" w:themeColor="accent5" w:themeTint="99"/>
-          <w:sz w:val="32"/>
-          <w:szCs w:val="32"/>
-        </w:rPr>
-        <w:t>(!</w:t>
-      </w:r>
-      <w:proofErr w:type="spellStart"/>
-      <w:r>
-        <w:rPr>
-          <w:b/>
-          <w:bCs/>
-          <w:color w:val="D86DCB" w:themeColor="accent5" w:themeTint="99"/>
+        <w:t>if(!</w:t>
+      </w:r>
+      <w:proofErr w:type="spellStart"/>
+      <w:r>
+        <w:rPr>
+          <w:b/>
+          <w:bCs/>
+          <w:color w:val="D86DCB" w:themeColor="accent5" w:themeTint="99"/>
+          <w:sz w:val="32"/>
+          <w:szCs w:val="32"/>
+        </w:rPr>
+        <w:t>context.mounted</w:t>
+      </w:r>
+      <w:proofErr w:type="spellEnd"/>
+      <w:r>
+        <w:rPr>
+          <w:b/>
+          <w:bCs/>
+          <w:color w:val="D86DCB" w:themeColor="accent5" w:themeTint="99"/>
+          <w:sz w:val="32"/>
+          <w:szCs w:val="32"/>
+        </w:rPr>
+        <w:t>) return;</w:t>
+      </w:r>
+    </w:p>
+    <w:p>
+      <w:pPr>
+        <w:jc w:val="both"/>
+        <w:rPr>
+          <w:b/>
+          <w:bCs/>
+          <w:color w:val="D86DCB" w:themeColor="accent5" w:themeTint="99"/>
+          <w:sz w:val="32"/>
+          <w:szCs w:val="32"/>
+        </w:rPr>
+      </w:pPr>
+      <w:r>
+        <w:rPr>
+          <w:b/>
+          <w:bCs/>
+          <w:color w:val="D86DCB" w:themeColor="accent5" w:themeTint="99"/>
+          <w:sz w:val="32"/>
+          <w:szCs w:val="32"/>
+        </w:rPr>
+        <w:t xml:space="preserve">                      </w:t>
+      </w:r>
+      <w:proofErr w:type="spellStart"/>
+      <w:r>
+        <w:rPr>
+          <w:b/>
+          <w:bCs/>
+          <w:color w:val="D86DCB" w:themeColor="accent5" w:themeTint="99"/>
+          <w:sz w:val="32"/>
+          <w:szCs w:val="32"/>
+        </w:rPr>
+        <w:t>Navigator.pop</w:t>
+      </w:r>
+      <w:proofErr w:type="spellEnd"/>
+      <w:r>
+        <w:rPr>
+          <w:b/>
+          <w:bCs/>
+          <w:color w:val="D86DCB" w:themeColor="accent5" w:themeTint="99"/>
+          <w:sz w:val="32"/>
+          <w:szCs w:val="32"/>
+        </w:rPr>
+        <w:t xml:space="preserve">(context);    </w:t>
+      </w:r>
+      <w:proofErr w:type="spellStart"/>
+      <w:r>
+        <w:rPr>
+          <w:b/>
+          <w:bCs/>
+          <w:color w:val="D86DCB" w:themeColor="accent5" w:themeTint="99"/>
+          <w:sz w:val="32"/>
+          <w:szCs w:val="32"/>
+        </w:rPr>
+        <w:t>ScaffoldMessenger.of</w:t>
+      </w:r>
+      <w:proofErr w:type="spellEnd"/>
+      <w:r>
+        <w:rPr>
+          <w:b/>
+          <w:bCs/>
+          <w:color w:val="D86DCB" w:themeColor="accent5" w:themeTint="99"/>
+          <w:sz w:val="32"/>
+          <w:szCs w:val="32"/>
+        </w:rPr>
+        <w:t>(context).</w:t>
+      </w:r>
+      <w:proofErr w:type="spellStart"/>
+      <w:r>
+        <w:rPr>
+          <w:b/>
+          <w:bCs/>
+          <w:color w:val="D86DCB" w:themeColor="accent5" w:themeTint="99"/>
+          <w:sz w:val="32"/>
+          <w:szCs w:val="32"/>
+        </w:rPr>
+        <w:t>showSnackBar</w:t>
+      </w:r>
+      <w:proofErr w:type="spellEnd"/>
+      <w:r>
+        <w:rPr>
+          <w:b/>
+          <w:bCs/>
+          <w:color w:val="D86DCB" w:themeColor="accent5" w:themeTint="99"/>
+          <w:sz w:val="32"/>
+          <w:szCs w:val="32"/>
+        </w:rPr>
+        <w:t>(</w:t>
+      </w:r>
+      <w:proofErr w:type="spellStart"/>
+      <w:r>
+        <w:rPr>
+          <w:b/>
+          <w:bCs/>
+          <w:color w:val="D86DCB" w:themeColor="accent5" w:themeTint="99"/>
+          <w:sz w:val="32"/>
+          <w:szCs w:val="32"/>
+        </w:rPr>
+        <w:t>SnackBar</w:t>
+      </w:r>
+      <w:proofErr w:type="spellEnd"/>
+      <w:r>
+        <w:rPr>
+          <w:b/>
+          <w:bCs/>
+          <w:color w:val="D86DCB" w:themeColor="accent5" w:themeTint="99"/>
+          <w:sz w:val="32"/>
+          <w:szCs w:val="32"/>
+        </w:rPr>
+        <w:t>(content: Text(…),));</w:t>
+      </w:r>
+    </w:p>
+    <w:p>
+      <w:pPr>
+        <w:jc w:val="both"/>
+        <w:rPr>
+          <w:sz w:val="32"/>
+          <w:szCs w:val="32"/>
+        </w:rPr>
+      </w:pPr>
+      <w:r>
+        <w:rPr>
+          <w:sz w:val="32"/>
+          <w:szCs w:val="32"/>
+        </w:rPr>
+        <w:t xml:space="preserve"># Or we can store the </w:t>
+      </w:r>
+      <w:r>
+        <w:rPr>
+          <w:b/>
+          <w:bCs/>
           <w:sz w:val="32"/>
           <w:szCs w:val="32"/>
         </w:rPr>
         <w:t>context</w:t>
       </w:r>
-      <w:proofErr w:type="gramEnd"/>
-      <w:r>
-        <w:rPr>
-          <w:b/>
-          <w:bCs/>
-          <w:color w:val="D86DCB" w:themeColor="accent5" w:themeTint="99"/>
-          <w:sz w:val="32"/>
-          <w:szCs w:val="32"/>
-        </w:rPr>
-        <w:t>.mounted</w:t>
-      </w:r>
-      <w:proofErr w:type="spellEnd"/>
-      <w:r>
-        <w:rPr>
-          <w:b/>
-          <w:bCs/>
-          <w:color w:val="D86DCB" w:themeColor="accent5" w:themeTint="99"/>
-          <w:sz w:val="32"/>
-          <w:szCs w:val="32"/>
-        </w:rPr>
-        <w:t>) return;</w:t>
-      </w:r>
-    </w:p>
-    <w:p>
-      <w:pPr>
-        <w:jc w:val="both"/>
-        <w:rPr>
-          <w:b/>
-          <w:bCs/>
-          <w:color w:val="D86DCB" w:themeColor="accent5" w:themeTint="99"/>
-          <w:sz w:val="32"/>
-          <w:szCs w:val="32"/>
-        </w:rPr>
-      </w:pPr>
-      <w:r>
-        <w:rPr>
-          <w:b/>
-          <w:bCs/>
-          <w:color w:val="D86DCB" w:themeColor="accent5" w:themeTint="99"/>
-          <w:sz w:val="32"/>
-          <w:szCs w:val="32"/>
-        </w:rPr>
-        <w:t xml:space="preserve">                      </w:t>
-      </w:r>
-      <w:proofErr w:type="spellStart"/>
-      <w:r>
-        <w:rPr>
-          <w:b/>
-          <w:bCs/>
-          <w:color w:val="D86DCB" w:themeColor="accent5" w:themeTint="99"/>
-          <w:sz w:val="32"/>
-          <w:szCs w:val="32"/>
-        </w:rPr>
-        <w:t>Navigator.pop</w:t>
-      </w:r>
-      <w:proofErr w:type="spellEnd"/>
-      <w:r>
-        <w:rPr>
-          <w:b/>
-          <w:bCs/>
-          <w:color w:val="D86DCB" w:themeColor="accent5" w:themeTint="99"/>
-          <w:sz w:val="32"/>
-          <w:szCs w:val="32"/>
-        </w:rPr>
-        <w:t>(context</w:t>
-      </w:r>
-      <w:proofErr w:type="gramStart"/>
-      <w:r>
-        <w:rPr>
-          <w:b/>
-          <w:bCs/>
-          <w:color w:val="D86DCB" w:themeColor="accent5" w:themeTint="99"/>
-          <w:sz w:val="32"/>
-          <w:szCs w:val="32"/>
-        </w:rPr>
-        <w:t xml:space="preserve">);   </w:t>
-      </w:r>
-      <w:proofErr w:type="gramEnd"/>
-      <w:r>
-        <w:rPr>
-          <w:b/>
-          <w:bCs/>
-          <w:color w:val="D86DCB" w:themeColor="accent5" w:themeTint="99"/>
+      <w:r>
+        <w:rPr>
+          <w:sz w:val="32"/>
+          <w:szCs w:val="32"/>
+        </w:rPr>
+        <w:t xml:space="preserve"> in a variable </w:t>
+      </w:r>
+      <w:proofErr w:type="spellStart"/>
+      <w:r>
+        <w:rPr>
+          <w:b/>
+          <w:bCs/>
+          <w:sz w:val="32"/>
+          <w:szCs w:val="32"/>
+        </w:rPr>
+        <w:t>ctx</w:t>
+      </w:r>
+      <w:proofErr w:type="spellEnd"/>
+      <w:r>
+        <w:rPr>
+          <w:sz w:val="32"/>
+          <w:szCs w:val="32"/>
+        </w:rPr>
+        <w:t xml:space="preserve"> before </w:t>
+      </w:r>
+      <w:r>
+        <w:rPr>
+          <w:b/>
+          <w:bCs/>
+          <w:sz w:val="32"/>
+          <w:szCs w:val="32"/>
+        </w:rPr>
+        <w:t xml:space="preserve">await </w:t>
+      </w:r>
+      <w:r>
+        <w:rPr>
+          <w:sz w:val="32"/>
+          <w:szCs w:val="32"/>
+        </w:rPr>
+        <w:t xml:space="preserve">or </w:t>
+      </w:r>
+      <w:r>
+        <w:rPr>
+          <w:b/>
+          <w:bCs/>
+          <w:sz w:val="32"/>
+          <w:szCs w:val="32"/>
+        </w:rPr>
+        <w:t>async</w:t>
+      </w:r>
+      <w:r>
+        <w:rPr>
+          <w:sz w:val="32"/>
+          <w:szCs w:val="32"/>
+        </w:rPr>
+        <w:t xml:space="preserve"> call then use that variable. This ensures safe capture before </w:t>
+      </w:r>
+      <w:r>
+        <w:rPr>
+          <w:b/>
+          <w:bCs/>
+          <w:sz w:val="32"/>
+          <w:szCs w:val="32"/>
+        </w:rPr>
+        <w:t>await</w:t>
+      </w:r>
+    </w:p>
+    <w:p>
+      <w:pPr>
+        <w:jc w:val="both"/>
+        <w:rPr>
+          <w:b/>
+          <w:bCs/>
+          <w:color w:val="D86DCB" w:themeColor="accent5" w:themeTint="99"/>
+          <w:sz w:val="32"/>
+          <w:szCs w:val="32"/>
+        </w:rPr>
+      </w:pPr>
+      <w:r>
+        <w:rPr>
+          <w:b/>
+          <w:bCs/>
+          <w:color w:val="D86DCB" w:themeColor="accent5" w:themeTint="99"/>
+          <w:sz w:val="32"/>
+          <w:szCs w:val="32"/>
+        </w:rPr>
+        <w:t>Future&lt;void&gt; _</w:t>
+      </w:r>
+      <w:proofErr w:type="spellStart"/>
+      <w:r>
+        <w:rPr>
+          <w:b/>
+          <w:bCs/>
+          <w:color w:val="D86DCB" w:themeColor="accent5" w:themeTint="99"/>
+          <w:sz w:val="32"/>
+          <w:szCs w:val="32"/>
+        </w:rPr>
+        <w:t>moveToNextScreen</w:t>
+      </w:r>
+      <w:proofErr w:type="spellEnd"/>
+      <w:r>
+        <w:rPr>
+          <w:b/>
+          <w:bCs/>
+          <w:color w:val="D86DCB" w:themeColor="accent5" w:themeTint="99"/>
+          <w:sz w:val="32"/>
+          <w:szCs w:val="32"/>
+        </w:rPr>
+        <w:t>() async {</w:t>
+      </w:r>
+    </w:p>
+    <w:p>
+      <w:pPr>
+        <w:jc w:val="both"/>
+        <w:rPr>
+          <w:b/>
+          <w:bCs/>
+          <w:color w:val="D86DCB" w:themeColor="accent5" w:themeTint="99"/>
+          <w:sz w:val="32"/>
+          <w:szCs w:val="32"/>
+        </w:rPr>
+      </w:pPr>
+      <w:r>
+        <w:rPr>
+          <w:b/>
+          <w:bCs/>
+          <w:color w:val="D86DCB" w:themeColor="accent5" w:themeTint="99"/>
+          <w:sz w:val="32"/>
+          <w:szCs w:val="32"/>
+        </w:rPr>
+        <w:t xml:space="preserve">  final </w:t>
+      </w:r>
+      <w:proofErr w:type="spellStart"/>
+      <w:r>
+        <w:rPr>
+          <w:b/>
+          <w:bCs/>
+          <w:color w:val="D86DCB" w:themeColor="accent5" w:themeTint="99"/>
+          <w:sz w:val="32"/>
+          <w:szCs w:val="32"/>
+        </w:rPr>
+        <w:t>ctx</w:t>
+      </w:r>
+      <w:proofErr w:type="spellEnd"/>
+      <w:r>
+        <w:rPr>
+          <w:b/>
+          <w:bCs/>
+          <w:color w:val="D86DCB" w:themeColor="accent5" w:themeTint="99"/>
+          <w:sz w:val="32"/>
+          <w:szCs w:val="32"/>
+        </w:rPr>
+        <w:t xml:space="preserve"> = context;</w:t>
+      </w:r>
+    </w:p>
+    <w:p>
+      <w:pPr>
+        <w:jc w:val="both"/>
+        <w:rPr>
+          <w:b/>
+          <w:bCs/>
+          <w:color w:val="D86DCB" w:themeColor="accent5" w:themeTint="99"/>
+          <w:sz w:val="32"/>
+          <w:szCs w:val="32"/>
+        </w:rPr>
+      </w:pPr>
+      <w:r>
+        <w:rPr>
+          <w:b/>
+          <w:bCs/>
+          <w:color w:val="D86DCB" w:themeColor="accent5" w:themeTint="99"/>
+          <w:sz w:val="32"/>
+          <w:szCs w:val="32"/>
+        </w:rPr>
+        <w:t xml:space="preserve">  await </w:t>
+      </w:r>
+      <w:proofErr w:type="spellStart"/>
+      <w:r>
+        <w:rPr>
+          <w:b/>
+          <w:bCs/>
+          <w:color w:val="D86DCB" w:themeColor="accent5" w:themeTint="99"/>
+          <w:sz w:val="32"/>
+          <w:szCs w:val="32"/>
+        </w:rPr>
+        <w:t>Future.delayed</w:t>
+      </w:r>
+      <w:proofErr w:type="spellEnd"/>
+      <w:r>
+        <w:rPr>
+          <w:b/>
+          <w:bCs/>
+          <w:color w:val="D86DCB" w:themeColor="accent5" w:themeTint="99"/>
+          <w:sz w:val="32"/>
+          <w:szCs w:val="32"/>
+        </w:rPr>
+        <w:t>(const Duration(seconds: 2));</w:t>
+      </w:r>
+    </w:p>
+    <w:p>
+      <w:pPr>
+        <w:jc w:val="both"/>
+        <w:rPr>
+          <w:b/>
+          <w:bCs/>
+          <w:color w:val="D86DCB" w:themeColor="accent5" w:themeTint="99"/>
+          <w:sz w:val="32"/>
+          <w:szCs w:val="32"/>
+        </w:rPr>
+      </w:pPr>
+      <w:r>
+        <w:rPr>
+          <w:b/>
+          <w:bCs/>
+          <w:color w:val="D86DCB" w:themeColor="accent5" w:themeTint="99"/>
+          <w:sz w:val="32"/>
+          <w:szCs w:val="32"/>
+        </w:rPr>
+        <w:t xml:space="preserve">  if (!mounted) return;</w:t>
+      </w:r>
+    </w:p>
+    <w:p>
+      <w:pPr>
+        <w:jc w:val="both"/>
+        <w:rPr>
+          <w:b/>
+          <w:bCs/>
+          <w:color w:val="D86DCB" w:themeColor="accent5" w:themeTint="99"/>
+          <w:sz w:val="32"/>
+          <w:szCs w:val="32"/>
+        </w:rPr>
+      </w:pPr>
+      <w:r>
+        <w:rPr>
+          <w:b/>
+          <w:bCs/>
+          <w:color w:val="D86DCB" w:themeColor="accent5" w:themeTint="99"/>
+          <w:sz w:val="32"/>
+          <w:szCs w:val="32"/>
+        </w:rPr>
+        <w:t xml:space="preserve">  </w:t>
+      </w:r>
+      <w:proofErr w:type="spellStart"/>
+      <w:r>
+        <w:rPr>
+          <w:b/>
+          <w:bCs/>
+          <w:color w:val="D86DCB" w:themeColor="accent5" w:themeTint="99"/>
+          <w:sz w:val="32"/>
+          <w:szCs w:val="32"/>
+        </w:rPr>
+        <w:t>Navigator.pushReplacementNamed</w:t>
+      </w:r>
+      <w:proofErr w:type="spellEnd"/>
+      <w:r>
+        <w:rPr>
+          <w:b/>
+          <w:bCs/>
+          <w:color w:val="D86DCB" w:themeColor="accent5" w:themeTint="99"/>
+          <w:sz w:val="32"/>
+          <w:szCs w:val="32"/>
+        </w:rPr>
+        <w:t>(</w:t>
+      </w:r>
+      <w:proofErr w:type="spellStart"/>
+      <w:r>
+        <w:rPr>
+          <w:b/>
+          <w:bCs/>
+          <w:color w:val="D86DCB" w:themeColor="accent5" w:themeTint="99"/>
+          <w:sz w:val="32"/>
+          <w:szCs w:val="32"/>
+        </w:rPr>
+        <w:t>ctx</w:t>
+      </w:r>
+      <w:proofErr w:type="spellEnd"/>
+      <w:r>
+        <w:rPr>
+          <w:b/>
+          <w:bCs/>
+          <w:color w:val="D86DCB" w:themeColor="accent5" w:themeTint="99"/>
+          <w:sz w:val="32"/>
+          <w:szCs w:val="32"/>
+        </w:rPr>
+        <w:t>, '/home');</w:t>
+      </w:r>
+    </w:p>
+    <w:p>
+      <w:pPr>
+        <w:jc w:val="both"/>
+        <w:rPr>
+          <w:b/>
+          <w:bCs/>
+          <w:color w:val="D86DCB" w:themeColor="accent5" w:themeTint="99"/>
+          <w:sz w:val="32"/>
+          <w:szCs w:val="32"/>
+        </w:rPr>
+      </w:pPr>
+      <w:r>
+        <w:rPr>
+          <w:b/>
+          <w:bCs/>
+          <w:color w:val="D86DCB" w:themeColor="accent5" w:themeTint="99"/>
+          <w:sz w:val="32"/>
+          <w:szCs w:val="32"/>
+        </w:rPr>
+        <w:t>}</w:t>
+      </w:r>
+    </w:p>
+    <w:p>
+      <w:pPr>
+        <w:jc w:val="both"/>
+        <w:rPr>
+          <w:sz w:val="32"/>
+          <w:szCs w:val="32"/>
+        </w:rPr>
+      </w:pPr>
+    </w:p>
+    <w:p>
+      <w:pPr>
+        <w:jc w:val="center"/>
+        <w:rPr>
+          <w:sz w:val="32"/>
+          <w:szCs w:val="32"/>
+        </w:rPr>
+      </w:pPr>
+      <w:r>
+        <w:rPr>
+          <w:sz w:val="32"/>
+          <w:szCs w:val="32"/>
+        </w:rPr>
+        <w:t>Break</w:t>
+      </w:r>
+    </w:p>
+    <w:p>
+      <w:pPr>
+        <w:jc w:val="both"/>
+        <w:rPr>
+          <w:b/>
+          <w:bCs/>
+          <w:sz w:val="32"/>
+          <w:szCs w:val="32"/>
+        </w:rPr>
+      </w:pPr>
+    </w:p>
+    <w:p>
+      <w:pPr>
+        <w:jc w:val="both"/>
+        <w:rPr>
+          <w:b/>
+          <w:bCs/>
+          <w:sz w:val="32"/>
+          <w:szCs w:val="32"/>
+        </w:rPr>
+      </w:pPr>
+      <w:proofErr w:type="spellStart"/>
+      <w:r>
+        <w:rPr>
+          <w:b/>
+          <w:bCs/>
+          <w:sz w:val="32"/>
+          <w:szCs w:val="32"/>
+        </w:rPr>
+        <w:t>initState</w:t>
+      </w:r>
+      <w:proofErr w:type="spellEnd"/>
+      <w:r>
+        <w:rPr>
+          <w:b/>
+          <w:bCs/>
+          <w:sz w:val="32"/>
+          <w:szCs w:val="32"/>
+        </w:rPr>
+        <w:t>():</w:t>
+      </w:r>
+    </w:p>
+    <w:p>
+      <w:pPr>
+        <w:jc w:val="both"/>
+        <w:rPr>
+          <w:sz w:val="32"/>
+          <w:szCs w:val="32"/>
+        </w:rPr>
+      </w:pPr>
+      <w:r>
+        <w:rPr>
+          <w:sz w:val="32"/>
+          <w:szCs w:val="32"/>
+        </w:rPr>
+        <w:t>#</w:t>
+      </w:r>
+      <w:r>
+        <w:rPr>
+          <w:b/>
+          <w:bCs/>
           <w:sz w:val="32"/>
           <w:szCs w:val="32"/>
         </w:rPr>
@@ -2879,509 +2978,6 @@
         <w:rPr>
           <w:b/>
           <w:bCs/>
-          <w:color w:val="D86DCB" w:themeColor="accent5" w:themeTint="99"/>
-          <w:sz w:val="32"/>
-          <w:szCs w:val="32"/>
-        </w:rPr>
-        <w:t>ScaffoldMessenger.of</w:t>
-      </w:r>
-      <w:proofErr w:type="spellEnd"/>
-      <w:r>
-        <w:rPr>
-          <w:b/>
-          <w:bCs/>
-          <w:color w:val="D86DCB" w:themeColor="accent5" w:themeTint="99"/>
-          <w:sz w:val="32"/>
-          <w:szCs w:val="32"/>
-        </w:rPr>
-        <w:t>(context).</w:t>
-      </w:r>
-      <w:proofErr w:type="spellStart"/>
-      <w:r>
-        <w:rPr>
-          <w:b/>
-          <w:bCs/>
-          <w:color w:val="D86DCB" w:themeColor="accent5" w:themeTint="99"/>
-          <w:sz w:val="32"/>
-          <w:szCs w:val="32"/>
-        </w:rPr>
-        <w:t>showSnackBar</w:t>
-      </w:r>
-      <w:proofErr w:type="spellEnd"/>
-      <w:r>
-        <w:rPr>
-          <w:b/>
-          <w:bCs/>
-          <w:color w:val="D86DCB" w:themeColor="accent5" w:themeTint="99"/>
-          <w:sz w:val="32"/>
-          <w:szCs w:val="32"/>
-        </w:rPr>
-        <w:t>(</w:t>
-      </w:r>
-      <w:proofErr w:type="spellStart"/>
-      <w:r>
-        <w:rPr>
-          <w:b/>
-          <w:bCs/>
-          <w:color w:val="D86DCB" w:themeColor="accent5" w:themeTint="99"/>
-          <w:sz w:val="32"/>
-          <w:szCs w:val="32"/>
-        </w:rPr>
-        <w:t>SnackBar</w:t>
-      </w:r>
-      <w:proofErr w:type="spellEnd"/>
-      <w:r>
-        <w:rPr>
-          <w:b/>
-          <w:bCs/>
-          <w:color w:val="D86DCB" w:themeColor="accent5" w:themeTint="99"/>
-          <w:sz w:val="32"/>
-          <w:szCs w:val="32"/>
-        </w:rPr>
-        <w:t>(content: Text(…),));</w:t>
-      </w:r>
-    </w:p>
-    <w:p>
-      <w:pPr>
-        <w:jc w:val="both"/>
-        <w:rPr>
-          <w:sz w:val="32"/>
-          <w:szCs w:val="32"/>
-        </w:rPr>
-      </w:pPr>
-      <w:r>
-        <w:rPr>
-          <w:sz w:val="32"/>
-          <w:szCs w:val="32"/>
-        </w:rPr>
-        <w:t xml:space="preserve"># Or we can store the </w:t>
-      </w:r>
-      <w:r>
-        <w:rPr>
-          <w:b/>
-          <w:bCs/>
-          <w:sz w:val="32"/>
-          <w:szCs w:val="32"/>
-        </w:rPr>
-        <w:t>context</w:t>
-      </w:r>
-      <w:r>
-        <w:rPr>
-          <w:sz w:val="32"/>
-          <w:szCs w:val="32"/>
-        </w:rPr>
-        <w:t xml:space="preserve"> in a variable </w:t>
-      </w:r>
-      <w:proofErr w:type="spellStart"/>
-      <w:r>
-        <w:rPr>
-          <w:b/>
-          <w:bCs/>
-          <w:sz w:val="32"/>
-          <w:szCs w:val="32"/>
-        </w:rPr>
-        <w:t>ctx</w:t>
-      </w:r>
-      <w:proofErr w:type="spellEnd"/>
-      <w:r>
-        <w:rPr>
-          <w:sz w:val="32"/>
-          <w:szCs w:val="32"/>
-        </w:rPr>
-        <w:t xml:space="preserve"> before </w:t>
-      </w:r>
-      <w:r>
-        <w:rPr>
-          <w:b/>
-          <w:bCs/>
-          <w:sz w:val="32"/>
-          <w:szCs w:val="32"/>
-        </w:rPr>
-        <w:t xml:space="preserve">await </w:t>
-      </w:r>
-      <w:r>
-        <w:rPr>
-          <w:sz w:val="32"/>
-          <w:szCs w:val="32"/>
-        </w:rPr>
-        <w:t xml:space="preserve">or </w:t>
-      </w:r>
-      <w:r>
-        <w:rPr>
-          <w:b/>
-          <w:bCs/>
-          <w:sz w:val="32"/>
-          <w:szCs w:val="32"/>
-        </w:rPr>
-        <w:t>async</w:t>
-      </w:r>
-      <w:r>
-        <w:rPr>
-          <w:sz w:val="32"/>
-          <w:szCs w:val="32"/>
-        </w:rPr>
-        <w:t xml:space="preserve"> call then use that variable. This ensures safe capture before </w:t>
-      </w:r>
-      <w:r>
-        <w:rPr>
-          <w:b/>
-          <w:bCs/>
-          <w:sz w:val="32"/>
-          <w:szCs w:val="32"/>
-        </w:rPr>
-        <w:t>await</w:t>
-      </w:r>
-    </w:p>
-    <w:p>
-      <w:pPr>
-        <w:jc w:val="both"/>
-        <w:rPr>
-          <w:b/>
-          <w:bCs/>
-          <w:color w:val="D86DCB" w:themeColor="accent5" w:themeTint="99"/>
-          <w:sz w:val="32"/>
-          <w:szCs w:val="32"/>
-        </w:rPr>
-      </w:pPr>
-      <w:r>
-        <w:rPr>
-          <w:b/>
-          <w:bCs/>
-          <w:color w:val="D86DCB" w:themeColor="accent5" w:themeTint="99"/>
-          <w:sz w:val="32"/>
-          <w:szCs w:val="32"/>
-        </w:rPr>
-        <w:t>Future&lt;void&gt; _</w:t>
-      </w:r>
-      <w:proofErr w:type="spellStart"/>
-      <w:proofErr w:type="gramStart"/>
-      <w:r>
-        <w:rPr>
-          <w:b/>
-          <w:bCs/>
-          <w:color w:val="D86DCB" w:themeColor="accent5" w:themeTint="99"/>
-          <w:sz w:val="32"/>
-          <w:szCs w:val="32"/>
-        </w:rPr>
-        <w:t>moveToNextScreen</w:t>
-      </w:r>
-      <w:proofErr w:type="spellEnd"/>
-      <w:r>
-        <w:rPr>
-          <w:b/>
-          <w:bCs/>
-          <w:color w:val="D86DCB" w:themeColor="accent5" w:themeTint="99"/>
-          <w:sz w:val="32"/>
-          <w:szCs w:val="32"/>
-        </w:rPr>
-        <w:t>(</w:t>
-      </w:r>
-      <w:proofErr w:type="gramEnd"/>
-      <w:r>
-        <w:rPr>
-          <w:b/>
-          <w:bCs/>
-          <w:color w:val="D86DCB" w:themeColor="accent5" w:themeTint="99"/>
-          <w:sz w:val="32"/>
-          <w:szCs w:val="32"/>
-        </w:rPr>
-        <w:t>) async {</w:t>
-      </w:r>
-    </w:p>
-    <w:p>
-      <w:pPr>
-        <w:jc w:val="both"/>
-        <w:rPr>
-          <w:b/>
-          <w:bCs/>
-          <w:color w:val="D86DCB" w:themeColor="accent5" w:themeTint="99"/>
-          <w:sz w:val="32"/>
-          <w:szCs w:val="32"/>
-        </w:rPr>
-      </w:pPr>
-      <w:r>
-        <w:rPr>
-          <w:b/>
-          <w:bCs/>
-          <w:color w:val="D86DCB" w:themeColor="accent5" w:themeTint="99"/>
-          <w:sz w:val="32"/>
-          <w:szCs w:val="32"/>
-        </w:rPr>
-        <w:t xml:space="preserve">  final </w:t>
-      </w:r>
-      <w:proofErr w:type="spellStart"/>
-      <w:r>
-        <w:rPr>
-          <w:b/>
-          <w:bCs/>
-          <w:color w:val="D86DCB" w:themeColor="accent5" w:themeTint="99"/>
-          <w:sz w:val="32"/>
-          <w:szCs w:val="32"/>
-        </w:rPr>
-        <w:t>ctx</w:t>
-      </w:r>
-      <w:proofErr w:type="spellEnd"/>
-      <w:r>
-        <w:rPr>
-          <w:b/>
-          <w:bCs/>
-          <w:color w:val="D86DCB" w:themeColor="accent5" w:themeTint="99"/>
-          <w:sz w:val="32"/>
-          <w:szCs w:val="32"/>
-        </w:rPr>
-        <w:t xml:space="preserve"> = context;</w:t>
-      </w:r>
-    </w:p>
-    <w:p>
-      <w:pPr>
-        <w:jc w:val="both"/>
-        <w:rPr>
-          <w:b/>
-          <w:bCs/>
-          <w:color w:val="D86DCB" w:themeColor="accent5" w:themeTint="99"/>
-          <w:sz w:val="32"/>
-          <w:szCs w:val="32"/>
-        </w:rPr>
-      </w:pPr>
-      <w:r>
-        <w:rPr>
-          <w:b/>
-          <w:bCs/>
-          <w:color w:val="D86DCB" w:themeColor="accent5" w:themeTint="99"/>
-          <w:sz w:val="32"/>
-          <w:szCs w:val="32"/>
-        </w:rPr>
-        <w:t xml:space="preserve">  await </w:t>
-      </w:r>
-      <w:proofErr w:type="spellStart"/>
-      <w:r>
-        <w:rPr>
-          <w:b/>
-          <w:bCs/>
-          <w:color w:val="D86DCB" w:themeColor="accent5" w:themeTint="99"/>
-          <w:sz w:val="32"/>
-          <w:szCs w:val="32"/>
-        </w:rPr>
-        <w:t>Future.delayed</w:t>
-      </w:r>
-      <w:proofErr w:type="spellEnd"/>
-      <w:r>
-        <w:rPr>
-          <w:b/>
-          <w:bCs/>
-          <w:color w:val="D86DCB" w:themeColor="accent5" w:themeTint="99"/>
-          <w:sz w:val="32"/>
-          <w:szCs w:val="32"/>
-        </w:rPr>
-        <w:t xml:space="preserve">(const </w:t>
-      </w:r>
-      <w:proofErr w:type="gramStart"/>
-      <w:r>
-        <w:rPr>
-          <w:b/>
-          <w:bCs/>
-          <w:color w:val="D86DCB" w:themeColor="accent5" w:themeTint="99"/>
-          <w:sz w:val="32"/>
-          <w:szCs w:val="32"/>
-        </w:rPr>
-        <w:t>Duration(</w:t>
-      </w:r>
-      <w:proofErr w:type="gramEnd"/>
-      <w:r>
-        <w:rPr>
-          <w:b/>
-          <w:bCs/>
-          <w:color w:val="D86DCB" w:themeColor="accent5" w:themeTint="99"/>
-          <w:sz w:val="32"/>
-          <w:szCs w:val="32"/>
-        </w:rPr>
-        <w:t>seconds: 2));</w:t>
-      </w:r>
-    </w:p>
-    <w:p>
-      <w:pPr>
-        <w:jc w:val="both"/>
-        <w:rPr>
-          <w:b/>
-          <w:bCs/>
-          <w:color w:val="D86DCB" w:themeColor="accent5" w:themeTint="99"/>
-          <w:sz w:val="32"/>
-          <w:szCs w:val="32"/>
-        </w:rPr>
-      </w:pPr>
-      <w:r>
-        <w:rPr>
-          <w:b/>
-          <w:bCs/>
-          <w:color w:val="D86DCB" w:themeColor="accent5" w:themeTint="99"/>
-          <w:sz w:val="32"/>
-          <w:szCs w:val="32"/>
-        </w:rPr>
-        <w:t xml:space="preserve">  if </w:t>
-      </w:r>
-      <w:proofErr w:type="gramStart"/>
-      <w:r>
-        <w:rPr>
-          <w:b/>
-          <w:bCs/>
-          <w:color w:val="D86DCB" w:themeColor="accent5" w:themeTint="99"/>
-          <w:sz w:val="32"/>
-          <w:szCs w:val="32"/>
-        </w:rPr>
-        <w:t>(!mounted</w:t>
-      </w:r>
-      <w:proofErr w:type="gramEnd"/>
-      <w:r>
-        <w:rPr>
-          <w:b/>
-          <w:bCs/>
-          <w:color w:val="D86DCB" w:themeColor="accent5" w:themeTint="99"/>
-          <w:sz w:val="32"/>
-          <w:szCs w:val="32"/>
-        </w:rPr>
-        <w:t>) return;</w:t>
-      </w:r>
-    </w:p>
-    <w:p>
-      <w:pPr>
-        <w:jc w:val="both"/>
-        <w:rPr>
-          <w:b/>
-          <w:bCs/>
-          <w:color w:val="D86DCB" w:themeColor="accent5" w:themeTint="99"/>
-          <w:sz w:val="32"/>
-          <w:szCs w:val="32"/>
-        </w:rPr>
-      </w:pPr>
-      <w:r>
-        <w:rPr>
-          <w:b/>
-          <w:bCs/>
-          <w:color w:val="D86DCB" w:themeColor="accent5" w:themeTint="99"/>
-          <w:sz w:val="32"/>
-          <w:szCs w:val="32"/>
-        </w:rPr>
-        <w:t xml:space="preserve">  </w:t>
-      </w:r>
-      <w:proofErr w:type="spellStart"/>
-      <w:r>
-        <w:rPr>
-          <w:b/>
-          <w:bCs/>
-          <w:color w:val="D86DCB" w:themeColor="accent5" w:themeTint="99"/>
-          <w:sz w:val="32"/>
-          <w:szCs w:val="32"/>
-        </w:rPr>
-        <w:t>Navigator.pushReplacementNamed</w:t>
-      </w:r>
-      <w:proofErr w:type="spellEnd"/>
-      <w:r>
-        <w:rPr>
-          <w:b/>
-          <w:bCs/>
-          <w:color w:val="D86DCB" w:themeColor="accent5" w:themeTint="99"/>
-          <w:sz w:val="32"/>
-          <w:szCs w:val="32"/>
-        </w:rPr>
-        <w:t>(</w:t>
-      </w:r>
-      <w:proofErr w:type="spellStart"/>
-      <w:r>
-        <w:rPr>
-          <w:b/>
-          <w:bCs/>
-          <w:color w:val="D86DCB" w:themeColor="accent5" w:themeTint="99"/>
-          <w:sz w:val="32"/>
-          <w:szCs w:val="32"/>
-        </w:rPr>
-        <w:t>ctx</w:t>
-      </w:r>
-      <w:proofErr w:type="spellEnd"/>
-      <w:r>
-        <w:rPr>
-          <w:b/>
-          <w:bCs/>
-          <w:color w:val="D86DCB" w:themeColor="accent5" w:themeTint="99"/>
-          <w:sz w:val="32"/>
-          <w:szCs w:val="32"/>
-        </w:rPr>
-        <w:t>, '/home');</w:t>
-      </w:r>
-    </w:p>
-    <w:p>
-      <w:pPr>
-        <w:jc w:val="both"/>
-        <w:rPr>
-          <w:b/>
-          <w:bCs/>
-          <w:color w:val="D86DCB" w:themeColor="accent5" w:themeTint="99"/>
-          <w:sz w:val="32"/>
-          <w:szCs w:val="32"/>
-        </w:rPr>
-      </w:pPr>
-      <w:r>
-        <w:rPr>
-          <w:b/>
-          <w:bCs/>
-          <w:color w:val="D86DCB" w:themeColor="accent5" w:themeTint="99"/>
-          <w:sz w:val="32"/>
-          <w:szCs w:val="32"/>
-        </w:rPr>
-        <w:t>}</w:t>
-      </w:r>
-    </w:p>
-    <w:p>
-      <w:pPr>
-        <w:jc w:val="both"/>
-        <w:rPr>
-          <w:sz w:val="32"/>
-          <w:szCs w:val="32"/>
-        </w:rPr>
-      </w:pPr>
-    </w:p>
-    <w:p>
-      <w:pPr>
-        <w:jc w:val="center"/>
-        <w:rPr>
-          <w:sz w:val="32"/>
-          <w:szCs w:val="32"/>
-        </w:rPr>
-      </w:pPr>
-      <w:r>
-        <w:rPr>
-          <w:sz w:val="32"/>
-          <w:szCs w:val="32"/>
-        </w:rPr>
-        <w:t>Break</w:t>
-      </w:r>
-    </w:p>
-    <w:p>
-      <w:pPr>
-        <w:jc w:val="both"/>
-        <w:rPr>
-          <w:b/>
-          <w:bCs/>
-          <w:sz w:val="32"/>
-          <w:szCs w:val="32"/>
-        </w:rPr>
-      </w:pPr>
-    </w:p>
-    <w:p>
-      <w:pPr>
-        <w:jc w:val="both"/>
-        <w:rPr>
-          <w:b/>
-          <w:bCs/>
-          <w:sz w:val="32"/>
-          <w:szCs w:val="32"/>
-        </w:rPr>
-      </w:pPr>
-      <w:proofErr w:type="spellStart"/>
-      <w:proofErr w:type="gramStart"/>
-      <w:r>
-        <w:rPr>
-          <w:b/>
-          <w:bCs/>
           <w:sz w:val="32"/>
           <w:szCs w:val="32"/>
         </w:rPr>
@@ -3395,73 +2991,7 @@
           <w:sz w:val="32"/>
           <w:szCs w:val="32"/>
         </w:rPr>
-        <w:t>(</w:t>
-      </w:r>
-      <w:proofErr w:type="gramEnd"/>
-      <w:r>
-        <w:rPr>
-          <w:b/>
-          <w:bCs/>
-          <w:sz w:val="32"/>
-          <w:szCs w:val="32"/>
-        </w:rPr>
-        <w:t>):</w:t>
-      </w:r>
-    </w:p>
-    <w:p>
-      <w:pPr>
-        <w:jc w:val="both"/>
-        <w:rPr>
-          <w:sz w:val="32"/>
-          <w:szCs w:val="32"/>
-        </w:rPr>
-      </w:pPr>
-      <w:r>
-        <w:rPr>
-          <w:sz w:val="32"/>
-          <w:szCs w:val="32"/>
-        </w:rPr>
-        <w:t>#</w:t>
-      </w:r>
-      <w:r>
-        <w:rPr>
-          <w:b/>
-          <w:bCs/>
-          <w:sz w:val="32"/>
-          <w:szCs w:val="32"/>
-        </w:rPr>
-        <w:t xml:space="preserve"> </w:t>
-      </w:r>
-      <w:proofErr w:type="spellStart"/>
-      <w:proofErr w:type="gramStart"/>
-      <w:r>
-        <w:rPr>
-          <w:b/>
-          <w:bCs/>
-          <w:sz w:val="32"/>
-          <w:szCs w:val="32"/>
-        </w:rPr>
-        <w:t>initState</w:t>
-      </w:r>
-      <w:proofErr w:type="spellEnd"/>
-      <w:r>
-        <w:rPr>
-          <w:b/>
-          <w:bCs/>
-          <w:sz w:val="32"/>
-          <w:szCs w:val="32"/>
-        </w:rPr>
-        <w:t>(</w:t>
-      </w:r>
-      <w:proofErr w:type="gramEnd"/>
-      <w:r>
-        <w:rPr>
-          <w:b/>
-          <w:bCs/>
-          <w:sz w:val="32"/>
-          <w:szCs w:val="32"/>
-        </w:rPr>
-        <w:t>)</w:t>
+        <w:t>()</w:t>
       </w:r>
       <w:r>
         <w:rPr>
@@ -3581,7 +3111,6 @@
         <w:t xml:space="preserve"> keyword, </w:t>
       </w:r>
       <w:proofErr w:type="spellStart"/>
-      <w:proofErr w:type="gramStart"/>
       <w:r>
         <w:rPr>
           <w:b/>
@@ -3599,17 +3128,7 @@
           <w:sz w:val="32"/>
           <w:szCs w:val="32"/>
         </w:rPr>
-        <w:t>(</w:t>
-      </w:r>
-      <w:proofErr w:type="gramEnd"/>
-      <w:r>
-        <w:rPr>
-          <w:b/>
-          <w:bCs/>
-          <w:sz w:val="32"/>
-          <w:szCs w:val="32"/>
-        </w:rPr>
-        <w:t xml:space="preserve">) </w:t>
+        <w:t xml:space="preserve">() </w:t>
       </w:r>
       <w:r>
         <w:rPr>
@@ -3865,7 +3384,6 @@
         <w:t xml:space="preserve">  void </w:t>
       </w:r>
       <w:proofErr w:type="spellStart"/>
-      <w:proofErr w:type="gramStart"/>
       <w:r>
         <w:rPr>
           <w:b/>
@@ -3885,18 +3403,7 @@
           <w:sz w:val="32"/>
           <w:szCs w:val="32"/>
         </w:rPr>
-        <w:t>(</w:t>
-      </w:r>
-      <w:proofErr w:type="gramEnd"/>
-      <w:r>
-        <w:rPr>
-          <w:b/>
-          <w:bCs/>
-          <w:color w:val="D86DCB" w:themeColor="accent5" w:themeTint="99"/>
-          <w:sz w:val="32"/>
-          <w:szCs w:val="32"/>
-        </w:rPr>
-        <w:t>)  {</w:t>
+        <w:t>()  {</w:t>
       </w:r>
     </w:p>
     <w:p>
@@ -3921,7 +3428,6 @@
         <w:t xml:space="preserve">    </w:t>
       </w:r>
       <w:proofErr w:type="spellStart"/>
-      <w:proofErr w:type="gramStart"/>
       <w:r>
         <w:rPr>
           <w:b/>
@@ -3933,7 +3439,6 @@
         <w:t>super.initState</w:t>
       </w:r>
       <w:proofErr w:type="spellEnd"/>
-      <w:proofErr w:type="gramEnd"/>
       <w:r>
         <w:rPr>
           <w:b/>
@@ -4011,7 +3516,6 @@
         <w:t xml:space="preserve">      </w:t>
       </w:r>
       <w:proofErr w:type="spellStart"/>
-      <w:proofErr w:type="gramStart"/>
       <w:r>
         <w:rPr>
           <w:b/>
@@ -4023,7 +3527,6 @@
         <w:t>db.createInitialData</w:t>
       </w:r>
       <w:proofErr w:type="spellEnd"/>
-      <w:proofErr w:type="gramEnd"/>
       <w:r>
         <w:rPr>
           <w:b/>
@@ -4079,7 +3582,6 @@
         <w:t xml:space="preserve">      </w:t>
       </w:r>
       <w:proofErr w:type="spellStart"/>
-      <w:proofErr w:type="gramStart"/>
       <w:r>
         <w:rPr>
           <w:b/>
@@ -4091,7 +3593,6 @@
         <w:t>db.loadData</w:t>
       </w:r>
       <w:proofErr w:type="spellEnd"/>
-      <w:proofErr w:type="gramEnd"/>
       <w:r>
         <w:rPr>
           <w:b/>
@@ -4177,7 +3678,6 @@
         <w:t xml:space="preserve">he parent class (State) also has its own </w:t>
       </w:r>
       <w:proofErr w:type="spellStart"/>
-      <w:proofErr w:type="gramStart"/>
       <w:r>
         <w:rPr>
           <w:b/>
@@ -4195,17 +3695,7 @@
           <w:sz w:val="32"/>
           <w:szCs w:val="32"/>
         </w:rPr>
-        <w:t>(</w:t>
-      </w:r>
-      <w:proofErr w:type="gramEnd"/>
-      <w:r>
-        <w:rPr>
-          <w:b/>
-          <w:bCs/>
-          <w:sz w:val="32"/>
-          <w:szCs w:val="32"/>
-        </w:rPr>
-        <w:t>)</w:t>
+        <w:t>()</w:t>
       </w:r>
       <w:r>
         <w:rPr>
@@ -4215,7 +3705,6 @@
         <w:t xml:space="preserve"> with important internal setup logic. By calling </w:t>
       </w:r>
       <w:proofErr w:type="spellStart"/>
-      <w:proofErr w:type="gramStart"/>
       <w:r>
         <w:rPr>
           <w:b/>
@@ -4226,7 +3715,6 @@
         <w:t>super.initState</w:t>
       </w:r>
       <w:proofErr w:type="spellEnd"/>
-      <w:proofErr w:type="gramEnd"/>
       <w:r>
         <w:rPr>
           <w:b/>
@@ -4292,7 +3780,6 @@
         </w:rPr>
       </w:pPr>
       <w:proofErr w:type="spellStart"/>
-      <w:proofErr w:type="gramStart"/>
       <w:r>
         <w:rPr>
           <w:b/>
@@ -4311,17 +3798,7 @@
           <w:sz w:val="32"/>
           <w:szCs w:val="32"/>
         </w:rPr>
-        <w:t>(</w:t>
-      </w:r>
-      <w:proofErr w:type="gramEnd"/>
-      <w:r>
-        <w:rPr>
-          <w:b/>
-          <w:bCs/>
-          <w:sz w:val="32"/>
-          <w:szCs w:val="32"/>
-        </w:rPr>
-        <w:t>):</w:t>
+        <w:t>():</w:t>
       </w:r>
     </w:p>
     <w:p>
@@ -4354,7 +3831,6 @@
         <w:t xml:space="preserve"> after </w:t>
       </w:r>
       <w:proofErr w:type="spellStart"/>
-      <w:proofErr w:type="gramStart"/>
       <w:r>
         <w:rPr>
           <w:b/>
@@ -4372,17 +3848,7 @@
           <w:sz w:val="32"/>
           <w:szCs w:val="32"/>
         </w:rPr>
-        <w:t>(</w:t>
-      </w:r>
-      <w:proofErr w:type="gramEnd"/>
-      <w:r>
-        <w:rPr>
-          <w:b/>
-          <w:bCs/>
-          <w:sz w:val="32"/>
-          <w:szCs w:val="32"/>
-        </w:rPr>
-        <w:t xml:space="preserve">) </w:t>
+        <w:t xml:space="preserve">() </w:t>
       </w:r>
       <w:r>
         <w:rPr>
@@ -4474,6 +3940,7 @@
         </w:rPr>
         <w:t>idget</w:t>
       </w:r>
+      <w:proofErr w:type="spellEnd"/>
       <w:r>
         <w:rPr>
           <w:sz w:val="32"/>
@@ -4481,7 +3948,6 @@
         </w:rPr>
         <w:t>.</w:t>
       </w:r>
-      <w:proofErr w:type="spellEnd"/>
     </w:p>
     <w:p>
       <w:pPr>
@@ -4767,7 +4233,6 @@
         </w:rPr>
         <w:t xml:space="preserve">, </w:t>
       </w:r>
-      <w:proofErr w:type="spellStart"/>
       <w:r>
         <w:rPr>
           <w:b/>
@@ -4777,7 +4242,6 @@
         </w:rPr>
         <w:t>Riverpod</w:t>
       </w:r>
-      <w:proofErr w:type="spellEnd"/>
       <w:r>
         <w:rPr>
           <w:sz w:val="32"/>
@@ -4937,7 +4401,6 @@
         <w:t xml:space="preserve">calls </w:t>
       </w:r>
       <w:proofErr w:type="spellStart"/>
-      <w:proofErr w:type="gramStart"/>
       <w:r>
         <w:rPr>
           <w:b/>
@@ -4955,17 +4418,7 @@
           <w:sz w:val="32"/>
           <w:szCs w:val="32"/>
         </w:rPr>
-        <w:t>(</w:t>
-      </w:r>
-      <w:proofErr w:type="gramEnd"/>
-      <w:r>
-        <w:rPr>
-          <w:b/>
-          <w:bCs/>
-          <w:sz w:val="32"/>
-          <w:szCs w:val="32"/>
-        </w:rPr>
-        <w:t>)</w:t>
+        <w:t>()</w:t>
       </w:r>
       <w:r>
         <w:rPr>
@@ -4991,7 +4444,6 @@
         <w:t xml:space="preserve"># Like user switches to Dark Mode from Light, then </w:t>
       </w:r>
       <w:proofErr w:type="spellStart"/>
-      <w:proofErr w:type="gramStart"/>
       <w:r>
         <w:rPr>
           <w:b/>
@@ -5009,17 +4461,7 @@
           <w:sz w:val="32"/>
           <w:szCs w:val="32"/>
         </w:rPr>
-        <w:t>(</w:t>
-      </w:r>
-      <w:proofErr w:type="gramEnd"/>
-      <w:r>
-        <w:rPr>
-          <w:b/>
-          <w:bCs/>
-          <w:sz w:val="32"/>
-          <w:szCs w:val="32"/>
-        </w:rPr>
-        <w:t>)</w:t>
+        <w:t>()</w:t>
       </w:r>
       <w:r>
         <w:rPr>
@@ -5073,7 +4515,6 @@
         <w:t xml:space="preserve">void </w:t>
       </w:r>
       <w:proofErr w:type="spellStart"/>
-      <w:proofErr w:type="gramStart"/>
       <w:r>
         <w:rPr>
           <w:b/>
@@ -5093,18 +4534,7 @@
           <w:sz w:val="32"/>
           <w:szCs w:val="32"/>
         </w:rPr>
-        <w:t>(</w:t>
-      </w:r>
-      <w:proofErr w:type="gramEnd"/>
-      <w:r>
-        <w:rPr>
-          <w:b/>
-          <w:bCs/>
-          <w:color w:val="D86DCB" w:themeColor="accent5" w:themeTint="99"/>
-          <w:sz w:val="32"/>
-          <w:szCs w:val="32"/>
-        </w:rPr>
-        <w:t>) {</w:t>
+        <w:t>() {</w:t>
       </w:r>
     </w:p>
     <w:p>
@@ -5129,7 +4559,6 @@
         <w:t xml:space="preserve">  </w:t>
       </w:r>
       <w:proofErr w:type="spellStart"/>
-      <w:proofErr w:type="gramStart"/>
       <w:r>
         <w:rPr>
           <w:b/>
@@ -5141,7 +4570,6 @@
         <w:t>super.didChangeDependencies</w:t>
       </w:r>
       <w:proofErr w:type="spellEnd"/>
-      <w:proofErr w:type="gramEnd"/>
       <w:r>
         <w:rPr>
           <w:b/>
@@ -5172,9 +4600,96 @@
           <w:sz w:val="32"/>
           <w:szCs w:val="32"/>
         </w:rPr>
+        <w:t xml:space="preserve">  print('</w:t>
+      </w:r>
+      <w:proofErr w:type="spellStart"/>
+      <w:r>
+        <w:rPr>
+          <w:b/>
+          <w:bCs/>
+          <w:color w:val="D86DCB" w:themeColor="accent5" w:themeTint="99"/>
+          <w:sz w:val="32"/>
+          <w:szCs w:val="32"/>
+        </w:rPr>
+        <w:t>didChangeDependencies</w:t>
+      </w:r>
+      <w:proofErr w:type="spellEnd"/>
+      <w:r>
+        <w:rPr>
+          <w:b/>
+          <w:bCs/>
+          <w:color w:val="D86DCB" w:themeColor="accent5" w:themeTint="99"/>
+          <w:sz w:val="32"/>
+          <w:szCs w:val="32"/>
+        </w:rPr>
+        <w:t xml:space="preserve"> called!');</w:t>
+      </w:r>
+    </w:p>
+    <w:p>
+      <w:pPr>
+        <w:jc w:val="both"/>
+        <w:rPr>
+          <w:b/>
+          <w:bCs/>
+          <w:color w:val="D86DCB" w:themeColor="accent5" w:themeTint="99"/>
+          <w:sz w:val="32"/>
+          <w:szCs w:val="32"/>
+        </w:rPr>
+      </w:pPr>
+      <w:r>
+        <w:rPr>
+          <w:b/>
+          <w:bCs/>
+          <w:color w:val="D86DCB" w:themeColor="accent5" w:themeTint="99"/>
+          <w:sz w:val="32"/>
+          <w:szCs w:val="32"/>
+        </w:rPr>
+        <w:t xml:space="preserve">  final size = </w:t>
+      </w:r>
+      <w:proofErr w:type="spellStart"/>
+      <w:r>
+        <w:rPr>
+          <w:b/>
+          <w:bCs/>
+          <w:color w:val="D86DCB" w:themeColor="accent5" w:themeTint="99"/>
+          <w:sz w:val="32"/>
+          <w:szCs w:val="32"/>
+        </w:rPr>
+        <w:t>MediaQuery.of</w:t>
+      </w:r>
+      <w:proofErr w:type="spellEnd"/>
+      <w:r>
+        <w:rPr>
+          <w:b/>
+          <w:bCs/>
+          <w:color w:val="D86DCB" w:themeColor="accent5" w:themeTint="99"/>
+          <w:sz w:val="32"/>
+          <w:szCs w:val="32"/>
+        </w:rPr>
+        <w:t>(context).size; // Now safe to use context</w:t>
+      </w:r>
+    </w:p>
+    <w:p>
+      <w:pPr>
+        <w:jc w:val="both"/>
+        <w:rPr>
+          <w:b/>
+          <w:bCs/>
+          <w:color w:val="D86DCB" w:themeColor="accent5" w:themeTint="99"/>
+          <w:sz w:val="32"/>
+          <w:szCs w:val="32"/>
+        </w:rPr>
+      </w:pPr>
+      <w:r>
+        <w:rPr>
+          <w:b/>
+          <w:bCs/>
+          <w:color w:val="D86DCB" w:themeColor="accent5" w:themeTint="99"/>
+          <w:sz w:val="32"/>
+          <w:szCs w:val="32"/>
+        </w:rPr>
         <w:t xml:space="preserve">  </w:t>
       </w:r>
-      <w:proofErr w:type="gramStart"/>
       <w:r>
         <w:rPr>
           <w:b/>
@@ -5185,140 +4700,7 @@
         </w:rPr>
         <w:t>print(</w:t>
       </w:r>
-      <w:proofErr w:type="gramEnd"/>
-      <w:r>
-        <w:rPr>
-          <w:b/>
-          <w:bCs/>
-          <w:color w:val="D86DCB" w:themeColor="accent5" w:themeTint="99"/>
-          <w:sz w:val="32"/>
-          <w:szCs w:val="32"/>
-        </w:rPr>
-        <w:t>'</w:t>
-      </w:r>
-      <w:proofErr w:type="spellStart"/>
-      <w:r>
-        <w:rPr>
-          <w:b/>
-          <w:bCs/>
-          <w:color w:val="D86DCB" w:themeColor="accent5" w:themeTint="99"/>
-          <w:sz w:val="32"/>
-          <w:szCs w:val="32"/>
-        </w:rPr>
-        <w:t>didChangeDependencies</w:t>
-      </w:r>
-      <w:proofErr w:type="spellEnd"/>
-      <w:r>
-        <w:rPr>
-          <w:b/>
-          <w:bCs/>
-          <w:color w:val="D86DCB" w:themeColor="accent5" w:themeTint="99"/>
-          <w:sz w:val="32"/>
-          <w:szCs w:val="32"/>
-        </w:rPr>
-        <w:t xml:space="preserve"> called!');</w:t>
-      </w:r>
-    </w:p>
-    <w:p>
-      <w:pPr>
-        <w:jc w:val="both"/>
-        <w:rPr>
-          <w:b/>
-          <w:bCs/>
-          <w:color w:val="D86DCB" w:themeColor="accent5" w:themeTint="99"/>
-          <w:sz w:val="32"/>
-          <w:szCs w:val="32"/>
-        </w:rPr>
-      </w:pPr>
-      <w:r>
-        <w:rPr>
-          <w:b/>
-          <w:bCs/>
-          <w:color w:val="D86DCB" w:themeColor="accent5" w:themeTint="99"/>
-          <w:sz w:val="32"/>
-          <w:szCs w:val="32"/>
-        </w:rPr>
-        <w:t xml:space="preserve">  final size = </w:t>
-      </w:r>
-      <w:proofErr w:type="spellStart"/>
-      <w:r>
-        <w:rPr>
-          <w:b/>
-          <w:bCs/>
-          <w:color w:val="D86DCB" w:themeColor="accent5" w:themeTint="99"/>
-          <w:sz w:val="32"/>
-          <w:szCs w:val="32"/>
-        </w:rPr>
-        <w:t>MediaQuery.of</w:t>
-      </w:r>
-      <w:proofErr w:type="spellEnd"/>
-      <w:r>
-        <w:rPr>
-          <w:b/>
-          <w:bCs/>
-          <w:color w:val="D86DCB" w:themeColor="accent5" w:themeTint="99"/>
-          <w:sz w:val="32"/>
-          <w:szCs w:val="32"/>
-        </w:rPr>
-        <w:t>(context</w:t>
-      </w:r>
-      <w:proofErr w:type="gramStart"/>
-      <w:r>
-        <w:rPr>
-          <w:b/>
-          <w:bCs/>
-          <w:color w:val="D86DCB" w:themeColor="accent5" w:themeTint="99"/>
-          <w:sz w:val="32"/>
-          <w:szCs w:val="32"/>
-        </w:rPr>
-        <w:t>).size</w:t>
-      </w:r>
-      <w:proofErr w:type="gramEnd"/>
-      <w:r>
-        <w:rPr>
-          <w:b/>
-          <w:bCs/>
-          <w:color w:val="D86DCB" w:themeColor="accent5" w:themeTint="99"/>
-          <w:sz w:val="32"/>
-          <w:szCs w:val="32"/>
-        </w:rPr>
-        <w:t>; // Now safe to use context</w:t>
-      </w:r>
-    </w:p>
-    <w:p>
-      <w:pPr>
-        <w:jc w:val="both"/>
-        <w:rPr>
-          <w:b/>
-          <w:bCs/>
-          <w:color w:val="D86DCB" w:themeColor="accent5" w:themeTint="99"/>
-          <w:sz w:val="32"/>
-          <w:szCs w:val="32"/>
-        </w:rPr>
-      </w:pPr>
-      <w:r>
-        <w:rPr>
-          <w:b/>
-          <w:bCs/>
-          <w:color w:val="D86DCB" w:themeColor="accent5" w:themeTint="99"/>
-          <w:sz w:val="32"/>
-          <w:szCs w:val="32"/>
-        </w:rPr>
-        <w:t xml:space="preserve">  </w:t>
-      </w:r>
-      <w:proofErr w:type="gramStart"/>
-      <w:r>
-        <w:rPr>
-          <w:b/>
-          <w:bCs/>
-          <w:color w:val="D86DCB" w:themeColor="accent5" w:themeTint="99"/>
-          <w:sz w:val="32"/>
-          <w:szCs w:val="32"/>
-        </w:rPr>
-        <w:t>print(</w:t>
-      </w:r>
-      <w:proofErr w:type="spellStart"/>
-      <w:proofErr w:type="gramEnd"/>
+      <w:proofErr w:type="spellStart"/>
       <w:r>
         <w:rPr>
           <w:b/>
@@ -5407,7 +4789,6 @@
         <w:t xml:space="preserve"># When Home Screen is first loaded or build then it runs after </w:t>
       </w:r>
       <w:proofErr w:type="spellStart"/>
-      <w:proofErr w:type="gramStart"/>
       <w:r>
         <w:rPr>
           <w:b/>
@@ -5425,17 +4806,7 @@
           <w:sz w:val="32"/>
           <w:szCs w:val="32"/>
         </w:rPr>
-        <w:t>(</w:t>
-      </w:r>
-      <w:proofErr w:type="gramEnd"/>
-      <w:r>
-        <w:rPr>
-          <w:b/>
-          <w:bCs/>
-          <w:sz w:val="32"/>
-          <w:szCs w:val="32"/>
-        </w:rPr>
-        <w:t>)</w:t>
+        <w:t>()</w:t>
       </w:r>
     </w:p>
     <w:p>
@@ -5719,7 +5090,6 @@
         <w:t xml:space="preserve"># For example, the user changes the app language while staying on the same screen. </w:t>
       </w:r>
       <w:proofErr w:type="spellStart"/>
-      <w:proofErr w:type="gramStart"/>
       <w:r>
         <w:rPr>
           <w:b/>
@@ -5737,668 +5107,533 @@
           <w:sz w:val="32"/>
           <w:szCs w:val="32"/>
         </w:rPr>
+        <w:t>()</w:t>
+      </w:r>
+      <w:r>
+        <w:rPr>
+          <w:sz w:val="32"/>
+          <w:szCs w:val="32"/>
+        </w:rPr>
+        <w:t xml:space="preserve"> won’t run again but </w:t>
+      </w:r>
+      <w:proofErr w:type="spellStart"/>
+      <w:r>
+        <w:rPr>
+          <w:b/>
+          <w:bCs/>
+          <w:sz w:val="32"/>
+          <w:szCs w:val="32"/>
+        </w:rPr>
+        <w:t>didChangeDependencies</w:t>
+      </w:r>
+      <w:proofErr w:type="spellEnd"/>
+      <w:r>
+        <w:rPr>
+          <w:b/>
+          <w:bCs/>
+          <w:sz w:val="32"/>
+          <w:szCs w:val="32"/>
+        </w:rPr>
+        <w:t>()</w:t>
+      </w:r>
+      <w:r>
+        <w:rPr>
+          <w:sz w:val="32"/>
+          <w:szCs w:val="32"/>
+        </w:rPr>
+        <w:t xml:space="preserve"> will</w:t>
+      </w:r>
+      <w:r>
+        <w:rPr>
+          <w:sz w:val="32"/>
+          <w:szCs w:val="32"/>
+        </w:rPr>
+        <w:t>. Syncing data like saving to database or showing instant update in UI should be handled here</w:t>
+      </w:r>
+    </w:p>
+    <w:p>
+      <w:pPr>
+        <w:jc w:val="both"/>
+        <w:rPr>
+          <w:b/>
+          <w:bCs/>
+          <w:color w:val="D86DCB" w:themeColor="accent5" w:themeTint="99"/>
+          <w:sz w:val="32"/>
+          <w:szCs w:val="32"/>
+        </w:rPr>
+      </w:pPr>
+    </w:p>
+    <w:p>
+      <w:pPr>
+        <w:jc w:val="center"/>
+        <w:rPr>
+          <w:sz w:val="32"/>
+          <w:szCs w:val="32"/>
+        </w:rPr>
+      </w:pPr>
+      <w:r>
+        <w:rPr>
+          <w:sz w:val="32"/>
+          <w:szCs w:val="32"/>
+        </w:rPr>
+        <w:t>Break</w:t>
+      </w:r>
+    </w:p>
+    <w:p>
+      <w:pPr>
+        <w:jc w:val="both"/>
+        <w:rPr>
+          <w:b/>
+          <w:bCs/>
+          <w:color w:val="D86DCB" w:themeColor="accent5" w:themeTint="99"/>
+          <w:sz w:val="32"/>
+          <w:szCs w:val="32"/>
+        </w:rPr>
+      </w:pPr>
+    </w:p>
+    <w:p>
+      <w:pPr>
+        <w:jc w:val="both"/>
+        <w:rPr>
+          <w:b/>
+          <w:bCs/>
+          <w:color w:val="D86DCB" w:themeColor="accent5" w:themeTint="99"/>
+          <w:sz w:val="32"/>
+          <w:szCs w:val="32"/>
+        </w:rPr>
+      </w:pPr>
+    </w:p>
+    <w:p>
+      <w:pPr>
+        <w:jc w:val="both"/>
+        <w:rPr>
+          <w:b/>
+          <w:bCs/>
+          <w:sz w:val="32"/>
+          <w:szCs w:val="32"/>
+        </w:rPr>
+      </w:pPr>
+      <w:r>
+        <w:rPr>
+          <w:b/>
+          <w:bCs/>
+          <w:sz w:val="32"/>
+          <w:szCs w:val="32"/>
+        </w:rPr>
+        <w:lastRenderedPageBreak/>
+        <w:t>build():</w:t>
+      </w:r>
+    </w:p>
+    <w:p>
+      <w:pPr>
+        <w:jc w:val="both"/>
+        <w:rPr>
+          <w:sz w:val="32"/>
+          <w:szCs w:val="32"/>
+        </w:rPr>
+      </w:pPr>
+      <w:r>
+        <w:rPr>
+          <w:sz w:val="32"/>
+          <w:szCs w:val="32"/>
+        </w:rPr>
+        <w:t># It’s called many times</w:t>
+      </w:r>
+      <w:r>
+        <w:rPr>
+          <w:sz w:val="32"/>
+          <w:szCs w:val="32"/>
+        </w:rPr>
+        <w:t>,</w:t>
+      </w:r>
+      <w:r>
+        <w:rPr>
+          <w:sz w:val="32"/>
+          <w:szCs w:val="32"/>
+        </w:rPr>
+        <w:t xml:space="preserve"> every time </w:t>
+      </w:r>
+      <w:proofErr w:type="spellStart"/>
+      <w:r>
+        <w:rPr>
+          <w:b/>
+          <w:bCs/>
+          <w:sz w:val="32"/>
+          <w:szCs w:val="32"/>
+        </w:rPr>
+        <w:t>setState</w:t>
+      </w:r>
+      <w:proofErr w:type="spellEnd"/>
+      <w:r>
+        <w:rPr>
+          <w:b/>
+          <w:bCs/>
+          <w:sz w:val="32"/>
+          <w:szCs w:val="32"/>
+        </w:rPr>
+        <w:t>()</w:t>
+      </w:r>
+      <w:r>
+        <w:rPr>
+          <w:sz w:val="32"/>
+          <w:szCs w:val="32"/>
+        </w:rPr>
+        <w:t xml:space="preserve"> runs or dependencies change.</w:t>
+      </w:r>
+      <w:r>
+        <w:rPr>
+          <w:sz w:val="32"/>
+          <w:szCs w:val="32"/>
+        </w:rPr>
+        <w:t xml:space="preserve"> </w:t>
+      </w:r>
+      <w:r>
+        <w:rPr>
+          <w:sz w:val="32"/>
+          <w:szCs w:val="32"/>
+        </w:rPr>
+        <w:t>It describes what the widget looks like.</w:t>
+      </w:r>
+      <w:r>
+        <w:rPr>
+          <w:sz w:val="32"/>
+          <w:szCs w:val="32"/>
+        </w:rPr>
+        <w:t xml:space="preserve"> Rule keep </w:t>
+      </w:r>
+      <w:r>
+        <w:rPr>
+          <w:b/>
+          <w:bCs/>
+          <w:sz w:val="32"/>
+          <w:szCs w:val="32"/>
+        </w:rPr>
+        <w:t>build()</w:t>
+      </w:r>
+      <w:r>
+        <w:rPr>
+          <w:sz w:val="32"/>
+          <w:szCs w:val="32"/>
+        </w:rPr>
+        <w:t xml:space="preserve"> fast. It should only describe UI, not do heavy work.</w:t>
+      </w:r>
+    </w:p>
+    <w:p>
+      <w:pPr>
+        <w:jc w:val="both"/>
+        <w:rPr>
+          <w:b/>
+          <w:bCs/>
+          <w:color w:val="D86DCB" w:themeColor="accent5" w:themeTint="99"/>
+          <w:sz w:val="32"/>
+          <w:szCs w:val="32"/>
+        </w:rPr>
+      </w:pPr>
+      <w:r>
+        <w:rPr>
+          <w:b/>
+          <w:bCs/>
+          <w:color w:val="D86DCB" w:themeColor="accent5" w:themeTint="99"/>
+          <w:sz w:val="32"/>
+          <w:szCs w:val="32"/>
+        </w:rPr>
+        <w:t>@override</w:t>
+      </w:r>
+    </w:p>
+    <w:p>
+      <w:pPr>
+        <w:jc w:val="both"/>
+        <w:rPr>
+          <w:b/>
+          <w:bCs/>
+          <w:color w:val="D86DCB" w:themeColor="accent5" w:themeTint="99"/>
+          <w:sz w:val="32"/>
+          <w:szCs w:val="32"/>
+        </w:rPr>
+      </w:pPr>
+      <w:r>
+        <w:rPr>
+          <w:b/>
+          <w:bCs/>
+          <w:color w:val="D86DCB" w:themeColor="accent5" w:themeTint="99"/>
+          <w:sz w:val="32"/>
+          <w:szCs w:val="32"/>
+        </w:rPr>
+        <w:t>Widget build(</w:t>
+      </w:r>
+      <w:proofErr w:type="spellStart"/>
+      <w:r>
+        <w:rPr>
+          <w:b/>
+          <w:bCs/>
+          <w:color w:val="D86DCB" w:themeColor="accent5" w:themeTint="99"/>
+          <w:sz w:val="32"/>
+          <w:szCs w:val="32"/>
+        </w:rPr>
+        <w:t>BuildContext</w:t>
+      </w:r>
+      <w:proofErr w:type="spellEnd"/>
+      <w:r>
+        <w:rPr>
+          <w:b/>
+          <w:bCs/>
+          <w:color w:val="D86DCB" w:themeColor="accent5" w:themeTint="99"/>
+          <w:sz w:val="32"/>
+          <w:szCs w:val="32"/>
+        </w:rPr>
+        <w:t xml:space="preserve"> context) {</w:t>
+      </w:r>
+    </w:p>
+    <w:p>
+      <w:pPr>
+        <w:jc w:val="both"/>
+        <w:rPr>
+          <w:b/>
+          <w:bCs/>
+          <w:color w:val="D86DCB" w:themeColor="accent5" w:themeTint="99"/>
+          <w:sz w:val="32"/>
+          <w:szCs w:val="32"/>
+        </w:rPr>
+      </w:pPr>
+      <w:r>
+        <w:rPr>
+          <w:b/>
+          <w:bCs/>
+          <w:color w:val="D86DCB" w:themeColor="accent5" w:themeTint="99"/>
+          <w:sz w:val="32"/>
+          <w:szCs w:val="32"/>
+        </w:rPr>
+        <w:t xml:space="preserve">  print('build called!');</w:t>
+      </w:r>
+    </w:p>
+    <w:p>
+      <w:pPr>
+        <w:jc w:val="both"/>
+        <w:rPr>
+          <w:b/>
+          <w:bCs/>
+          <w:color w:val="D86DCB" w:themeColor="accent5" w:themeTint="99"/>
+          <w:sz w:val="32"/>
+          <w:szCs w:val="32"/>
+        </w:rPr>
+      </w:pPr>
+      <w:r>
+        <w:rPr>
+          <w:b/>
+          <w:bCs/>
+          <w:color w:val="D86DCB" w:themeColor="accent5" w:themeTint="99"/>
+          <w:sz w:val="32"/>
+          <w:szCs w:val="32"/>
+        </w:rPr>
+        <w:t xml:space="preserve">  return Scaffold(</w:t>
+      </w:r>
+    </w:p>
+    <w:p>
+      <w:pPr>
+        <w:jc w:val="both"/>
+        <w:rPr>
+          <w:b/>
+          <w:bCs/>
+          <w:color w:val="D86DCB" w:themeColor="accent5" w:themeTint="99"/>
+          <w:sz w:val="32"/>
+          <w:szCs w:val="32"/>
+        </w:rPr>
+      </w:pPr>
+      <w:r>
+        <w:rPr>
+          <w:b/>
+          <w:bCs/>
+          <w:color w:val="D86DCB" w:themeColor="accent5" w:themeTint="99"/>
+          <w:sz w:val="32"/>
+          <w:szCs w:val="32"/>
+        </w:rPr>
+        <w:t xml:space="preserve">    body: Center(child: Text('Counter: $_counter')),</w:t>
+      </w:r>
+    </w:p>
+    <w:p>
+      <w:pPr>
+        <w:jc w:val="both"/>
+        <w:rPr>
+          <w:b/>
+          <w:bCs/>
+          <w:color w:val="D86DCB" w:themeColor="accent5" w:themeTint="99"/>
+          <w:sz w:val="32"/>
+          <w:szCs w:val="32"/>
+        </w:rPr>
+      </w:pPr>
+      <w:r>
+        <w:rPr>
+          <w:b/>
+          <w:bCs/>
+          <w:color w:val="D86DCB" w:themeColor="accent5" w:themeTint="99"/>
+          <w:sz w:val="32"/>
+          <w:szCs w:val="32"/>
+        </w:rPr>
+        <w:t xml:space="preserve">  );</w:t>
+      </w:r>
+    </w:p>
+    <w:p>
+      <w:pPr>
+        <w:jc w:val="both"/>
+        <w:rPr>
+          <w:b/>
+          <w:bCs/>
+          <w:color w:val="D86DCB" w:themeColor="accent5" w:themeTint="99"/>
+          <w:sz w:val="32"/>
+          <w:szCs w:val="32"/>
+        </w:rPr>
+      </w:pPr>
+      <w:r>
+        <w:rPr>
+          <w:b/>
+          <w:bCs/>
+          <w:color w:val="D86DCB" w:themeColor="accent5" w:themeTint="99"/>
+          <w:sz w:val="32"/>
+          <w:szCs w:val="32"/>
+        </w:rPr>
+        <w:t>}</w:t>
+      </w:r>
+    </w:p>
+    <w:p>
+      <w:pPr>
+        <w:jc w:val="both"/>
+        <w:rPr>
+          <w:b/>
+          <w:bCs/>
+          <w:sz w:val="32"/>
+          <w:szCs w:val="32"/>
+        </w:rPr>
+      </w:pPr>
+    </w:p>
+    <w:p>
+      <w:pPr>
+        <w:jc w:val="center"/>
+        <w:rPr>
+          <w:sz w:val="32"/>
+          <w:szCs w:val="32"/>
+        </w:rPr>
+      </w:pPr>
+      <w:r>
+        <w:rPr>
+          <w:sz w:val="32"/>
+          <w:szCs w:val="32"/>
+        </w:rPr>
+        <w:t>Break</w:t>
+      </w:r>
+    </w:p>
+    <w:p>
+      <w:pPr>
+        <w:jc w:val="both"/>
+        <w:rPr>
+          <w:b/>
+          <w:bCs/>
+          <w:sz w:val="32"/>
+          <w:szCs w:val="32"/>
+        </w:rPr>
+      </w:pPr>
+    </w:p>
+    <w:p>
+      <w:pPr>
+        <w:jc w:val="both"/>
+        <w:rPr>
+          <w:b/>
+          <w:bCs/>
+          <w:sz w:val="32"/>
+          <w:szCs w:val="32"/>
+        </w:rPr>
+      </w:pPr>
+      <w:proofErr w:type="spellStart"/>
+      <w:r>
+        <w:rPr>
+          <w:b/>
+          <w:bCs/>
+          <w:sz w:val="32"/>
+          <w:szCs w:val="32"/>
+        </w:rPr>
+        <w:t>s</w:t>
+      </w:r>
+      <w:r>
+        <w:rPr>
+          <w:b/>
+          <w:bCs/>
+          <w:sz w:val="32"/>
+          <w:szCs w:val="32"/>
+        </w:rPr>
+        <w:t>etState</w:t>
+      </w:r>
+      <w:proofErr w:type="spellEnd"/>
+      <w:r>
+        <w:rPr>
+          <w:b/>
+          <w:bCs/>
+          <w:sz w:val="32"/>
+          <w:szCs w:val="32"/>
+        </w:rPr>
+        <w:t>():</w:t>
+      </w:r>
+    </w:p>
+    <w:p>
+      <w:pPr>
+        <w:jc w:val="both"/>
+        <w:rPr>
+          <w:sz w:val="32"/>
+          <w:szCs w:val="32"/>
+        </w:rPr>
+      </w:pPr>
+      <w:r>
+        <w:rPr>
+          <w:sz w:val="32"/>
+          <w:szCs w:val="32"/>
+        </w:rPr>
+        <w:t xml:space="preserve"># </w:t>
+      </w:r>
+      <w:proofErr w:type="spellStart"/>
+      <w:r>
+        <w:rPr>
+          <w:b/>
+          <w:bCs/>
+          <w:sz w:val="32"/>
+          <w:szCs w:val="32"/>
+        </w:rPr>
+        <w:t>SeState</w:t>
+      </w:r>
+      <w:proofErr w:type="spellEnd"/>
+      <w:r>
+        <w:rPr>
+          <w:b/>
+          <w:bCs/>
+          <w:sz w:val="32"/>
+          <w:szCs w:val="32"/>
+        </w:rPr>
+        <w:t>(() {})</w:t>
+      </w:r>
+      <w:r>
+        <w:rPr>
+          <w:sz w:val="32"/>
+          <w:szCs w:val="32"/>
+        </w:rPr>
+        <w:t xml:space="preserve"> is used to rebuild the UI with new value. Tells Flutter “Hey, something changed, rebuild this widget.” We must call </w:t>
+      </w:r>
+      <w:proofErr w:type="spellStart"/>
+      <w:r>
+        <w:rPr>
+          <w:b/>
+          <w:bCs/>
+          <w:sz w:val="32"/>
+          <w:szCs w:val="32"/>
+        </w:rPr>
+        <w:t>setState</w:t>
+      </w:r>
+      <w:proofErr w:type="spellEnd"/>
+      <w:r>
+        <w:rPr>
+          <w:b/>
+          <w:bCs/>
+          <w:sz w:val="32"/>
+          <w:szCs w:val="32"/>
+        </w:rPr>
         <w:t>(</w:t>
       </w:r>
-      <w:proofErr w:type="gramEnd"/>
-      <w:r>
-        <w:rPr>
-          <w:b/>
-          <w:bCs/>
-          <w:sz w:val="32"/>
-          <w:szCs w:val="32"/>
-        </w:rPr>
-        <w:t>)</w:t>
-      </w:r>
-      <w:r>
-        <w:rPr>
-          <w:sz w:val="32"/>
-          <w:szCs w:val="32"/>
-        </w:rPr>
-        <w:t xml:space="preserve"> won’t run again but </w:t>
-      </w:r>
-      <w:proofErr w:type="spellStart"/>
-      <w:r>
-        <w:rPr>
-          <w:b/>
-          <w:bCs/>
-          <w:sz w:val="32"/>
-          <w:szCs w:val="32"/>
-        </w:rPr>
-        <w:t>didChangeDependencies</w:t>
-      </w:r>
-      <w:proofErr w:type="spellEnd"/>
-      <w:r>
-        <w:rPr>
-          <w:b/>
-          <w:bCs/>
-          <w:sz w:val="32"/>
-          <w:szCs w:val="32"/>
-        </w:rPr>
-        <w:t>()</w:t>
-      </w:r>
-      <w:r>
-        <w:rPr>
-          <w:sz w:val="32"/>
-          <w:szCs w:val="32"/>
-        </w:rPr>
-        <w:t xml:space="preserve"> will</w:t>
-      </w:r>
-      <w:r>
-        <w:rPr>
-          <w:sz w:val="32"/>
-          <w:szCs w:val="32"/>
-        </w:rPr>
-        <w:t>. Syncing data like saving to database or showing instant update in UI should be handled here</w:t>
-      </w:r>
-    </w:p>
-    <w:p>
-      <w:pPr>
-        <w:jc w:val="both"/>
-        <w:rPr>
-          <w:b/>
-          <w:bCs/>
-          <w:color w:val="D86DCB" w:themeColor="accent5" w:themeTint="99"/>
-          <w:sz w:val="32"/>
-          <w:szCs w:val="32"/>
-        </w:rPr>
-      </w:pPr>
-    </w:p>
-    <w:p>
-      <w:pPr>
-        <w:jc w:val="center"/>
-        <w:rPr>
-          <w:sz w:val="32"/>
-          <w:szCs w:val="32"/>
-        </w:rPr>
-      </w:pPr>
-      <w:r>
-        <w:rPr>
-          <w:sz w:val="32"/>
-          <w:szCs w:val="32"/>
-        </w:rPr>
-        <w:t>Break</w:t>
-      </w:r>
-    </w:p>
-    <w:p>
-      <w:pPr>
-        <w:jc w:val="both"/>
-        <w:rPr>
-          <w:b/>
-          <w:bCs/>
-          <w:color w:val="D86DCB" w:themeColor="accent5" w:themeTint="99"/>
-          <w:sz w:val="32"/>
-          <w:szCs w:val="32"/>
-        </w:rPr>
-      </w:pPr>
-    </w:p>
-    <w:p>
-      <w:pPr>
-        <w:jc w:val="both"/>
-        <w:rPr>
-          <w:b/>
-          <w:bCs/>
-          <w:color w:val="D86DCB" w:themeColor="accent5" w:themeTint="99"/>
-          <w:sz w:val="32"/>
-          <w:szCs w:val="32"/>
-        </w:rPr>
-      </w:pPr>
-    </w:p>
-    <w:p>
-      <w:pPr>
-        <w:jc w:val="both"/>
-        <w:rPr>
-          <w:b/>
-          <w:bCs/>
-          <w:sz w:val="32"/>
-          <w:szCs w:val="32"/>
-        </w:rPr>
-      </w:pPr>
-      <w:proofErr w:type="gramStart"/>
-      <w:r>
-        <w:rPr>
-          <w:b/>
-          <w:bCs/>
-          <w:sz w:val="32"/>
-          <w:szCs w:val="32"/>
-        </w:rPr>
-        <w:lastRenderedPageBreak/>
-        <w:t>build(</w:t>
-      </w:r>
-      <w:proofErr w:type="gramEnd"/>
-      <w:r>
-        <w:rPr>
-          <w:b/>
-          <w:bCs/>
-          <w:sz w:val="32"/>
-          <w:szCs w:val="32"/>
-        </w:rPr>
-        <w:t>):</w:t>
-      </w:r>
-    </w:p>
-    <w:p>
-      <w:pPr>
-        <w:jc w:val="both"/>
-        <w:rPr>
-          <w:sz w:val="32"/>
-          <w:szCs w:val="32"/>
-        </w:rPr>
-      </w:pPr>
-      <w:r>
-        <w:rPr>
-          <w:sz w:val="32"/>
-          <w:szCs w:val="32"/>
-        </w:rPr>
-        <w:t># It’s called many times</w:t>
-      </w:r>
-      <w:r>
-        <w:rPr>
-          <w:sz w:val="32"/>
-          <w:szCs w:val="32"/>
-        </w:rPr>
-        <w:t>,</w:t>
-      </w:r>
-      <w:r>
-        <w:rPr>
-          <w:sz w:val="32"/>
-          <w:szCs w:val="32"/>
-        </w:rPr>
-        <w:t xml:space="preserve"> every time </w:t>
-      </w:r>
-      <w:proofErr w:type="spellStart"/>
-      <w:proofErr w:type="gramStart"/>
-      <w:r>
-        <w:rPr>
-          <w:b/>
-          <w:bCs/>
-          <w:sz w:val="32"/>
-          <w:szCs w:val="32"/>
-        </w:rPr>
-        <w:t>setState</w:t>
-      </w:r>
-      <w:proofErr w:type="spellEnd"/>
-      <w:r>
-        <w:rPr>
-          <w:b/>
-          <w:bCs/>
-          <w:sz w:val="32"/>
-          <w:szCs w:val="32"/>
-        </w:rPr>
-        <w:t>(</w:t>
-      </w:r>
-      <w:proofErr w:type="gramEnd"/>
-      <w:r>
-        <w:rPr>
-          <w:b/>
-          <w:bCs/>
-          <w:sz w:val="32"/>
-          <w:szCs w:val="32"/>
-        </w:rPr>
-        <w:t>)</w:t>
-      </w:r>
-      <w:r>
-        <w:rPr>
-          <w:sz w:val="32"/>
-          <w:szCs w:val="32"/>
-        </w:rPr>
-        <w:t xml:space="preserve"> runs or dependencies change.</w:t>
-      </w:r>
-      <w:r>
-        <w:rPr>
-          <w:sz w:val="32"/>
-          <w:szCs w:val="32"/>
-        </w:rPr>
-        <w:t xml:space="preserve"> </w:t>
-      </w:r>
-      <w:r>
-        <w:rPr>
-          <w:sz w:val="32"/>
-          <w:szCs w:val="32"/>
-        </w:rPr>
-        <w:t>It describes what the widget looks like.</w:t>
-      </w:r>
-      <w:r>
-        <w:rPr>
-          <w:sz w:val="32"/>
-          <w:szCs w:val="32"/>
-        </w:rPr>
-        <w:t xml:space="preserve"> Rule keep </w:t>
-      </w:r>
-      <w:proofErr w:type="gramStart"/>
-      <w:r>
-        <w:rPr>
-          <w:b/>
-          <w:bCs/>
-          <w:sz w:val="32"/>
-          <w:szCs w:val="32"/>
-        </w:rPr>
-        <w:t>build(</w:t>
-      </w:r>
-      <w:proofErr w:type="gramEnd"/>
-      <w:r>
-        <w:rPr>
-          <w:b/>
-          <w:bCs/>
-          <w:sz w:val="32"/>
-          <w:szCs w:val="32"/>
-        </w:rPr>
-        <w:t>)</w:t>
-      </w:r>
-      <w:r>
-        <w:rPr>
-          <w:sz w:val="32"/>
-          <w:szCs w:val="32"/>
-        </w:rPr>
-        <w:t xml:space="preserve"> fast. It should only describe UI, not do heavy work.</w:t>
-      </w:r>
-    </w:p>
-    <w:p>
-      <w:pPr>
-        <w:jc w:val="both"/>
-        <w:rPr>
-          <w:b/>
-          <w:bCs/>
-          <w:color w:val="D86DCB" w:themeColor="accent5" w:themeTint="99"/>
-          <w:sz w:val="32"/>
-          <w:szCs w:val="32"/>
-        </w:rPr>
-      </w:pPr>
-      <w:r>
-        <w:rPr>
-          <w:b/>
-          <w:bCs/>
-          <w:color w:val="D86DCB" w:themeColor="accent5" w:themeTint="99"/>
-          <w:sz w:val="32"/>
-          <w:szCs w:val="32"/>
-        </w:rPr>
-        <w:t>@override</w:t>
-      </w:r>
-    </w:p>
-    <w:p>
-      <w:pPr>
-        <w:jc w:val="both"/>
-        <w:rPr>
-          <w:b/>
-          <w:bCs/>
-          <w:color w:val="D86DCB" w:themeColor="accent5" w:themeTint="99"/>
-          <w:sz w:val="32"/>
-          <w:szCs w:val="32"/>
-        </w:rPr>
-      </w:pPr>
-      <w:r>
-        <w:rPr>
-          <w:b/>
-          <w:bCs/>
-          <w:color w:val="D86DCB" w:themeColor="accent5" w:themeTint="99"/>
-          <w:sz w:val="32"/>
-          <w:szCs w:val="32"/>
-        </w:rPr>
-        <w:t xml:space="preserve">Widget </w:t>
-      </w:r>
-      <w:proofErr w:type="gramStart"/>
-      <w:r>
-        <w:rPr>
-          <w:b/>
-          <w:bCs/>
-          <w:color w:val="D86DCB" w:themeColor="accent5" w:themeTint="99"/>
-          <w:sz w:val="32"/>
-          <w:szCs w:val="32"/>
-        </w:rPr>
-        <w:t>build(</w:t>
-      </w:r>
-      <w:proofErr w:type="spellStart"/>
-      <w:proofErr w:type="gramEnd"/>
-      <w:r>
-        <w:rPr>
-          <w:b/>
-          <w:bCs/>
-          <w:color w:val="D86DCB" w:themeColor="accent5" w:themeTint="99"/>
-          <w:sz w:val="32"/>
-          <w:szCs w:val="32"/>
-        </w:rPr>
-        <w:t>BuildContext</w:t>
-      </w:r>
-      <w:proofErr w:type="spellEnd"/>
-      <w:r>
-        <w:rPr>
-          <w:b/>
-          <w:bCs/>
-          <w:color w:val="D86DCB" w:themeColor="accent5" w:themeTint="99"/>
-          <w:sz w:val="32"/>
-          <w:szCs w:val="32"/>
-        </w:rPr>
-        <w:t xml:space="preserve"> context) {</w:t>
-      </w:r>
-    </w:p>
-    <w:p>
-      <w:pPr>
-        <w:jc w:val="both"/>
-        <w:rPr>
-          <w:b/>
-          <w:bCs/>
-          <w:color w:val="D86DCB" w:themeColor="accent5" w:themeTint="99"/>
-          <w:sz w:val="32"/>
-          <w:szCs w:val="32"/>
-        </w:rPr>
-      </w:pPr>
-      <w:r>
-        <w:rPr>
-          <w:b/>
-          <w:bCs/>
-          <w:color w:val="D86DCB" w:themeColor="accent5" w:themeTint="99"/>
-          <w:sz w:val="32"/>
-          <w:szCs w:val="32"/>
-        </w:rPr>
-        <w:t xml:space="preserve">  </w:t>
-      </w:r>
-      <w:proofErr w:type="gramStart"/>
-      <w:r>
-        <w:rPr>
-          <w:b/>
-          <w:bCs/>
-          <w:color w:val="D86DCB" w:themeColor="accent5" w:themeTint="99"/>
-          <w:sz w:val="32"/>
-          <w:szCs w:val="32"/>
-        </w:rPr>
-        <w:t>print(</w:t>
-      </w:r>
-      <w:proofErr w:type="gramEnd"/>
-      <w:r>
-        <w:rPr>
-          <w:b/>
-          <w:bCs/>
-          <w:color w:val="D86DCB" w:themeColor="accent5" w:themeTint="99"/>
-          <w:sz w:val="32"/>
-          <w:szCs w:val="32"/>
-        </w:rPr>
-        <w:t>'build called!');</w:t>
-      </w:r>
-    </w:p>
-    <w:p>
-      <w:pPr>
-        <w:jc w:val="both"/>
-        <w:rPr>
-          <w:b/>
-          <w:bCs/>
-          <w:color w:val="D86DCB" w:themeColor="accent5" w:themeTint="99"/>
-          <w:sz w:val="32"/>
-          <w:szCs w:val="32"/>
-        </w:rPr>
-      </w:pPr>
-      <w:r>
-        <w:rPr>
-          <w:b/>
-          <w:bCs/>
-          <w:color w:val="D86DCB" w:themeColor="accent5" w:themeTint="99"/>
-          <w:sz w:val="32"/>
-          <w:szCs w:val="32"/>
-        </w:rPr>
-        <w:t xml:space="preserve">  return </w:t>
-      </w:r>
-      <w:proofErr w:type="gramStart"/>
-      <w:r>
-        <w:rPr>
-          <w:b/>
-          <w:bCs/>
-          <w:color w:val="D86DCB" w:themeColor="accent5" w:themeTint="99"/>
-          <w:sz w:val="32"/>
-          <w:szCs w:val="32"/>
-        </w:rPr>
-        <w:t>Scaffold(</w:t>
-      </w:r>
-      <w:proofErr w:type="gramEnd"/>
-    </w:p>
-    <w:p>
-      <w:pPr>
-        <w:jc w:val="both"/>
-        <w:rPr>
-          <w:b/>
-          <w:bCs/>
-          <w:color w:val="D86DCB" w:themeColor="accent5" w:themeTint="99"/>
-          <w:sz w:val="32"/>
-          <w:szCs w:val="32"/>
-        </w:rPr>
-      </w:pPr>
-      <w:r>
-        <w:rPr>
-          <w:b/>
-          <w:bCs/>
-          <w:color w:val="D86DCB" w:themeColor="accent5" w:themeTint="99"/>
-          <w:sz w:val="32"/>
-          <w:szCs w:val="32"/>
-        </w:rPr>
-        <w:t xml:space="preserve">    body: </w:t>
-      </w:r>
-      <w:proofErr w:type="gramStart"/>
-      <w:r>
-        <w:rPr>
-          <w:b/>
-          <w:bCs/>
-          <w:color w:val="D86DCB" w:themeColor="accent5" w:themeTint="99"/>
-          <w:sz w:val="32"/>
-          <w:szCs w:val="32"/>
-        </w:rPr>
-        <w:t>Center(</w:t>
-      </w:r>
-      <w:proofErr w:type="gramEnd"/>
-      <w:r>
-        <w:rPr>
-          <w:b/>
-          <w:bCs/>
-          <w:color w:val="D86DCB" w:themeColor="accent5" w:themeTint="99"/>
-          <w:sz w:val="32"/>
-          <w:szCs w:val="32"/>
-        </w:rPr>
-        <w:t>child: Text('Counter: $_counter')),</w:t>
-      </w:r>
-    </w:p>
-    <w:p>
-      <w:pPr>
-        <w:jc w:val="both"/>
-        <w:rPr>
-          <w:b/>
-          <w:bCs/>
-          <w:color w:val="D86DCB" w:themeColor="accent5" w:themeTint="99"/>
-          <w:sz w:val="32"/>
-          <w:szCs w:val="32"/>
-        </w:rPr>
-      </w:pPr>
-      <w:r>
-        <w:rPr>
-          <w:b/>
-          <w:bCs/>
-          <w:color w:val="D86DCB" w:themeColor="accent5" w:themeTint="99"/>
-          <w:sz w:val="32"/>
-          <w:szCs w:val="32"/>
-        </w:rPr>
-        <w:t xml:space="preserve">  );</w:t>
-      </w:r>
-    </w:p>
-    <w:p>
-      <w:pPr>
-        <w:jc w:val="both"/>
-        <w:rPr>
-          <w:b/>
-          <w:bCs/>
-          <w:color w:val="D86DCB" w:themeColor="accent5" w:themeTint="99"/>
-          <w:sz w:val="32"/>
-          <w:szCs w:val="32"/>
-        </w:rPr>
-      </w:pPr>
-      <w:r>
-        <w:rPr>
-          <w:b/>
-          <w:bCs/>
-          <w:color w:val="D86DCB" w:themeColor="accent5" w:themeTint="99"/>
-          <w:sz w:val="32"/>
-          <w:szCs w:val="32"/>
-        </w:rPr>
-        <w:t>}</w:t>
-      </w:r>
-    </w:p>
-    <w:p>
-      <w:pPr>
-        <w:jc w:val="both"/>
-        <w:rPr>
-          <w:b/>
-          <w:bCs/>
-          <w:sz w:val="32"/>
-          <w:szCs w:val="32"/>
-        </w:rPr>
-      </w:pPr>
-    </w:p>
-    <w:p>
-      <w:pPr>
-        <w:jc w:val="center"/>
-        <w:rPr>
-          <w:sz w:val="32"/>
-          <w:szCs w:val="32"/>
-        </w:rPr>
-      </w:pPr>
-      <w:r>
-        <w:rPr>
-          <w:sz w:val="32"/>
-          <w:szCs w:val="32"/>
-        </w:rPr>
-        <w:t>Break</w:t>
-      </w:r>
-    </w:p>
-    <w:p>
-      <w:pPr>
-        <w:jc w:val="both"/>
-        <w:rPr>
-          <w:b/>
-          <w:bCs/>
-          <w:sz w:val="32"/>
-          <w:szCs w:val="32"/>
-        </w:rPr>
-      </w:pPr>
-    </w:p>
-    <w:p>
-      <w:pPr>
-        <w:jc w:val="both"/>
-        <w:rPr>
-          <w:b/>
-          <w:bCs/>
-          <w:sz w:val="32"/>
-          <w:szCs w:val="32"/>
-        </w:rPr>
-      </w:pPr>
-      <w:proofErr w:type="spellStart"/>
-      <w:proofErr w:type="gramStart"/>
-      <w:r>
-        <w:rPr>
-          <w:b/>
-          <w:bCs/>
-          <w:sz w:val="32"/>
-          <w:szCs w:val="32"/>
-        </w:rPr>
-        <w:t>s</w:t>
-      </w:r>
-      <w:r>
-        <w:rPr>
-          <w:b/>
-          <w:bCs/>
-          <w:sz w:val="32"/>
-          <w:szCs w:val="32"/>
-        </w:rPr>
-        <w:t>etState</w:t>
-      </w:r>
-      <w:proofErr w:type="spellEnd"/>
-      <w:r>
-        <w:rPr>
-          <w:b/>
-          <w:bCs/>
-          <w:sz w:val="32"/>
-          <w:szCs w:val="32"/>
-        </w:rPr>
-        <w:t>(</w:t>
-      </w:r>
-      <w:proofErr w:type="gramEnd"/>
-      <w:r>
-        <w:rPr>
-          <w:b/>
-          <w:bCs/>
-          <w:sz w:val="32"/>
-          <w:szCs w:val="32"/>
-        </w:rPr>
-        <w:t>):</w:t>
-      </w:r>
-    </w:p>
-    <w:p>
-      <w:pPr>
-        <w:jc w:val="both"/>
-        <w:rPr>
-          <w:sz w:val="32"/>
-          <w:szCs w:val="32"/>
-        </w:rPr>
-      </w:pPr>
-      <w:r>
-        <w:rPr>
-          <w:sz w:val="32"/>
-          <w:szCs w:val="32"/>
-        </w:rPr>
-        <w:t xml:space="preserve"># </w:t>
-      </w:r>
-      <w:proofErr w:type="spellStart"/>
-      <w:proofErr w:type="gramStart"/>
-      <w:r>
-        <w:rPr>
-          <w:b/>
-          <w:bCs/>
-          <w:sz w:val="32"/>
-          <w:szCs w:val="32"/>
-        </w:rPr>
-        <w:t>SeState</w:t>
-      </w:r>
-      <w:proofErr w:type="spellEnd"/>
-      <w:r>
-        <w:rPr>
-          <w:b/>
-          <w:bCs/>
-          <w:sz w:val="32"/>
-          <w:szCs w:val="32"/>
-        </w:rPr>
-        <w:t>(</w:t>
-      </w:r>
-      <w:proofErr w:type="gramEnd"/>
-      <w:r>
-        <w:rPr>
-          <w:b/>
-          <w:bCs/>
-          <w:sz w:val="32"/>
-          <w:szCs w:val="32"/>
-        </w:rPr>
-        <w:t>() {})</w:t>
-      </w:r>
-      <w:r>
-        <w:rPr>
-          <w:sz w:val="32"/>
-          <w:szCs w:val="32"/>
-        </w:rPr>
-        <w:t xml:space="preserve"> is used to rebuild the UI with new value. Tells Flutter “Hey, something changed, rebuild this widget.” We must call </w:t>
-      </w:r>
-      <w:proofErr w:type="spellStart"/>
-      <w:proofErr w:type="gramStart"/>
-      <w:r>
-        <w:rPr>
-          <w:b/>
-          <w:bCs/>
-          <w:sz w:val="32"/>
-          <w:szCs w:val="32"/>
-        </w:rPr>
-        <w:t>setState</w:t>
-      </w:r>
-      <w:proofErr w:type="spellEnd"/>
-      <w:r>
-        <w:rPr>
-          <w:b/>
-          <w:bCs/>
-          <w:sz w:val="32"/>
-          <w:szCs w:val="32"/>
-        </w:rPr>
-        <w:t>(</w:t>
-      </w:r>
-      <w:proofErr w:type="gramEnd"/>
       <w:r>
         <w:rPr>
           <w:b/>
@@ -6467,7 +5702,6 @@
         </w:rPr>
       </w:pPr>
       <w:proofErr w:type="spellStart"/>
-      <w:proofErr w:type="gramStart"/>
       <w:r>
         <w:rPr>
           <w:b/>
@@ -6487,18 +5721,7 @@
           <w:sz w:val="32"/>
           <w:szCs w:val="32"/>
         </w:rPr>
-        <w:t>(</w:t>
-      </w:r>
-      <w:proofErr w:type="gramEnd"/>
-      <w:r>
-        <w:rPr>
-          <w:b/>
-          <w:bCs/>
-          <w:color w:val="D86DCB" w:themeColor="accent5" w:themeTint="99"/>
-          <w:sz w:val="32"/>
-          <w:szCs w:val="32"/>
-        </w:rPr>
-        <w:t>{</w:t>
+        <w:t>({</w:t>
       </w:r>
     </w:p>
     <w:p>
@@ -6562,7 +5785,6 @@
         <w:t xml:space="preserve"># Remember, </w:t>
       </w:r>
       <w:proofErr w:type="spellStart"/>
-      <w:proofErr w:type="gramStart"/>
       <w:r>
         <w:rPr>
           <w:b/>
@@ -6580,17 +5802,7 @@
           <w:sz w:val="32"/>
           <w:szCs w:val="32"/>
         </w:rPr>
-        <w:t>(</w:t>
-      </w:r>
-      <w:proofErr w:type="gramEnd"/>
-      <w:r>
-        <w:rPr>
-          <w:b/>
-          <w:bCs/>
-          <w:sz w:val="32"/>
-          <w:szCs w:val="32"/>
-        </w:rPr>
-        <w:t>)</w:t>
+        <w:t>()</w:t>
       </w:r>
       <w:r>
         <w:rPr>
@@ -6639,25 +5851,14 @@
         <w:lastRenderedPageBreak/>
         <w:t xml:space="preserve">we want to rebuild the whole widget tree in the </w:t>
       </w:r>
-      <w:proofErr w:type="gramStart"/>
-      <w:r>
-        <w:rPr>
-          <w:b/>
-          <w:bCs/>
-          <w:sz w:val="32"/>
-          <w:szCs w:val="32"/>
-        </w:rPr>
-        <w:t>build(</w:t>
-      </w:r>
-      <w:proofErr w:type="gramEnd"/>
-      <w:r>
-        <w:rPr>
-          <w:b/>
-          <w:bCs/>
-          <w:sz w:val="32"/>
-          <w:szCs w:val="32"/>
-        </w:rPr>
-        <w:t>)</w:t>
+      <w:r>
+        <w:rPr>
+          <w:b/>
+          <w:bCs/>
+          <w:sz w:val="32"/>
+          <w:szCs w:val="32"/>
+        </w:rPr>
+        <w:t>build()</w:t>
       </w:r>
       <w:r>
         <w:rPr>
@@ -6780,7 +5981,6 @@
         <w:t xml:space="preserve"> to call a </w:t>
       </w:r>
       <w:proofErr w:type="spellStart"/>
-      <w:proofErr w:type="gramStart"/>
       <w:r>
         <w:rPr>
           <w:b/>
@@ -6798,17 +5998,7 @@
           <w:sz w:val="32"/>
           <w:szCs w:val="32"/>
         </w:rPr>
-        <w:t>(</w:t>
-      </w:r>
-      <w:proofErr w:type="gramEnd"/>
-      <w:r>
-        <w:rPr>
-          <w:b/>
-          <w:bCs/>
-          <w:sz w:val="32"/>
-          <w:szCs w:val="32"/>
-        </w:rPr>
-        <w:t>)</w:t>
+        <w:t>()</w:t>
       </w:r>
       <w:r>
         <w:rPr>
@@ -6832,7 +6022,6 @@
         <w:t xml:space="preserve"> in home screen. </w:t>
       </w:r>
       <w:proofErr w:type="spellStart"/>
-      <w:proofErr w:type="gramStart"/>
       <w:r>
         <w:rPr>
           <w:b/>
@@ -6850,17 +6039,7 @@
           <w:sz w:val="32"/>
           <w:szCs w:val="32"/>
         </w:rPr>
-        <w:t>(</w:t>
-      </w:r>
-      <w:proofErr w:type="gramEnd"/>
-      <w:r>
-        <w:rPr>
-          <w:b/>
-          <w:bCs/>
-          <w:sz w:val="32"/>
-          <w:szCs w:val="32"/>
-        </w:rPr>
-        <w:t xml:space="preserve">) </w:t>
+        <w:t xml:space="preserve">() </w:t>
       </w:r>
       <w:r>
         <w:rPr>
@@ -6905,7 +6084,6 @@
         <w:t xml:space="preserve"> where </w:t>
       </w:r>
       <w:proofErr w:type="spellStart"/>
-      <w:proofErr w:type="gramStart"/>
       <w:r>
         <w:rPr>
           <w:b/>
@@ -6923,17 +6101,7 @@
           <w:sz w:val="32"/>
           <w:szCs w:val="32"/>
         </w:rPr>
-        <w:t>(</w:t>
-      </w:r>
-      <w:proofErr w:type="gramEnd"/>
-      <w:r>
-        <w:rPr>
-          <w:b/>
-          <w:bCs/>
-          <w:sz w:val="32"/>
-          <w:szCs w:val="32"/>
-        </w:rPr>
-        <w:t>)</w:t>
+        <w:t>()</w:t>
       </w:r>
       <w:r>
         <w:rPr>
@@ -6982,7 +6150,6 @@
         <w:t xml:space="preserve">this calls the </w:t>
       </w:r>
       <w:proofErr w:type="spellStart"/>
-      <w:proofErr w:type="gramStart"/>
       <w:r>
         <w:rPr>
           <w:b/>
@@ -7000,17 +6167,7 @@
           <w:sz w:val="32"/>
           <w:szCs w:val="32"/>
         </w:rPr>
-        <w:t>(</w:t>
-      </w:r>
-      <w:proofErr w:type="gramEnd"/>
-      <w:r>
-        <w:rPr>
-          <w:b/>
-          <w:bCs/>
-          <w:sz w:val="32"/>
-          <w:szCs w:val="32"/>
-        </w:rPr>
-        <w:t>)</w:t>
+        <w:t>()</w:t>
       </w:r>
       <w:r>
         <w:rPr>
@@ -7118,7 +6275,6 @@
         <w:t xml:space="preserve"> with </w:t>
       </w:r>
       <w:proofErr w:type="spellStart"/>
-      <w:proofErr w:type="gramStart"/>
       <w:r>
         <w:rPr>
           <w:b/>
@@ -7136,17 +6292,7 @@
           <w:sz w:val="32"/>
           <w:szCs w:val="32"/>
         </w:rPr>
-        <w:t>(</w:t>
-      </w:r>
-      <w:proofErr w:type="gramEnd"/>
-      <w:r>
-        <w:rPr>
-          <w:b/>
-          <w:bCs/>
-          <w:sz w:val="32"/>
-          <w:szCs w:val="32"/>
-        </w:rPr>
-        <w:t>)</w:t>
+        <w:t>()</w:t>
       </w:r>
       <w:r>
         <w:rPr>
@@ -7241,7 +6387,6 @@
         <w:t xml:space="preserve"># </w:t>
       </w:r>
       <w:proofErr w:type="spellStart"/>
-      <w:proofErr w:type="gramStart"/>
       <w:r>
         <w:rPr>
           <w:b/>
@@ -7259,17 +6404,7 @@
           <w:sz w:val="32"/>
           <w:szCs w:val="32"/>
         </w:rPr>
-        <w:t>(</w:t>
-      </w:r>
-      <w:proofErr w:type="gramEnd"/>
-      <w:r>
-        <w:rPr>
-          <w:b/>
-          <w:bCs/>
-          <w:sz w:val="32"/>
-          <w:szCs w:val="32"/>
-        </w:rPr>
-        <w:t>)</w:t>
+        <w:t>()</w:t>
       </w:r>
       <w:r>
         <w:rPr>
@@ -7445,7 +6580,6 @@
         </w:rPr>
       </w:pPr>
       <w:proofErr w:type="spellStart"/>
-      <w:proofErr w:type="gramStart"/>
       <w:r>
         <w:rPr>
           <w:b/>
@@ -7463,9 +6597,8 @@
           <w:sz w:val="28"/>
           <w:szCs w:val="28"/>
         </w:rPr>
-        <w:t>(</w:t>
-      </w:r>
-      <w:proofErr w:type="gramEnd"/>
+        <w:t>()</w:t>
+      </w:r>
       <w:r>
         <w:rPr>
           <w:b/>
@@ -7473,1141 +6606,1070 @@
           <w:sz w:val="28"/>
           <w:szCs w:val="28"/>
         </w:rPr>
+        <w:t xml:space="preserve"> // runs</w:t>
+      </w:r>
+    </w:p>
+    <w:p>
+      <w:pPr>
+        <w:jc w:val="both"/>
+        <w:rPr>
+          <w:sz w:val="32"/>
+          <w:szCs w:val="32"/>
+        </w:rPr>
+      </w:pPr>
+      <w:r>
+        <w:rPr>
+          <w:sz w:val="32"/>
+          <w:szCs w:val="32"/>
+        </w:rPr>
+        <w:t># Imagine</w:t>
+      </w:r>
+      <w:r>
+        <w:rPr>
+          <w:sz w:val="32"/>
+          <w:szCs w:val="32"/>
+        </w:rPr>
+        <w:t xml:space="preserve"> this reusable</w:t>
+      </w:r>
+      <w:r>
+        <w:rPr>
+          <w:sz w:val="32"/>
+          <w:szCs w:val="32"/>
+        </w:rPr>
+        <w:t xml:space="preserve"> </w:t>
+      </w:r>
+      <w:proofErr w:type="spellStart"/>
+      <w:r>
+        <w:rPr>
+          <w:b/>
+          <w:bCs/>
+          <w:sz w:val="32"/>
+          <w:szCs w:val="32"/>
+        </w:rPr>
+        <w:t>ChildWidget</w:t>
+      </w:r>
+      <w:proofErr w:type="spellEnd"/>
+      <w:r>
+        <w:rPr>
+          <w:b/>
+          <w:bCs/>
+          <w:sz w:val="32"/>
+          <w:szCs w:val="32"/>
+        </w:rPr>
+        <w:t>(</w:t>
+      </w:r>
+      <w:proofErr w:type="spellStart"/>
+      <w:r>
+        <w:rPr>
+          <w:b/>
+          <w:bCs/>
+          <w:sz w:val="32"/>
+          <w:szCs w:val="32"/>
+        </w:rPr>
+        <w:t>userId</w:t>
+      </w:r>
+      <w:proofErr w:type="spellEnd"/>
+      <w:r>
+        <w:rPr>
+          <w:b/>
+          <w:bCs/>
+          <w:sz w:val="32"/>
+          <w:szCs w:val="32"/>
+        </w:rPr>
+        <w:t>: 1,)</w:t>
+      </w:r>
+      <w:r>
+        <w:rPr>
+          <w:sz w:val="32"/>
+          <w:szCs w:val="32"/>
+        </w:rPr>
+        <w:t xml:space="preserve"> but later it becomes </w:t>
+      </w:r>
+      <w:proofErr w:type="spellStart"/>
+      <w:r>
+        <w:rPr>
+          <w:b/>
+          <w:bCs/>
+          <w:sz w:val="32"/>
+          <w:szCs w:val="32"/>
+        </w:rPr>
+        <w:t>ChildWidget</w:t>
+      </w:r>
+      <w:proofErr w:type="spellEnd"/>
+      <w:r>
+        <w:rPr>
+          <w:b/>
+          <w:bCs/>
+          <w:sz w:val="32"/>
+          <w:szCs w:val="32"/>
+        </w:rPr>
+        <w:t>(</w:t>
+      </w:r>
+      <w:proofErr w:type="spellStart"/>
+      <w:r>
+        <w:rPr>
+          <w:b/>
+          <w:bCs/>
+          <w:sz w:val="32"/>
+          <w:szCs w:val="32"/>
+        </w:rPr>
+        <w:t>userId</w:t>
+      </w:r>
+      <w:proofErr w:type="spellEnd"/>
+      <w:r>
+        <w:rPr>
+          <w:b/>
+          <w:bCs/>
+          <w:sz w:val="32"/>
+          <w:szCs w:val="32"/>
+        </w:rPr>
+        <w:t>: 2,)</w:t>
+      </w:r>
+    </w:p>
+    <w:p>
+      <w:pPr>
+        <w:jc w:val="both"/>
+        <w:rPr>
+          <w:sz w:val="32"/>
+          <w:szCs w:val="32"/>
+        </w:rPr>
+      </w:pPr>
+      <w:r>
+        <w:rPr>
+          <w:sz w:val="32"/>
+          <w:szCs w:val="32"/>
+        </w:rPr>
+        <w:lastRenderedPageBreak/>
+        <w:t xml:space="preserve"># </w:t>
+      </w:r>
+      <w:r>
+        <w:rPr>
+          <w:b/>
+          <w:bCs/>
+          <w:sz w:val="32"/>
+          <w:szCs w:val="32"/>
+        </w:rPr>
+        <w:t>Flutter</w:t>
+      </w:r>
+      <w:r>
+        <w:rPr>
+          <w:sz w:val="32"/>
+          <w:szCs w:val="32"/>
+        </w:rPr>
+        <w:t xml:space="preserve"> looks at it and thinks </w:t>
+      </w:r>
+      <w:r>
+        <w:rPr>
+          <w:sz w:val="32"/>
+          <w:szCs w:val="32"/>
+        </w:rPr>
+        <w:t>“</w:t>
+      </w:r>
+      <w:r>
+        <w:rPr>
+          <w:sz w:val="32"/>
+          <w:szCs w:val="32"/>
+        </w:rPr>
+        <w:t xml:space="preserve">Same </w:t>
+      </w:r>
+      <w:r>
+        <w:rPr>
+          <w:sz w:val="32"/>
+          <w:szCs w:val="32"/>
+        </w:rPr>
+        <w:t xml:space="preserve">widget type? Same </w:t>
+      </w:r>
+      <w:r>
+        <w:rPr>
+          <w:b/>
+          <w:bCs/>
+          <w:sz w:val="32"/>
+          <w:szCs w:val="32"/>
+        </w:rPr>
+        <w:t>Key</w:t>
+      </w:r>
+      <w:r>
+        <w:rPr>
+          <w:sz w:val="32"/>
+          <w:szCs w:val="32"/>
+        </w:rPr>
+        <w:t>? I can reuse the existing State object</w:t>
+      </w:r>
+      <w:r>
+        <w:rPr>
+          <w:sz w:val="32"/>
+          <w:szCs w:val="32"/>
+        </w:rPr>
+        <w:t>”</w:t>
+      </w:r>
+      <w:r>
+        <w:rPr>
+          <w:sz w:val="32"/>
+          <w:szCs w:val="32"/>
+        </w:rPr>
+        <w:t xml:space="preserve">. So, it updates </w:t>
+      </w:r>
+      <w:proofErr w:type="spellStart"/>
+      <w:r>
+        <w:rPr>
+          <w:b/>
+          <w:bCs/>
+          <w:sz w:val="32"/>
+          <w:szCs w:val="32"/>
+        </w:rPr>
+        <w:t>widget.userId</w:t>
+      </w:r>
+      <w:proofErr w:type="spellEnd"/>
+      <w:r>
+        <w:rPr>
+          <w:b/>
+          <w:bCs/>
+          <w:sz w:val="32"/>
+          <w:szCs w:val="32"/>
+        </w:rPr>
+        <w:t xml:space="preserve"> </w:t>
+      </w:r>
+      <w:r>
+        <w:rPr>
+          <w:sz w:val="32"/>
+          <w:szCs w:val="32"/>
+        </w:rPr>
+        <w:t xml:space="preserve">from </w:t>
+      </w:r>
+      <w:r>
+        <w:rPr>
+          <w:b/>
+          <w:bCs/>
+          <w:sz w:val="32"/>
+          <w:szCs w:val="32"/>
+        </w:rPr>
+        <w:t>1</w:t>
+      </w:r>
+      <w:r>
+        <w:rPr>
+          <w:sz w:val="36"/>
+          <w:szCs w:val="36"/>
+        </w:rPr>
+        <w:t xml:space="preserve"> to </w:t>
+      </w:r>
+      <w:r>
+        <w:rPr>
+          <w:b/>
+          <w:bCs/>
+          <w:sz w:val="32"/>
+          <w:szCs w:val="32"/>
+        </w:rPr>
+        <w:t>2</w:t>
+      </w:r>
+      <w:r>
+        <w:rPr>
+          <w:sz w:val="36"/>
+          <w:szCs w:val="36"/>
+        </w:rPr>
+        <w:t xml:space="preserve"> </w:t>
+      </w:r>
+      <w:r>
+        <w:rPr>
+          <w:sz w:val="32"/>
+          <w:szCs w:val="32"/>
+        </w:rPr>
+        <w:t xml:space="preserve">then calls </w:t>
+      </w:r>
+      <w:proofErr w:type="spellStart"/>
+      <w:r>
+        <w:rPr>
+          <w:b/>
+          <w:bCs/>
+          <w:sz w:val="32"/>
+          <w:szCs w:val="32"/>
+        </w:rPr>
+        <w:t>didUpdateWidget</w:t>
+      </w:r>
+      <w:proofErr w:type="spellEnd"/>
+      <w:r>
+        <w:rPr>
+          <w:b/>
+          <w:bCs/>
+          <w:sz w:val="32"/>
+          <w:szCs w:val="32"/>
+        </w:rPr>
+        <w:t>()</w:t>
+      </w:r>
+    </w:p>
+    <w:p>
+      <w:pPr>
+        <w:jc w:val="both"/>
+        <w:rPr>
+          <w:sz w:val="36"/>
+          <w:szCs w:val="36"/>
+        </w:rPr>
+      </w:pPr>
+      <w:r>
+        <w:rPr>
+          <w:sz w:val="32"/>
+          <w:szCs w:val="32"/>
+        </w:rPr>
+        <w:t xml:space="preserve"># Also, notice </w:t>
+      </w:r>
+      <w:proofErr w:type="spellStart"/>
+      <w:r>
+        <w:rPr>
+          <w:b/>
+          <w:bCs/>
+          <w:sz w:val="32"/>
+          <w:szCs w:val="32"/>
+        </w:rPr>
+        <w:t>oldWidget.userId</w:t>
+      </w:r>
+      <w:proofErr w:type="spellEnd"/>
+      <w:r>
+        <w:rPr>
+          <w:b/>
+          <w:bCs/>
+          <w:sz w:val="32"/>
+          <w:szCs w:val="32"/>
+        </w:rPr>
+        <w:t xml:space="preserve"> </w:t>
+      </w:r>
+      <w:r>
+        <w:rPr>
+          <w:sz w:val="32"/>
+          <w:szCs w:val="32"/>
+        </w:rPr>
+        <w:t>lets us compare the previous value (</w:t>
+      </w:r>
+      <w:r>
+        <w:rPr>
+          <w:b/>
+          <w:bCs/>
+          <w:sz w:val="32"/>
+          <w:szCs w:val="32"/>
+        </w:rPr>
+        <w:t>1</w:t>
+      </w:r>
+      <w:r>
+        <w:rPr>
+          <w:sz w:val="32"/>
+          <w:szCs w:val="32"/>
+        </w:rPr>
+        <w:t>) with the new one (</w:t>
+      </w:r>
+      <w:r>
+        <w:rPr>
+          <w:b/>
+          <w:bCs/>
+          <w:sz w:val="32"/>
+          <w:szCs w:val="32"/>
+        </w:rPr>
+        <w:t>2</w:t>
+      </w:r>
+      <w:r>
+        <w:rPr>
+          <w:sz w:val="32"/>
+          <w:szCs w:val="32"/>
+        </w:rPr>
         <w:t>)</w:t>
       </w:r>
-      <w:r>
+    </w:p>
+    <w:p>
+      <w:pPr>
+        <w:jc w:val="both"/>
+        <w:rPr>
+          <w:b/>
+          <w:bCs/>
+          <w:color w:val="D86DCB" w:themeColor="accent5" w:themeTint="99"/>
+          <w:sz w:val="32"/>
+          <w:szCs w:val="32"/>
+        </w:rPr>
+      </w:pPr>
+      <w:r>
+        <w:rPr>
+          <w:b/>
+          <w:bCs/>
+          <w:color w:val="D86DCB" w:themeColor="accent5" w:themeTint="99"/>
+          <w:sz w:val="32"/>
+          <w:szCs w:val="32"/>
+        </w:rPr>
+        <w:t xml:space="preserve">class </w:t>
+      </w:r>
+      <w:proofErr w:type="spellStart"/>
+      <w:r>
+        <w:rPr>
+          <w:b/>
+          <w:bCs/>
+          <w:color w:val="D86DCB" w:themeColor="accent5" w:themeTint="99"/>
+          <w:sz w:val="32"/>
+          <w:szCs w:val="32"/>
+        </w:rPr>
+        <w:t>UserPage</w:t>
+      </w:r>
+      <w:proofErr w:type="spellEnd"/>
+      <w:r>
+        <w:rPr>
+          <w:b/>
+          <w:bCs/>
+          <w:color w:val="D86DCB" w:themeColor="accent5" w:themeTint="99"/>
+          <w:sz w:val="32"/>
+          <w:szCs w:val="32"/>
+        </w:rPr>
+        <w:t xml:space="preserve"> extends </w:t>
+      </w:r>
+      <w:proofErr w:type="spellStart"/>
+      <w:r>
+        <w:rPr>
+          <w:b/>
+          <w:bCs/>
+          <w:color w:val="D86DCB" w:themeColor="accent5" w:themeTint="99"/>
+          <w:sz w:val="32"/>
+          <w:szCs w:val="32"/>
+        </w:rPr>
+        <w:t>StatefulWidget</w:t>
+      </w:r>
+      <w:proofErr w:type="spellEnd"/>
+      <w:r>
+        <w:rPr>
+          <w:b/>
+          <w:bCs/>
+          <w:color w:val="D86DCB" w:themeColor="accent5" w:themeTint="99"/>
+          <w:sz w:val="32"/>
+          <w:szCs w:val="32"/>
+        </w:rPr>
+        <w:t xml:space="preserve"> {</w:t>
+      </w:r>
+    </w:p>
+    <w:p>
+      <w:pPr>
+        <w:jc w:val="both"/>
+        <w:rPr>
+          <w:b/>
+          <w:bCs/>
+          <w:color w:val="D86DCB" w:themeColor="accent5" w:themeTint="99"/>
+          <w:sz w:val="32"/>
+          <w:szCs w:val="32"/>
+        </w:rPr>
+      </w:pPr>
+      <w:r>
+        <w:rPr>
+          <w:b/>
+          <w:bCs/>
+          <w:color w:val="D86DCB" w:themeColor="accent5" w:themeTint="99"/>
+          <w:sz w:val="32"/>
+          <w:szCs w:val="32"/>
+        </w:rPr>
+        <w:t xml:space="preserve">  final int </w:t>
+      </w:r>
+      <w:proofErr w:type="spellStart"/>
+      <w:r>
+        <w:rPr>
+          <w:b/>
+          <w:bCs/>
+          <w:color w:val="D86DCB" w:themeColor="accent5" w:themeTint="99"/>
+          <w:sz w:val="32"/>
+          <w:szCs w:val="32"/>
+        </w:rPr>
+        <w:t>userId</w:t>
+      </w:r>
+      <w:proofErr w:type="spellEnd"/>
+      <w:r>
+        <w:rPr>
+          <w:b/>
+          <w:bCs/>
+          <w:color w:val="D86DCB" w:themeColor="accent5" w:themeTint="99"/>
+          <w:sz w:val="32"/>
+          <w:szCs w:val="32"/>
+        </w:rPr>
+        <w:t>;</w:t>
+      </w:r>
+    </w:p>
+    <w:p>
+      <w:pPr>
+        <w:jc w:val="both"/>
+        <w:rPr>
+          <w:b/>
+          <w:bCs/>
+          <w:color w:val="D86DCB" w:themeColor="accent5" w:themeTint="99"/>
+          <w:sz w:val="32"/>
+          <w:szCs w:val="32"/>
+        </w:rPr>
+      </w:pPr>
+      <w:r>
+        <w:rPr>
+          <w:b/>
+          <w:bCs/>
+          <w:color w:val="D86DCB" w:themeColor="accent5" w:themeTint="99"/>
+          <w:sz w:val="32"/>
+          <w:szCs w:val="32"/>
+        </w:rPr>
+        <w:t xml:space="preserve">  const </w:t>
+      </w:r>
+      <w:proofErr w:type="spellStart"/>
+      <w:r>
+        <w:rPr>
+          <w:b/>
+          <w:bCs/>
+          <w:color w:val="D86DCB" w:themeColor="accent5" w:themeTint="99"/>
+          <w:sz w:val="32"/>
+          <w:szCs w:val="32"/>
+        </w:rPr>
+        <w:t>UserPage</w:t>
+      </w:r>
+      <w:proofErr w:type="spellEnd"/>
+      <w:r>
+        <w:rPr>
+          <w:b/>
+          <w:bCs/>
+          <w:color w:val="D86DCB" w:themeColor="accent5" w:themeTint="99"/>
+          <w:sz w:val="32"/>
+          <w:szCs w:val="32"/>
+        </w:rPr>
+        <w:t>({</w:t>
+      </w:r>
+      <w:proofErr w:type="spellStart"/>
+      <w:r>
+        <w:rPr>
+          <w:b/>
+          <w:bCs/>
+          <w:color w:val="D86DCB" w:themeColor="accent5" w:themeTint="99"/>
+          <w:sz w:val="32"/>
+          <w:szCs w:val="32"/>
+        </w:rPr>
+        <w:t>super.key</w:t>
+      </w:r>
+      <w:proofErr w:type="spellEnd"/>
+      <w:r>
+        <w:rPr>
+          <w:b/>
+          <w:bCs/>
+          <w:color w:val="D86DCB" w:themeColor="accent5" w:themeTint="99"/>
+          <w:sz w:val="32"/>
+          <w:szCs w:val="32"/>
+        </w:rPr>
+        <w:t xml:space="preserve">, required </w:t>
+      </w:r>
+      <w:proofErr w:type="spellStart"/>
+      <w:r>
+        <w:rPr>
+          <w:b/>
+          <w:bCs/>
+          <w:color w:val="D86DCB" w:themeColor="accent5" w:themeTint="99"/>
+          <w:sz w:val="32"/>
+          <w:szCs w:val="32"/>
+        </w:rPr>
+        <w:t>this.userId</w:t>
+      </w:r>
+      <w:proofErr w:type="spellEnd"/>
+      <w:r>
+        <w:rPr>
+          <w:b/>
+          <w:bCs/>
+          <w:color w:val="D86DCB" w:themeColor="accent5" w:themeTint="99"/>
+          <w:sz w:val="32"/>
+          <w:szCs w:val="32"/>
+        </w:rPr>
+        <w:t>,});</w:t>
+      </w:r>
+    </w:p>
+    <w:p>
+      <w:pPr>
+        <w:jc w:val="both"/>
+        <w:rPr>
+          <w:b/>
+          <w:bCs/>
+          <w:color w:val="D86DCB" w:themeColor="accent5" w:themeTint="99"/>
+          <w:sz w:val="32"/>
+          <w:szCs w:val="32"/>
+        </w:rPr>
+      </w:pPr>
+      <w:r>
+        <w:rPr>
+          <w:b/>
+          <w:bCs/>
+          <w:color w:val="D86DCB" w:themeColor="accent5" w:themeTint="99"/>
+          <w:sz w:val="32"/>
+          <w:szCs w:val="32"/>
+        </w:rPr>
+        <w:t>}</w:t>
+      </w:r>
+    </w:p>
+    <w:p>
+      <w:pPr>
+        <w:jc w:val="both"/>
+        <w:rPr>
+          <w:b/>
+          <w:bCs/>
+          <w:color w:val="D86DCB" w:themeColor="accent5" w:themeTint="99"/>
+          <w:sz w:val="32"/>
+          <w:szCs w:val="32"/>
+        </w:rPr>
+      </w:pPr>
+      <w:r>
+        <w:rPr>
+          <w:b/>
+          <w:bCs/>
+          <w:color w:val="D86DCB" w:themeColor="accent5" w:themeTint="99"/>
+          <w:sz w:val="32"/>
+          <w:szCs w:val="32"/>
+        </w:rPr>
+        <w:t>…</w:t>
+      </w:r>
+    </w:p>
+    <w:p>
+      <w:pPr>
+        <w:jc w:val="both"/>
+        <w:rPr>
+          <w:b/>
+          <w:bCs/>
+          <w:color w:val="D86DCB" w:themeColor="accent5" w:themeTint="99"/>
+          <w:sz w:val="32"/>
+          <w:szCs w:val="32"/>
+        </w:rPr>
+      </w:pPr>
+      <w:r>
+        <w:rPr>
+          <w:b/>
+          <w:bCs/>
+          <w:color w:val="D86DCB" w:themeColor="accent5" w:themeTint="99"/>
+          <w:sz w:val="32"/>
+          <w:szCs w:val="32"/>
+        </w:rPr>
+        <w:t>@override</w:t>
+      </w:r>
+    </w:p>
+    <w:p>
+      <w:pPr>
+        <w:jc w:val="both"/>
+        <w:rPr>
+          <w:b/>
+          <w:bCs/>
+          <w:color w:val="D86DCB" w:themeColor="accent5" w:themeTint="99"/>
+          <w:sz w:val="32"/>
+          <w:szCs w:val="32"/>
+        </w:rPr>
+      </w:pPr>
+      <w:r>
+        <w:rPr>
+          <w:b/>
+          <w:bCs/>
+          <w:color w:val="D86DCB" w:themeColor="accent5" w:themeTint="99"/>
+          <w:sz w:val="32"/>
+          <w:szCs w:val="32"/>
+        </w:rPr>
+        <w:t xml:space="preserve">void </w:t>
+      </w:r>
+      <w:proofErr w:type="spellStart"/>
+      <w:r>
+        <w:rPr>
+          <w:b/>
+          <w:bCs/>
+          <w:color w:val="D86DCB" w:themeColor="accent5" w:themeTint="99"/>
+          <w:sz w:val="32"/>
+          <w:szCs w:val="32"/>
+        </w:rPr>
+        <w:t>didUpdateWidget</w:t>
+      </w:r>
+      <w:proofErr w:type="spellEnd"/>
+      <w:r>
+        <w:rPr>
+          <w:b/>
+          <w:bCs/>
+          <w:color w:val="D86DCB" w:themeColor="accent5" w:themeTint="99"/>
+          <w:sz w:val="32"/>
+          <w:szCs w:val="32"/>
+        </w:rPr>
+        <w:t>(</w:t>
+      </w:r>
+      <w:proofErr w:type="spellStart"/>
+      <w:r>
+        <w:rPr>
+          <w:b/>
+          <w:bCs/>
+          <w:color w:val="D86DCB" w:themeColor="accent5" w:themeTint="99"/>
+          <w:sz w:val="32"/>
+          <w:szCs w:val="32"/>
+        </w:rPr>
+        <w:t>UserPage</w:t>
+      </w:r>
+      <w:proofErr w:type="spellEnd"/>
+      <w:r>
+        <w:rPr>
+          <w:b/>
+          <w:bCs/>
+          <w:color w:val="D86DCB" w:themeColor="accent5" w:themeTint="99"/>
+          <w:sz w:val="32"/>
+          <w:szCs w:val="32"/>
+        </w:rPr>
+        <w:t xml:space="preserve"> </w:t>
+      </w:r>
+      <w:proofErr w:type="spellStart"/>
+      <w:r>
+        <w:rPr>
+          <w:b/>
+          <w:bCs/>
+          <w:color w:val="D86DCB" w:themeColor="accent5" w:themeTint="99"/>
+          <w:sz w:val="32"/>
+          <w:szCs w:val="32"/>
+        </w:rPr>
+        <w:t>oldWidget</w:t>
+      </w:r>
+      <w:proofErr w:type="spellEnd"/>
+      <w:r>
+        <w:rPr>
+          <w:b/>
+          <w:bCs/>
+          <w:color w:val="D86DCB" w:themeColor="accent5" w:themeTint="99"/>
+          <w:sz w:val="32"/>
+          <w:szCs w:val="32"/>
+        </w:rPr>
+        <w:t>) {</w:t>
+      </w:r>
+    </w:p>
+    <w:p>
+      <w:pPr>
+        <w:jc w:val="both"/>
+        <w:rPr>
+          <w:b/>
+          <w:bCs/>
+          <w:color w:val="D86DCB" w:themeColor="accent5" w:themeTint="99"/>
+          <w:sz w:val="32"/>
+          <w:szCs w:val="32"/>
+        </w:rPr>
+      </w:pPr>
+      <w:r>
+        <w:rPr>
+          <w:b/>
+          <w:bCs/>
+          <w:color w:val="D86DCB" w:themeColor="accent5" w:themeTint="99"/>
+          <w:sz w:val="32"/>
+          <w:szCs w:val="32"/>
+        </w:rPr>
+        <w:t xml:space="preserve">  </w:t>
+      </w:r>
+      <w:proofErr w:type="spellStart"/>
+      <w:r>
+        <w:rPr>
+          <w:b/>
+          <w:bCs/>
+          <w:color w:val="D86DCB" w:themeColor="accent5" w:themeTint="99"/>
+          <w:sz w:val="32"/>
+          <w:szCs w:val="32"/>
+        </w:rPr>
+        <w:t>super.didUpdateWidget</w:t>
+      </w:r>
+      <w:proofErr w:type="spellEnd"/>
+      <w:r>
+        <w:rPr>
+          <w:b/>
+          <w:bCs/>
+          <w:color w:val="D86DCB" w:themeColor="accent5" w:themeTint="99"/>
+          <w:sz w:val="32"/>
+          <w:szCs w:val="32"/>
+        </w:rPr>
+        <w:t>(</w:t>
+      </w:r>
+      <w:proofErr w:type="spellStart"/>
+      <w:r>
+        <w:rPr>
+          <w:b/>
+          <w:bCs/>
+          <w:color w:val="D86DCB" w:themeColor="accent5" w:themeTint="99"/>
+          <w:sz w:val="32"/>
+          <w:szCs w:val="32"/>
+        </w:rPr>
+        <w:t>oldWidget</w:t>
+      </w:r>
+      <w:proofErr w:type="spellEnd"/>
+      <w:r>
+        <w:rPr>
+          <w:b/>
+          <w:bCs/>
+          <w:color w:val="D86DCB" w:themeColor="accent5" w:themeTint="99"/>
+          <w:sz w:val="32"/>
+          <w:szCs w:val="32"/>
+        </w:rPr>
+        <w:t>);</w:t>
+      </w:r>
+    </w:p>
+    <w:p>
+      <w:pPr>
+        <w:jc w:val="both"/>
+        <w:rPr>
+          <w:b/>
+          <w:bCs/>
+          <w:color w:val="D86DCB" w:themeColor="accent5" w:themeTint="99"/>
+          <w:sz w:val="32"/>
+          <w:szCs w:val="32"/>
+        </w:rPr>
+      </w:pPr>
+    </w:p>
+    <w:p>
+      <w:pPr>
+        <w:jc w:val="both"/>
+        <w:rPr>
+          <w:b/>
+          <w:bCs/>
+          <w:color w:val="D86DCB" w:themeColor="accent5" w:themeTint="99"/>
+          <w:sz w:val="32"/>
+          <w:szCs w:val="32"/>
+        </w:rPr>
+      </w:pPr>
+      <w:r>
+        <w:rPr>
+          <w:b/>
+          <w:bCs/>
+          <w:color w:val="D86DCB" w:themeColor="accent5" w:themeTint="99"/>
+          <w:sz w:val="32"/>
+          <w:szCs w:val="32"/>
+        </w:rPr>
+        <w:t xml:space="preserve">  if (</w:t>
+      </w:r>
+      <w:proofErr w:type="spellStart"/>
+      <w:r>
+        <w:rPr>
+          <w:b/>
+          <w:bCs/>
+          <w:color w:val="D86DCB" w:themeColor="accent5" w:themeTint="99"/>
+          <w:sz w:val="32"/>
+          <w:szCs w:val="32"/>
+        </w:rPr>
+        <w:t>oldWidget.userId</w:t>
+      </w:r>
+      <w:proofErr w:type="spellEnd"/>
+      <w:r>
+        <w:rPr>
+          <w:b/>
+          <w:bCs/>
+          <w:color w:val="D86DCB" w:themeColor="accent5" w:themeTint="99"/>
+          <w:sz w:val="32"/>
+          <w:szCs w:val="32"/>
+        </w:rPr>
+        <w:t xml:space="preserve"> != </w:t>
+      </w:r>
+      <w:proofErr w:type="spellStart"/>
+      <w:r>
+        <w:rPr>
+          <w:b/>
+          <w:bCs/>
+          <w:color w:val="D86DCB" w:themeColor="accent5" w:themeTint="99"/>
+          <w:sz w:val="32"/>
+          <w:szCs w:val="32"/>
+        </w:rPr>
+        <w:t>widget.userId</w:t>
+      </w:r>
+      <w:proofErr w:type="spellEnd"/>
+      <w:r>
+        <w:rPr>
+          <w:b/>
+          <w:bCs/>
+          <w:color w:val="D86DCB" w:themeColor="accent5" w:themeTint="99"/>
+          <w:sz w:val="32"/>
+          <w:szCs w:val="32"/>
+        </w:rPr>
+        <w:t>) {</w:t>
+      </w:r>
+    </w:p>
+    <w:p>
+      <w:pPr>
+        <w:jc w:val="both"/>
+        <w:rPr>
+          <w:b/>
+          <w:bCs/>
+          <w:color w:val="D86DCB" w:themeColor="accent5" w:themeTint="99"/>
+          <w:sz w:val="32"/>
+          <w:szCs w:val="32"/>
+        </w:rPr>
+      </w:pPr>
+      <w:r>
+        <w:rPr>
+          <w:b/>
+          <w:bCs/>
+          <w:color w:val="D86DCB" w:themeColor="accent5" w:themeTint="99"/>
+          <w:sz w:val="32"/>
+          <w:szCs w:val="32"/>
+        </w:rPr>
+        <w:t xml:space="preserve">    </w:t>
+      </w:r>
+      <w:proofErr w:type="spellStart"/>
+      <w:r>
+        <w:rPr>
+          <w:b/>
+          <w:bCs/>
+          <w:color w:val="D86DCB" w:themeColor="accent5" w:themeTint="99"/>
+          <w:sz w:val="32"/>
+          <w:szCs w:val="32"/>
+        </w:rPr>
+        <w:t>loadUser</w:t>
+      </w:r>
+      <w:proofErr w:type="spellEnd"/>
+      <w:r>
+        <w:rPr>
+          <w:b/>
+          <w:bCs/>
+          <w:color w:val="D86DCB" w:themeColor="accent5" w:themeTint="99"/>
+          <w:sz w:val="32"/>
+          <w:szCs w:val="32"/>
+        </w:rPr>
+        <w:t>(</w:t>
+      </w:r>
+      <w:proofErr w:type="spellStart"/>
+      <w:r>
+        <w:rPr>
+          <w:b/>
+          <w:bCs/>
+          <w:color w:val="D86DCB" w:themeColor="accent5" w:themeTint="99"/>
+          <w:sz w:val="32"/>
+          <w:szCs w:val="32"/>
+        </w:rPr>
+        <w:t>widget.userId</w:t>
+      </w:r>
+      <w:proofErr w:type="spellEnd"/>
+      <w:r>
+        <w:rPr>
+          <w:b/>
+          <w:bCs/>
+          <w:color w:val="D86DCB" w:themeColor="accent5" w:themeTint="99"/>
+          <w:sz w:val="32"/>
+          <w:szCs w:val="32"/>
+        </w:rPr>
+        <w:t>);</w:t>
+      </w:r>
+      <w:r>
+        <w:rPr>
+          <w:b/>
+          <w:bCs/>
+          <w:color w:val="D86DCB" w:themeColor="accent5" w:themeTint="99"/>
+          <w:sz w:val="32"/>
+          <w:szCs w:val="32"/>
+        </w:rPr>
+        <w:t xml:space="preserve"> // or </w:t>
+      </w:r>
+      <w:proofErr w:type="spellStart"/>
+      <w:r>
+        <w:rPr>
+          <w:b/>
+          <w:bCs/>
+          <w:color w:val="D86DCB" w:themeColor="accent5" w:themeTint="99"/>
+          <w:sz w:val="32"/>
+          <w:szCs w:val="32"/>
+        </w:rPr>
+        <w:t>setState</w:t>
+      </w:r>
+      <w:proofErr w:type="spellEnd"/>
+      <w:r>
+        <w:rPr>
+          <w:b/>
+          <w:bCs/>
+          <w:color w:val="D86DCB" w:themeColor="accent5" w:themeTint="99"/>
+          <w:sz w:val="32"/>
+          <w:szCs w:val="32"/>
+        </w:rPr>
+        <w:t>() to update UI</w:t>
+      </w:r>
+    </w:p>
+    <w:p>
+      <w:pPr>
+        <w:jc w:val="both"/>
+        <w:rPr>
+          <w:b/>
+          <w:bCs/>
+          <w:color w:val="D86DCB" w:themeColor="accent5" w:themeTint="99"/>
+          <w:sz w:val="32"/>
+          <w:szCs w:val="32"/>
+        </w:rPr>
+      </w:pPr>
+      <w:r>
+        <w:rPr>
+          <w:b/>
+          <w:bCs/>
+          <w:color w:val="D86DCB" w:themeColor="accent5" w:themeTint="99"/>
+          <w:sz w:val="32"/>
+          <w:szCs w:val="32"/>
+        </w:rPr>
+        <w:t xml:space="preserve">  }</w:t>
+      </w:r>
+    </w:p>
+    <w:p>
+      <w:pPr>
+        <w:jc w:val="both"/>
+        <w:rPr>
+          <w:b/>
+          <w:bCs/>
+          <w:color w:val="D86DCB" w:themeColor="accent5" w:themeTint="99"/>
+          <w:sz w:val="32"/>
+          <w:szCs w:val="32"/>
+        </w:rPr>
+      </w:pPr>
+      <w:r>
+        <w:rPr>
+          <w:b/>
+          <w:bCs/>
+          <w:color w:val="D86DCB" w:themeColor="accent5" w:themeTint="99"/>
+          <w:sz w:val="32"/>
+          <w:szCs w:val="32"/>
+        </w:rPr>
+        <w:t>}</w:t>
+      </w:r>
+    </w:p>
+    <w:p>
+      <w:pPr>
+        <w:jc w:val="both"/>
+        <w:rPr>
+          <w:sz w:val="32"/>
+          <w:szCs w:val="32"/>
+        </w:rPr>
+      </w:pPr>
+    </w:p>
+    <w:p>
+      <w:pPr>
+        <w:jc w:val="both"/>
+        <w:rPr>
+          <w:sz w:val="32"/>
+          <w:szCs w:val="32"/>
+        </w:rPr>
+      </w:pPr>
+      <w:r>
+        <w:rPr>
+          <w:sz w:val="32"/>
+          <w:szCs w:val="32"/>
+        </w:rPr>
+        <w:t>Execution Flow:</w:t>
+      </w:r>
+    </w:p>
+    <w:p>
+      <w:pPr>
+        <w:jc w:val="both"/>
+        <w:rPr>
+          <w:sz w:val="32"/>
+          <w:szCs w:val="32"/>
+        </w:rPr>
+      </w:pPr>
+      <w:r>
+        <w:rPr>
+          <w:sz w:val="32"/>
+          <w:szCs w:val="32"/>
+        </w:rPr>
+        <w:t># This is how it runs, when constructor parameter value changes:</w:t>
+      </w:r>
+    </w:p>
+    <w:p>
+      <w:pPr>
+        <w:jc w:val="both"/>
         <w:rPr>
           <w:b/>
           <w:bCs/>
           <w:sz w:val="28"/>
           <w:szCs w:val="28"/>
         </w:rPr>
-        <w:t xml:space="preserve"> // runs</w:t>
-      </w:r>
-    </w:p>
-    <w:p>
-      <w:pPr>
-        <w:jc w:val="both"/>
-        <w:rPr>
-          <w:sz w:val="32"/>
-          <w:szCs w:val="32"/>
-        </w:rPr>
-      </w:pPr>
-      <w:r>
-        <w:rPr>
-          <w:sz w:val="32"/>
-          <w:szCs w:val="32"/>
-        </w:rPr>
-        <w:t># Imagine</w:t>
-      </w:r>
-      <w:r>
-        <w:rPr>
-          <w:sz w:val="32"/>
-          <w:szCs w:val="32"/>
-        </w:rPr>
-        <w:t xml:space="preserve"> this reusable</w:t>
-      </w:r>
-      <w:r>
-        <w:rPr>
-          <w:sz w:val="32"/>
-          <w:szCs w:val="32"/>
-        </w:rPr>
-        <w:t xml:space="preserve"> </w:t>
-      </w:r>
-      <w:proofErr w:type="spellStart"/>
-      <w:proofErr w:type="gramStart"/>
-      <w:r>
-        <w:rPr>
-          <w:b/>
-          <w:bCs/>
-          <w:sz w:val="32"/>
-          <w:szCs w:val="32"/>
-        </w:rPr>
-        <w:t>ChildWidget</w:t>
-      </w:r>
-      <w:proofErr w:type="spellEnd"/>
-      <w:r>
-        <w:rPr>
-          <w:b/>
-          <w:bCs/>
-          <w:sz w:val="32"/>
-          <w:szCs w:val="32"/>
-        </w:rPr>
-        <w:t>(</w:t>
-      </w:r>
-      <w:proofErr w:type="spellStart"/>
-      <w:proofErr w:type="gramEnd"/>
-      <w:r>
-        <w:rPr>
-          <w:b/>
-          <w:bCs/>
-          <w:sz w:val="32"/>
-          <w:szCs w:val="32"/>
-        </w:rPr>
-        <w:t>userId</w:t>
-      </w:r>
-      <w:proofErr w:type="spellEnd"/>
-      <w:r>
-        <w:rPr>
-          <w:b/>
-          <w:bCs/>
-          <w:sz w:val="32"/>
-          <w:szCs w:val="32"/>
-        </w:rPr>
-        <w:t>: 1</w:t>
-      </w:r>
-      <w:r>
-        <w:rPr>
-          <w:b/>
-          <w:bCs/>
-          <w:sz w:val="32"/>
-          <w:szCs w:val="32"/>
-        </w:rPr>
-        <w:t>,</w:t>
-      </w:r>
-      <w:r>
-        <w:rPr>
-          <w:b/>
-          <w:bCs/>
-          <w:sz w:val="32"/>
-          <w:szCs w:val="32"/>
-        </w:rPr>
-        <w:t>)</w:t>
-      </w:r>
-      <w:r>
-        <w:rPr>
-          <w:sz w:val="32"/>
-          <w:szCs w:val="32"/>
-        </w:rPr>
-        <w:t xml:space="preserve"> but later it becomes </w:t>
-      </w:r>
-      <w:proofErr w:type="spellStart"/>
-      <w:r>
-        <w:rPr>
-          <w:b/>
-          <w:bCs/>
-          <w:sz w:val="32"/>
-          <w:szCs w:val="32"/>
-        </w:rPr>
-        <w:t>ChildWidget</w:t>
-      </w:r>
-      <w:proofErr w:type="spellEnd"/>
-      <w:r>
-        <w:rPr>
-          <w:b/>
-          <w:bCs/>
-          <w:sz w:val="32"/>
-          <w:szCs w:val="32"/>
-        </w:rPr>
-        <w:t>(</w:t>
-      </w:r>
-      <w:proofErr w:type="spellStart"/>
-      <w:r>
-        <w:rPr>
-          <w:b/>
-          <w:bCs/>
-          <w:sz w:val="32"/>
-          <w:szCs w:val="32"/>
-        </w:rPr>
-        <w:t>userId</w:t>
-      </w:r>
-      <w:proofErr w:type="spellEnd"/>
-      <w:r>
-        <w:rPr>
-          <w:b/>
-          <w:bCs/>
-          <w:sz w:val="32"/>
-          <w:szCs w:val="32"/>
-        </w:rPr>
-        <w:t>: 2,)</w:t>
-      </w:r>
-    </w:p>
-    <w:p>
-      <w:pPr>
-        <w:jc w:val="both"/>
-        <w:rPr>
-          <w:sz w:val="32"/>
-          <w:szCs w:val="32"/>
-        </w:rPr>
-      </w:pPr>
-      <w:r>
-        <w:rPr>
-          <w:sz w:val="32"/>
-          <w:szCs w:val="32"/>
-        </w:rPr>
-        <w:lastRenderedPageBreak/>
-        <w:t xml:space="preserve"># </w:t>
-      </w:r>
-      <w:r>
-        <w:rPr>
-          <w:b/>
-          <w:bCs/>
-          <w:sz w:val="32"/>
-          <w:szCs w:val="32"/>
-        </w:rPr>
-        <w:t>Flutter</w:t>
-      </w:r>
-      <w:r>
-        <w:rPr>
-          <w:sz w:val="32"/>
-          <w:szCs w:val="32"/>
-        </w:rPr>
-        <w:t xml:space="preserve"> looks at it and thinks </w:t>
-      </w:r>
-      <w:r>
-        <w:rPr>
-          <w:sz w:val="32"/>
-          <w:szCs w:val="32"/>
-        </w:rPr>
-        <w:t>“</w:t>
-      </w:r>
-      <w:r>
-        <w:rPr>
-          <w:sz w:val="32"/>
-          <w:szCs w:val="32"/>
-        </w:rPr>
-        <w:t xml:space="preserve">Same </w:t>
-      </w:r>
-      <w:r>
-        <w:rPr>
-          <w:sz w:val="32"/>
-          <w:szCs w:val="32"/>
-        </w:rPr>
-        <w:t xml:space="preserve">widget type? Same </w:t>
-      </w:r>
-      <w:r>
-        <w:rPr>
-          <w:b/>
-          <w:bCs/>
-          <w:sz w:val="32"/>
-          <w:szCs w:val="32"/>
-        </w:rPr>
-        <w:t>Key</w:t>
-      </w:r>
-      <w:r>
-        <w:rPr>
-          <w:sz w:val="32"/>
-          <w:szCs w:val="32"/>
-        </w:rPr>
-        <w:t>? I can reuse the existing State object</w:t>
-      </w:r>
-      <w:r>
-        <w:rPr>
-          <w:sz w:val="32"/>
-          <w:szCs w:val="32"/>
-        </w:rPr>
-        <w:t>”</w:t>
-      </w:r>
-      <w:r>
-        <w:rPr>
-          <w:sz w:val="32"/>
-          <w:szCs w:val="32"/>
-        </w:rPr>
-        <w:t xml:space="preserve">. So, it updates </w:t>
-      </w:r>
-      <w:proofErr w:type="spellStart"/>
-      <w:proofErr w:type="gramStart"/>
-      <w:r>
-        <w:rPr>
-          <w:b/>
-          <w:bCs/>
-          <w:sz w:val="32"/>
-          <w:szCs w:val="32"/>
-        </w:rPr>
-        <w:t>widget.userId</w:t>
-      </w:r>
-      <w:proofErr w:type="spellEnd"/>
-      <w:proofErr w:type="gramEnd"/>
-      <w:r>
-        <w:rPr>
-          <w:b/>
-          <w:bCs/>
-          <w:sz w:val="32"/>
-          <w:szCs w:val="32"/>
-        </w:rPr>
-        <w:t xml:space="preserve"> </w:t>
-      </w:r>
-      <w:r>
-        <w:rPr>
-          <w:sz w:val="32"/>
-          <w:szCs w:val="32"/>
-        </w:rPr>
-        <w:t xml:space="preserve">from </w:t>
-      </w:r>
-      <w:r>
-        <w:rPr>
-          <w:b/>
-          <w:bCs/>
-          <w:sz w:val="32"/>
-          <w:szCs w:val="32"/>
-        </w:rPr>
-        <w:t>1</w:t>
-      </w:r>
-      <w:r>
-        <w:rPr>
-          <w:sz w:val="36"/>
-          <w:szCs w:val="36"/>
-        </w:rPr>
-        <w:t xml:space="preserve"> to </w:t>
-      </w:r>
-      <w:r>
-        <w:rPr>
-          <w:b/>
-          <w:bCs/>
-          <w:sz w:val="32"/>
-          <w:szCs w:val="32"/>
-        </w:rPr>
-        <w:t>2</w:t>
-      </w:r>
-      <w:r>
-        <w:rPr>
-          <w:sz w:val="36"/>
-          <w:szCs w:val="36"/>
-        </w:rPr>
-        <w:t xml:space="preserve"> </w:t>
-      </w:r>
-      <w:r>
-        <w:rPr>
-          <w:sz w:val="32"/>
-          <w:szCs w:val="32"/>
-        </w:rPr>
-        <w:t xml:space="preserve">then calls </w:t>
-      </w:r>
-      <w:proofErr w:type="spellStart"/>
-      <w:r>
-        <w:rPr>
-          <w:b/>
-          <w:bCs/>
-          <w:sz w:val="32"/>
-          <w:szCs w:val="32"/>
-        </w:rPr>
-        <w:t>didUpdateWidget</w:t>
-      </w:r>
-      <w:proofErr w:type="spellEnd"/>
-      <w:r>
-        <w:rPr>
-          <w:b/>
-          <w:bCs/>
-          <w:sz w:val="32"/>
-          <w:szCs w:val="32"/>
-        </w:rPr>
-        <w:t>()</w:t>
-      </w:r>
-    </w:p>
-    <w:p>
-      <w:pPr>
-        <w:jc w:val="both"/>
-        <w:rPr>
-          <w:sz w:val="36"/>
-          <w:szCs w:val="36"/>
-        </w:rPr>
-      </w:pPr>
-      <w:r>
-        <w:rPr>
-          <w:sz w:val="32"/>
-          <w:szCs w:val="32"/>
-        </w:rPr>
-        <w:t xml:space="preserve"># Also, notice </w:t>
-      </w:r>
-      <w:proofErr w:type="spellStart"/>
-      <w:r>
-        <w:rPr>
-          <w:b/>
-          <w:bCs/>
-          <w:sz w:val="32"/>
-          <w:szCs w:val="32"/>
-        </w:rPr>
-        <w:t>oldWidget.userId</w:t>
-      </w:r>
-      <w:proofErr w:type="spellEnd"/>
-      <w:r>
-        <w:rPr>
-          <w:b/>
-          <w:bCs/>
-          <w:sz w:val="32"/>
-          <w:szCs w:val="32"/>
-        </w:rPr>
-        <w:t xml:space="preserve"> </w:t>
-      </w:r>
-      <w:r>
-        <w:rPr>
-          <w:sz w:val="32"/>
-          <w:szCs w:val="32"/>
-        </w:rPr>
-        <w:t>lets us compare the previous value (</w:t>
-      </w:r>
-      <w:r>
-        <w:rPr>
-          <w:b/>
-          <w:bCs/>
-          <w:sz w:val="32"/>
-          <w:szCs w:val="32"/>
-        </w:rPr>
-        <w:t>1</w:t>
-      </w:r>
-      <w:r>
-        <w:rPr>
-          <w:sz w:val="32"/>
-          <w:szCs w:val="32"/>
-        </w:rPr>
-        <w:t>) with the new one (</w:t>
-      </w:r>
-      <w:r>
-        <w:rPr>
-          <w:b/>
-          <w:bCs/>
-          <w:sz w:val="32"/>
-          <w:szCs w:val="32"/>
-        </w:rPr>
-        <w:t>2</w:t>
-      </w:r>
-      <w:r>
-        <w:rPr>
-          <w:sz w:val="32"/>
-          <w:szCs w:val="32"/>
-        </w:rPr>
-        <w:t>)</w:t>
-      </w:r>
-    </w:p>
-    <w:p>
-      <w:pPr>
-        <w:jc w:val="both"/>
-        <w:rPr>
-          <w:b/>
-          <w:bCs/>
-          <w:color w:val="D86DCB" w:themeColor="accent5" w:themeTint="99"/>
-          <w:sz w:val="32"/>
-          <w:szCs w:val="32"/>
-        </w:rPr>
-      </w:pPr>
-      <w:r>
-        <w:rPr>
-          <w:b/>
-          <w:bCs/>
-          <w:color w:val="D86DCB" w:themeColor="accent5" w:themeTint="99"/>
-          <w:sz w:val="32"/>
-          <w:szCs w:val="32"/>
-        </w:rPr>
-        <w:t xml:space="preserve">class </w:t>
-      </w:r>
-      <w:proofErr w:type="spellStart"/>
-      <w:r>
-        <w:rPr>
-          <w:b/>
-          <w:bCs/>
-          <w:color w:val="D86DCB" w:themeColor="accent5" w:themeTint="99"/>
-          <w:sz w:val="32"/>
-          <w:szCs w:val="32"/>
-        </w:rPr>
-        <w:t>UserPage</w:t>
-      </w:r>
-      <w:proofErr w:type="spellEnd"/>
-      <w:r>
-        <w:rPr>
-          <w:b/>
-          <w:bCs/>
-          <w:color w:val="D86DCB" w:themeColor="accent5" w:themeTint="99"/>
-          <w:sz w:val="32"/>
-          <w:szCs w:val="32"/>
-        </w:rPr>
-        <w:t xml:space="preserve"> extends </w:t>
-      </w:r>
-      <w:proofErr w:type="spellStart"/>
-      <w:r>
-        <w:rPr>
-          <w:b/>
-          <w:bCs/>
-          <w:color w:val="D86DCB" w:themeColor="accent5" w:themeTint="99"/>
-          <w:sz w:val="32"/>
-          <w:szCs w:val="32"/>
-        </w:rPr>
-        <w:t>StatefulWidget</w:t>
-      </w:r>
-      <w:proofErr w:type="spellEnd"/>
-      <w:r>
-        <w:rPr>
-          <w:b/>
-          <w:bCs/>
-          <w:color w:val="D86DCB" w:themeColor="accent5" w:themeTint="99"/>
-          <w:sz w:val="32"/>
-          <w:szCs w:val="32"/>
-        </w:rPr>
-        <w:t xml:space="preserve"> {</w:t>
-      </w:r>
-    </w:p>
-    <w:p>
-      <w:pPr>
-        <w:jc w:val="both"/>
-        <w:rPr>
-          <w:b/>
-          <w:bCs/>
-          <w:color w:val="D86DCB" w:themeColor="accent5" w:themeTint="99"/>
-          <w:sz w:val="32"/>
-          <w:szCs w:val="32"/>
-        </w:rPr>
-      </w:pPr>
-      <w:r>
-        <w:rPr>
-          <w:b/>
-          <w:bCs/>
-          <w:color w:val="D86DCB" w:themeColor="accent5" w:themeTint="99"/>
-          <w:sz w:val="32"/>
-          <w:szCs w:val="32"/>
-        </w:rPr>
-        <w:t xml:space="preserve">  final int </w:t>
-      </w:r>
-      <w:proofErr w:type="spellStart"/>
-      <w:r>
-        <w:rPr>
-          <w:b/>
-          <w:bCs/>
-          <w:color w:val="D86DCB" w:themeColor="accent5" w:themeTint="99"/>
-          <w:sz w:val="32"/>
-          <w:szCs w:val="32"/>
-        </w:rPr>
-        <w:t>userId</w:t>
-      </w:r>
-      <w:proofErr w:type="spellEnd"/>
-      <w:r>
-        <w:rPr>
-          <w:b/>
-          <w:bCs/>
-          <w:color w:val="D86DCB" w:themeColor="accent5" w:themeTint="99"/>
-          <w:sz w:val="32"/>
-          <w:szCs w:val="32"/>
-        </w:rPr>
-        <w:t>;</w:t>
-      </w:r>
-    </w:p>
-    <w:p>
-      <w:pPr>
-        <w:jc w:val="both"/>
-        <w:rPr>
-          <w:b/>
-          <w:bCs/>
-          <w:color w:val="D86DCB" w:themeColor="accent5" w:themeTint="99"/>
-          <w:sz w:val="32"/>
-          <w:szCs w:val="32"/>
-        </w:rPr>
-      </w:pPr>
-      <w:r>
-        <w:rPr>
-          <w:b/>
-          <w:bCs/>
-          <w:color w:val="D86DCB" w:themeColor="accent5" w:themeTint="99"/>
-          <w:sz w:val="32"/>
-          <w:szCs w:val="32"/>
-        </w:rPr>
-        <w:t xml:space="preserve">  const </w:t>
-      </w:r>
-      <w:proofErr w:type="spellStart"/>
-      <w:proofErr w:type="gramStart"/>
-      <w:r>
-        <w:rPr>
-          <w:b/>
-          <w:bCs/>
-          <w:color w:val="D86DCB" w:themeColor="accent5" w:themeTint="99"/>
-          <w:sz w:val="32"/>
-          <w:szCs w:val="32"/>
-        </w:rPr>
-        <w:t>UserPage</w:t>
-      </w:r>
-      <w:proofErr w:type="spellEnd"/>
-      <w:r>
-        <w:rPr>
-          <w:b/>
-          <w:bCs/>
-          <w:color w:val="D86DCB" w:themeColor="accent5" w:themeTint="99"/>
-          <w:sz w:val="32"/>
-          <w:szCs w:val="32"/>
-        </w:rPr>
-        <w:t>(</w:t>
-      </w:r>
-      <w:proofErr w:type="gramEnd"/>
-      <w:r>
-        <w:rPr>
-          <w:b/>
-          <w:bCs/>
-          <w:color w:val="D86DCB" w:themeColor="accent5" w:themeTint="99"/>
-          <w:sz w:val="32"/>
-          <w:szCs w:val="32"/>
-        </w:rPr>
-        <w:t>{</w:t>
-      </w:r>
-      <w:proofErr w:type="spellStart"/>
-      <w:r>
-        <w:rPr>
-          <w:b/>
-          <w:bCs/>
-          <w:color w:val="D86DCB" w:themeColor="accent5" w:themeTint="99"/>
-          <w:sz w:val="32"/>
-          <w:szCs w:val="32"/>
-        </w:rPr>
-        <w:t>super.key</w:t>
-      </w:r>
-      <w:proofErr w:type="spellEnd"/>
-      <w:r>
-        <w:rPr>
-          <w:b/>
-          <w:bCs/>
-          <w:color w:val="D86DCB" w:themeColor="accent5" w:themeTint="99"/>
-          <w:sz w:val="32"/>
-          <w:szCs w:val="32"/>
-        </w:rPr>
-        <w:t>,</w:t>
-      </w:r>
-      <w:r>
-        <w:rPr>
-          <w:b/>
-          <w:bCs/>
-          <w:color w:val="D86DCB" w:themeColor="accent5" w:themeTint="99"/>
-          <w:sz w:val="32"/>
-          <w:szCs w:val="32"/>
-        </w:rPr>
-        <w:t xml:space="preserve"> </w:t>
-      </w:r>
-      <w:r>
-        <w:rPr>
-          <w:b/>
-          <w:bCs/>
-          <w:color w:val="D86DCB" w:themeColor="accent5" w:themeTint="99"/>
-          <w:sz w:val="32"/>
-          <w:szCs w:val="32"/>
-        </w:rPr>
-        <w:t xml:space="preserve">required </w:t>
-      </w:r>
-      <w:proofErr w:type="spellStart"/>
-      <w:r>
-        <w:rPr>
-          <w:b/>
-          <w:bCs/>
-          <w:color w:val="D86DCB" w:themeColor="accent5" w:themeTint="99"/>
-          <w:sz w:val="32"/>
-          <w:szCs w:val="32"/>
-        </w:rPr>
-        <w:t>this.userId</w:t>
-      </w:r>
-      <w:proofErr w:type="spellEnd"/>
-      <w:r>
-        <w:rPr>
-          <w:b/>
-          <w:bCs/>
-          <w:color w:val="D86DCB" w:themeColor="accent5" w:themeTint="99"/>
-          <w:sz w:val="32"/>
-          <w:szCs w:val="32"/>
-        </w:rPr>
-        <w:t>,});</w:t>
-      </w:r>
-    </w:p>
-    <w:p>
-      <w:pPr>
-        <w:jc w:val="both"/>
-        <w:rPr>
-          <w:b/>
-          <w:bCs/>
-          <w:color w:val="D86DCB" w:themeColor="accent5" w:themeTint="99"/>
-          <w:sz w:val="32"/>
-          <w:szCs w:val="32"/>
-        </w:rPr>
-      </w:pPr>
-      <w:r>
-        <w:rPr>
-          <w:b/>
-          <w:bCs/>
-          <w:color w:val="D86DCB" w:themeColor="accent5" w:themeTint="99"/>
-          <w:sz w:val="32"/>
-          <w:szCs w:val="32"/>
-        </w:rPr>
-        <w:t>}</w:t>
-      </w:r>
-    </w:p>
-    <w:p>
-      <w:pPr>
-        <w:jc w:val="both"/>
-        <w:rPr>
-          <w:b/>
-          <w:bCs/>
-          <w:color w:val="D86DCB" w:themeColor="accent5" w:themeTint="99"/>
-          <w:sz w:val="32"/>
-          <w:szCs w:val="32"/>
-        </w:rPr>
-      </w:pPr>
-      <w:r>
-        <w:rPr>
-          <w:b/>
-          <w:bCs/>
-          <w:color w:val="D86DCB" w:themeColor="accent5" w:themeTint="99"/>
-          <w:sz w:val="32"/>
-          <w:szCs w:val="32"/>
-        </w:rPr>
-        <w:t>…</w:t>
-      </w:r>
-    </w:p>
-    <w:p>
-      <w:pPr>
-        <w:jc w:val="both"/>
-        <w:rPr>
-          <w:b/>
-          <w:bCs/>
-          <w:color w:val="D86DCB" w:themeColor="accent5" w:themeTint="99"/>
-          <w:sz w:val="32"/>
-          <w:szCs w:val="32"/>
-        </w:rPr>
-      </w:pPr>
-      <w:r>
-        <w:rPr>
-          <w:b/>
-          <w:bCs/>
-          <w:color w:val="D86DCB" w:themeColor="accent5" w:themeTint="99"/>
-          <w:sz w:val="32"/>
-          <w:szCs w:val="32"/>
-        </w:rPr>
-        <w:t>@override</w:t>
-      </w:r>
-    </w:p>
-    <w:p>
-      <w:pPr>
-        <w:jc w:val="both"/>
-        <w:rPr>
-          <w:b/>
-          <w:bCs/>
-          <w:color w:val="D86DCB" w:themeColor="accent5" w:themeTint="99"/>
-          <w:sz w:val="32"/>
-          <w:szCs w:val="32"/>
-        </w:rPr>
-      </w:pPr>
-      <w:r>
-        <w:rPr>
-          <w:b/>
-          <w:bCs/>
-          <w:color w:val="D86DCB" w:themeColor="accent5" w:themeTint="99"/>
-          <w:sz w:val="32"/>
-          <w:szCs w:val="32"/>
-        </w:rPr>
-        <w:t xml:space="preserve">void </w:t>
-      </w:r>
-      <w:proofErr w:type="spellStart"/>
-      <w:proofErr w:type="gramStart"/>
-      <w:r>
-        <w:rPr>
-          <w:b/>
-          <w:bCs/>
-          <w:color w:val="D86DCB" w:themeColor="accent5" w:themeTint="99"/>
-          <w:sz w:val="32"/>
-          <w:szCs w:val="32"/>
-        </w:rPr>
-        <w:t>didUpdateWidget</w:t>
-      </w:r>
-      <w:proofErr w:type="spellEnd"/>
-      <w:r>
-        <w:rPr>
-          <w:b/>
-          <w:bCs/>
-          <w:color w:val="D86DCB" w:themeColor="accent5" w:themeTint="99"/>
-          <w:sz w:val="32"/>
-          <w:szCs w:val="32"/>
-        </w:rPr>
-        <w:t>(</w:t>
-      </w:r>
-      <w:proofErr w:type="spellStart"/>
-      <w:proofErr w:type="gramEnd"/>
-      <w:r>
-        <w:rPr>
-          <w:b/>
-          <w:bCs/>
-          <w:color w:val="D86DCB" w:themeColor="accent5" w:themeTint="99"/>
-          <w:sz w:val="32"/>
-          <w:szCs w:val="32"/>
-        </w:rPr>
-        <w:t>UserPage</w:t>
-      </w:r>
-      <w:proofErr w:type="spellEnd"/>
-      <w:r>
-        <w:rPr>
-          <w:b/>
-          <w:bCs/>
-          <w:color w:val="D86DCB" w:themeColor="accent5" w:themeTint="99"/>
-          <w:sz w:val="32"/>
-          <w:szCs w:val="32"/>
-        </w:rPr>
-        <w:t xml:space="preserve"> </w:t>
-      </w:r>
-      <w:proofErr w:type="spellStart"/>
-      <w:r>
-        <w:rPr>
-          <w:b/>
-          <w:bCs/>
-          <w:color w:val="D86DCB" w:themeColor="accent5" w:themeTint="99"/>
-          <w:sz w:val="32"/>
-          <w:szCs w:val="32"/>
-        </w:rPr>
-        <w:t>oldWidget</w:t>
-      </w:r>
-      <w:proofErr w:type="spellEnd"/>
-      <w:r>
-        <w:rPr>
-          <w:b/>
-          <w:bCs/>
-          <w:color w:val="D86DCB" w:themeColor="accent5" w:themeTint="99"/>
-          <w:sz w:val="32"/>
-          <w:szCs w:val="32"/>
-        </w:rPr>
-        <w:t>) {</w:t>
-      </w:r>
-    </w:p>
-    <w:p>
-      <w:pPr>
-        <w:jc w:val="both"/>
-        <w:rPr>
-          <w:b/>
-          <w:bCs/>
-          <w:color w:val="D86DCB" w:themeColor="accent5" w:themeTint="99"/>
-          <w:sz w:val="32"/>
-          <w:szCs w:val="32"/>
-        </w:rPr>
-      </w:pPr>
-      <w:r>
-        <w:rPr>
-          <w:b/>
-          <w:bCs/>
-          <w:color w:val="D86DCB" w:themeColor="accent5" w:themeTint="99"/>
-          <w:sz w:val="32"/>
-          <w:szCs w:val="32"/>
-        </w:rPr>
-        <w:t xml:space="preserve">  </w:t>
-      </w:r>
-      <w:proofErr w:type="spellStart"/>
-      <w:proofErr w:type="gramStart"/>
-      <w:r>
-        <w:rPr>
-          <w:b/>
-          <w:bCs/>
-          <w:color w:val="D86DCB" w:themeColor="accent5" w:themeTint="99"/>
-          <w:sz w:val="32"/>
-          <w:szCs w:val="32"/>
-        </w:rPr>
-        <w:t>super.didUpdateWidget</w:t>
-      </w:r>
-      <w:proofErr w:type="spellEnd"/>
-      <w:proofErr w:type="gramEnd"/>
-      <w:r>
-        <w:rPr>
-          <w:b/>
-          <w:bCs/>
-          <w:color w:val="D86DCB" w:themeColor="accent5" w:themeTint="99"/>
-          <w:sz w:val="32"/>
-          <w:szCs w:val="32"/>
-        </w:rPr>
-        <w:t>(</w:t>
-      </w:r>
-      <w:proofErr w:type="spellStart"/>
-      <w:r>
-        <w:rPr>
-          <w:b/>
-          <w:bCs/>
-          <w:color w:val="D86DCB" w:themeColor="accent5" w:themeTint="99"/>
-          <w:sz w:val="32"/>
-          <w:szCs w:val="32"/>
-        </w:rPr>
-        <w:t>oldWidget</w:t>
-      </w:r>
-      <w:proofErr w:type="spellEnd"/>
-      <w:r>
-        <w:rPr>
-          <w:b/>
-          <w:bCs/>
-          <w:color w:val="D86DCB" w:themeColor="accent5" w:themeTint="99"/>
-          <w:sz w:val="32"/>
-          <w:szCs w:val="32"/>
-        </w:rPr>
-        <w:t>);</w:t>
-      </w:r>
-    </w:p>
-    <w:p>
-      <w:pPr>
-        <w:jc w:val="both"/>
-        <w:rPr>
-          <w:b/>
-          <w:bCs/>
-          <w:color w:val="D86DCB" w:themeColor="accent5" w:themeTint="99"/>
-          <w:sz w:val="32"/>
-          <w:szCs w:val="32"/>
-        </w:rPr>
-      </w:pPr>
-    </w:p>
-    <w:p>
-      <w:pPr>
-        <w:jc w:val="both"/>
-        <w:rPr>
-          <w:b/>
-          <w:bCs/>
-          <w:color w:val="D86DCB" w:themeColor="accent5" w:themeTint="99"/>
-          <w:sz w:val="32"/>
-          <w:szCs w:val="32"/>
-        </w:rPr>
-      </w:pPr>
-      <w:r>
-        <w:rPr>
-          <w:b/>
-          <w:bCs/>
-          <w:color w:val="D86DCB" w:themeColor="accent5" w:themeTint="99"/>
-          <w:sz w:val="32"/>
-          <w:szCs w:val="32"/>
-        </w:rPr>
-        <w:t xml:space="preserve">  if (</w:t>
-      </w:r>
-      <w:proofErr w:type="spellStart"/>
-      <w:proofErr w:type="gramStart"/>
-      <w:r>
-        <w:rPr>
-          <w:b/>
-          <w:bCs/>
-          <w:color w:val="D86DCB" w:themeColor="accent5" w:themeTint="99"/>
-          <w:sz w:val="32"/>
-          <w:szCs w:val="32"/>
-        </w:rPr>
-        <w:t>oldWidget.userId</w:t>
-      </w:r>
-      <w:proofErr w:type="spellEnd"/>
-      <w:r>
-        <w:rPr>
-          <w:b/>
-          <w:bCs/>
-          <w:color w:val="D86DCB" w:themeColor="accent5" w:themeTint="99"/>
-          <w:sz w:val="32"/>
-          <w:szCs w:val="32"/>
-        </w:rPr>
-        <w:t xml:space="preserve"> !</w:t>
-      </w:r>
-      <w:proofErr w:type="gramEnd"/>
-      <w:r>
-        <w:rPr>
-          <w:b/>
-          <w:bCs/>
-          <w:color w:val="D86DCB" w:themeColor="accent5" w:themeTint="99"/>
-          <w:sz w:val="32"/>
-          <w:szCs w:val="32"/>
-        </w:rPr>
-        <w:t xml:space="preserve">= </w:t>
-      </w:r>
-      <w:proofErr w:type="spellStart"/>
-      <w:r>
-        <w:rPr>
-          <w:b/>
-          <w:bCs/>
-          <w:color w:val="D86DCB" w:themeColor="accent5" w:themeTint="99"/>
-          <w:sz w:val="32"/>
-          <w:szCs w:val="32"/>
-        </w:rPr>
-        <w:t>widget.userId</w:t>
-      </w:r>
-      <w:proofErr w:type="spellEnd"/>
-      <w:r>
-        <w:rPr>
-          <w:b/>
-          <w:bCs/>
-          <w:color w:val="D86DCB" w:themeColor="accent5" w:themeTint="99"/>
-          <w:sz w:val="32"/>
-          <w:szCs w:val="32"/>
-        </w:rPr>
-        <w:t>) {</w:t>
-      </w:r>
-    </w:p>
-    <w:p>
-      <w:pPr>
-        <w:jc w:val="both"/>
-        <w:rPr>
-          <w:b/>
-          <w:bCs/>
-          <w:color w:val="D86DCB" w:themeColor="accent5" w:themeTint="99"/>
-          <w:sz w:val="32"/>
-          <w:szCs w:val="32"/>
-        </w:rPr>
-      </w:pPr>
-      <w:r>
-        <w:rPr>
-          <w:b/>
-          <w:bCs/>
-          <w:color w:val="D86DCB" w:themeColor="accent5" w:themeTint="99"/>
-          <w:sz w:val="32"/>
-          <w:szCs w:val="32"/>
-        </w:rPr>
-        <w:t xml:space="preserve">    </w:t>
-      </w:r>
-      <w:proofErr w:type="spellStart"/>
-      <w:r>
-        <w:rPr>
-          <w:b/>
-          <w:bCs/>
-          <w:color w:val="D86DCB" w:themeColor="accent5" w:themeTint="99"/>
-          <w:sz w:val="32"/>
-          <w:szCs w:val="32"/>
-        </w:rPr>
-        <w:t>loadUser</w:t>
-      </w:r>
-      <w:proofErr w:type="spellEnd"/>
-      <w:r>
-        <w:rPr>
-          <w:b/>
-          <w:bCs/>
-          <w:color w:val="D86DCB" w:themeColor="accent5" w:themeTint="99"/>
-          <w:sz w:val="32"/>
-          <w:szCs w:val="32"/>
-        </w:rPr>
-        <w:t>(</w:t>
-      </w:r>
-      <w:proofErr w:type="spellStart"/>
-      <w:proofErr w:type="gramStart"/>
-      <w:r>
-        <w:rPr>
-          <w:b/>
-          <w:bCs/>
-          <w:color w:val="D86DCB" w:themeColor="accent5" w:themeTint="99"/>
-          <w:sz w:val="32"/>
-          <w:szCs w:val="32"/>
-        </w:rPr>
-        <w:t>widget.userId</w:t>
-      </w:r>
-      <w:proofErr w:type="spellEnd"/>
-      <w:proofErr w:type="gramEnd"/>
-      <w:r>
-        <w:rPr>
-          <w:b/>
-          <w:bCs/>
-          <w:color w:val="D86DCB" w:themeColor="accent5" w:themeTint="99"/>
-          <w:sz w:val="32"/>
-          <w:szCs w:val="32"/>
-        </w:rPr>
-        <w:t>);</w:t>
-      </w:r>
-      <w:r>
-        <w:rPr>
-          <w:b/>
-          <w:bCs/>
-          <w:color w:val="D86DCB" w:themeColor="accent5" w:themeTint="99"/>
-          <w:sz w:val="32"/>
-          <w:szCs w:val="32"/>
-        </w:rPr>
-        <w:t xml:space="preserve"> // or </w:t>
-      </w:r>
-      <w:proofErr w:type="spellStart"/>
-      <w:r>
-        <w:rPr>
-          <w:b/>
-          <w:bCs/>
-          <w:color w:val="D86DCB" w:themeColor="accent5" w:themeTint="99"/>
-          <w:sz w:val="32"/>
-          <w:szCs w:val="32"/>
-        </w:rPr>
-        <w:t>setState</w:t>
-      </w:r>
-      <w:proofErr w:type="spellEnd"/>
-      <w:r>
-        <w:rPr>
-          <w:b/>
-          <w:bCs/>
-          <w:color w:val="D86DCB" w:themeColor="accent5" w:themeTint="99"/>
-          <w:sz w:val="32"/>
-          <w:szCs w:val="32"/>
-        </w:rPr>
-        <w:t>() to update UI</w:t>
-      </w:r>
-    </w:p>
-    <w:p>
-      <w:pPr>
-        <w:jc w:val="both"/>
-        <w:rPr>
-          <w:b/>
-          <w:bCs/>
-          <w:color w:val="D86DCB" w:themeColor="accent5" w:themeTint="99"/>
-          <w:sz w:val="32"/>
-          <w:szCs w:val="32"/>
-        </w:rPr>
-      </w:pPr>
-      <w:r>
-        <w:rPr>
-          <w:b/>
-          <w:bCs/>
-          <w:color w:val="D86DCB" w:themeColor="accent5" w:themeTint="99"/>
-          <w:sz w:val="32"/>
-          <w:szCs w:val="32"/>
-        </w:rPr>
-        <w:t xml:space="preserve">  }</w:t>
-      </w:r>
-    </w:p>
-    <w:p>
-      <w:pPr>
-        <w:jc w:val="both"/>
-        <w:rPr>
-          <w:b/>
-          <w:bCs/>
-          <w:color w:val="D86DCB" w:themeColor="accent5" w:themeTint="99"/>
-          <w:sz w:val="32"/>
-          <w:szCs w:val="32"/>
-        </w:rPr>
-      </w:pPr>
-      <w:r>
-        <w:rPr>
-          <w:b/>
-          <w:bCs/>
-          <w:color w:val="D86DCB" w:themeColor="accent5" w:themeTint="99"/>
-          <w:sz w:val="32"/>
-          <w:szCs w:val="32"/>
-        </w:rPr>
-        <w:t>}</w:t>
-      </w:r>
-    </w:p>
-    <w:p>
-      <w:pPr>
-        <w:jc w:val="both"/>
-        <w:rPr>
-          <w:sz w:val="32"/>
-          <w:szCs w:val="32"/>
-        </w:rPr>
-      </w:pPr>
-    </w:p>
-    <w:p>
-      <w:pPr>
-        <w:jc w:val="both"/>
-        <w:rPr>
-          <w:sz w:val="32"/>
-          <w:szCs w:val="32"/>
-        </w:rPr>
-      </w:pPr>
-      <w:r>
-        <w:rPr>
-          <w:sz w:val="32"/>
-          <w:szCs w:val="32"/>
-        </w:rPr>
-        <w:t>Execution Flow:</w:t>
-      </w:r>
-    </w:p>
-    <w:p>
-      <w:pPr>
-        <w:jc w:val="both"/>
-        <w:rPr>
-          <w:sz w:val="32"/>
-          <w:szCs w:val="32"/>
-        </w:rPr>
-      </w:pPr>
-      <w:r>
-        <w:rPr>
-          <w:sz w:val="32"/>
-          <w:szCs w:val="32"/>
-        </w:rPr>
-        <w:t># This is how it runs, when constructor parameter value changes:</w:t>
-      </w:r>
-    </w:p>
-    <w:p>
-      <w:pPr>
-        <w:jc w:val="both"/>
+      </w:pPr>
+      <w:r>
         <w:rPr>
           <w:b/>
           <w:bCs/>
           <w:sz w:val="28"/>
           <w:szCs w:val="28"/>
         </w:rPr>
-      </w:pPr>
+        <w:t xml:space="preserve">Parent changes </w:t>
+      </w:r>
+      <w:proofErr w:type="spellStart"/>
       <w:r>
         <w:rPr>
           <w:b/>
@@ -8615,102 +7677,90 @@
           <w:sz w:val="28"/>
           <w:szCs w:val="28"/>
         </w:rPr>
-        <w:t xml:space="preserve">Parent changes </w:t>
-      </w:r>
-      <w:proofErr w:type="spellStart"/>
-      <w:proofErr w:type="gramStart"/>
-      <w:r>
+        <w:t>widget.userId</w:t>
+      </w:r>
+      <w:proofErr w:type="spellEnd"/>
+    </w:p>
+    <w:p>
+      <w:pPr>
+        <w:jc w:val="both"/>
         <w:rPr>
           <w:b/>
           <w:bCs/>
           <w:sz w:val="28"/>
           <w:szCs w:val="28"/>
         </w:rPr>
-        <w:t>widget.userId</w:t>
-      </w:r>
-      <w:proofErr w:type="spellEnd"/>
-      <w:proofErr w:type="gramEnd"/>
-    </w:p>
-    <w:p>
-      <w:pPr>
-        <w:jc w:val="both"/>
+      </w:pPr>
+      <w:r>
         <w:rPr>
           <w:b/>
           <w:bCs/>
           <w:sz w:val="28"/>
           <w:szCs w:val="28"/>
         </w:rPr>
-      </w:pPr>
-      <w:r>
+        <w:t>↓</w:t>
+      </w:r>
+    </w:p>
+    <w:p>
+      <w:pPr>
+        <w:jc w:val="both"/>
         <w:rPr>
           <w:b/>
           <w:bCs/>
           <w:sz w:val="28"/>
           <w:szCs w:val="28"/>
         </w:rPr>
-        <w:t>↓</w:t>
-      </w:r>
-    </w:p>
-    <w:p>
-      <w:pPr>
-        <w:jc w:val="both"/>
+      </w:pPr>
+      <w:proofErr w:type="spellStart"/>
+      <w:r>
         <w:rPr>
           <w:b/>
           <w:bCs/>
           <w:sz w:val="28"/>
           <w:szCs w:val="28"/>
         </w:rPr>
-      </w:pPr>
-      <w:proofErr w:type="spellStart"/>
-      <w:r>
+        <w:t>didUpdateWidget</w:t>
+      </w:r>
+      <w:proofErr w:type="spellEnd"/>
+    </w:p>
+    <w:p>
+      <w:pPr>
+        <w:jc w:val="both"/>
         <w:rPr>
           <w:b/>
           <w:bCs/>
           <w:sz w:val="28"/>
           <w:szCs w:val="28"/>
         </w:rPr>
-        <w:t>didUpdateWidget</w:t>
-      </w:r>
-      <w:proofErr w:type="spellEnd"/>
-    </w:p>
-    <w:p>
-      <w:pPr>
-        <w:jc w:val="both"/>
+      </w:pPr>
+      <w:r>
         <w:rPr>
           <w:b/>
           <w:bCs/>
           <w:sz w:val="28"/>
           <w:szCs w:val="28"/>
         </w:rPr>
-      </w:pPr>
-      <w:r>
+        <w:lastRenderedPageBreak/>
+        <w:t>↓</w:t>
+      </w:r>
+    </w:p>
+    <w:p>
+      <w:pPr>
+        <w:jc w:val="both"/>
         <w:rPr>
           <w:b/>
           <w:bCs/>
           <w:sz w:val="28"/>
           <w:szCs w:val="28"/>
         </w:rPr>
-        <w:lastRenderedPageBreak/>
-        <w:t>↓</w:t>
-      </w:r>
-    </w:p>
-    <w:p>
-      <w:pPr>
-        <w:jc w:val="both"/>
+      </w:pPr>
+      <w:r>
         <w:rPr>
           <w:b/>
           <w:bCs/>
           <w:sz w:val="28"/>
           <w:szCs w:val="28"/>
         </w:rPr>
-      </w:pPr>
-      <w:r>
-        <w:rPr>
-          <w:b/>
-          <w:bCs/>
-          <w:sz w:val="28"/>
-          <w:szCs w:val="28"/>
-        </w:rPr>
         <w:t>build</w:t>
       </w:r>
     </w:p>
@@ -8794,7 +7844,6 @@
         <w:t xml:space="preserve"> reuses the Widgets existing State object. </w:t>
       </w:r>
       <w:proofErr w:type="spellStart"/>
-      <w:proofErr w:type="gramStart"/>
       <w:r>
         <w:rPr>
           <w:b/>
@@ -8821,17 +7870,7 @@
           <w:sz w:val="32"/>
           <w:szCs w:val="32"/>
         </w:rPr>
-        <w:t>(</w:t>
-      </w:r>
-      <w:proofErr w:type="gramEnd"/>
-      <w:r>
-        <w:rPr>
-          <w:b/>
-          <w:bCs/>
-          <w:sz w:val="32"/>
-          <w:szCs w:val="32"/>
-        </w:rPr>
-        <w:t>)</w:t>
+        <w:t>()</w:t>
       </w:r>
       <w:r>
         <w:rPr>
@@ -9009,7 +8048,6 @@
         </w:rPr>
         <w:t xml:space="preserve"> has a </w:t>
       </w:r>
-      <w:proofErr w:type="gramStart"/>
       <w:r>
         <w:rPr>
           <w:sz w:val="32"/>
@@ -9022,15 +8060,7 @@
           <w:sz w:val="32"/>
           <w:szCs w:val="32"/>
         </w:rPr>
-        <w:t>tate</w:t>
-      </w:r>
-      <w:proofErr w:type="gramEnd"/>
-      <w:r>
-        <w:rPr>
-          <w:sz w:val="32"/>
-          <w:szCs w:val="32"/>
-        </w:rPr>
-        <w:t xml:space="preserve"> object that lives longer than the </w:t>
+        <w:t xml:space="preserve">tate object that lives longer than the </w:t>
       </w:r>
       <w:r>
         <w:rPr>
@@ -9306,7 +8336,6 @@
         <w:t xml:space="preserve">e open the app parent builds </w:t>
       </w:r>
       <w:proofErr w:type="spellStart"/>
-      <w:proofErr w:type="gramStart"/>
       <w:r>
         <w:rPr>
           <w:b/>
@@ -9327,7 +8356,6 @@
         <w:t>(</w:t>
       </w:r>
       <w:proofErr w:type="spellStart"/>
-      <w:proofErr w:type="gramEnd"/>
       <w:r>
         <w:rPr>
           <w:b/>
@@ -9506,7 +8534,6 @@
         <w:t>. Parent also updates its DB (</w:t>
       </w:r>
       <w:proofErr w:type="spellStart"/>
-      <w:proofErr w:type="gramStart"/>
       <w:r>
         <w:rPr>
           <w:b/>
@@ -9517,7 +8544,6 @@
         <w:t>db.toDoList</w:t>
       </w:r>
       <w:proofErr w:type="spellEnd"/>
-      <w:proofErr w:type="gramEnd"/>
       <w:r>
         <w:rPr>
           <w:sz w:val="32"/>
@@ -9564,7 +8590,6 @@
         <w:t xml:space="preserve"> reloads tasks from DB (or user deletes something). Parent rebuilds the </w:t>
       </w:r>
       <w:proofErr w:type="spellStart"/>
-      <w:proofErr w:type="gramStart"/>
       <w:r>
         <w:rPr>
           <w:b/>
@@ -9582,17 +8607,7 @@
           <w:sz w:val="32"/>
           <w:szCs w:val="32"/>
         </w:rPr>
-        <w:t>(</w:t>
-      </w:r>
-      <w:proofErr w:type="gramEnd"/>
-      <w:r>
-        <w:rPr>
-          <w:b/>
-          <w:bCs/>
-          <w:sz w:val="32"/>
-          <w:szCs w:val="32"/>
-        </w:rPr>
-        <w:t>…)</w:t>
+        <w:t>(…)</w:t>
       </w:r>
       <w:r>
         <w:rPr>
@@ -9985,7 +9000,6 @@
         <w:t xml:space="preserve">void </w:t>
       </w:r>
       <w:proofErr w:type="spellStart"/>
-      <w:proofErr w:type="gramStart"/>
       <w:r>
         <w:rPr>
           <w:b/>
@@ -10005,62 +9019,500 @@
           <w:sz w:val="32"/>
           <w:szCs w:val="32"/>
         </w:rPr>
+        <w:t xml:space="preserve">(covariant </w:t>
+      </w:r>
+      <w:proofErr w:type="spellStart"/>
+      <w:r>
+        <w:rPr>
+          <w:b/>
+          <w:bCs/>
+          <w:color w:val="D86DCB" w:themeColor="accent5" w:themeTint="99"/>
+          <w:sz w:val="32"/>
+          <w:szCs w:val="32"/>
+        </w:rPr>
+        <w:t>ToDoTile</w:t>
+      </w:r>
+      <w:proofErr w:type="spellEnd"/>
+      <w:r>
+        <w:rPr>
+          <w:b/>
+          <w:bCs/>
+          <w:color w:val="D86DCB" w:themeColor="accent5" w:themeTint="99"/>
+          <w:sz w:val="32"/>
+          <w:szCs w:val="32"/>
+        </w:rPr>
+        <w:t xml:space="preserve"> </w:t>
+      </w:r>
+      <w:proofErr w:type="spellStart"/>
+      <w:r>
+        <w:rPr>
+          <w:b/>
+          <w:bCs/>
+          <w:color w:val="D86DCB" w:themeColor="accent5" w:themeTint="99"/>
+          <w:sz w:val="32"/>
+          <w:szCs w:val="32"/>
+        </w:rPr>
+        <w:t>oldWidget</w:t>
+      </w:r>
+      <w:proofErr w:type="spellEnd"/>
+      <w:r>
+        <w:rPr>
+          <w:b/>
+          <w:bCs/>
+          <w:color w:val="D86DCB" w:themeColor="accent5" w:themeTint="99"/>
+          <w:sz w:val="32"/>
+          <w:szCs w:val="32"/>
+        </w:rPr>
+        <w:t>) {</w:t>
+      </w:r>
+    </w:p>
+    <w:p>
+      <w:pPr>
+        <w:jc w:val="both"/>
+        <w:rPr>
+          <w:b/>
+          <w:bCs/>
+          <w:color w:val="D86DCB" w:themeColor="accent5" w:themeTint="99"/>
+          <w:sz w:val="32"/>
+          <w:szCs w:val="32"/>
+        </w:rPr>
+      </w:pPr>
+      <w:r>
+        <w:rPr>
+          <w:b/>
+          <w:bCs/>
+          <w:color w:val="D86DCB" w:themeColor="accent5" w:themeTint="99"/>
+          <w:sz w:val="32"/>
+          <w:szCs w:val="32"/>
+        </w:rPr>
+        <w:t xml:space="preserve">  </w:t>
+      </w:r>
+      <w:proofErr w:type="spellStart"/>
+      <w:r>
+        <w:rPr>
+          <w:b/>
+          <w:bCs/>
+          <w:color w:val="D86DCB" w:themeColor="accent5" w:themeTint="99"/>
+          <w:sz w:val="32"/>
+          <w:szCs w:val="32"/>
+        </w:rPr>
+        <w:t>super.didUpdateWidget</w:t>
+      </w:r>
+      <w:proofErr w:type="spellEnd"/>
+      <w:r>
+        <w:rPr>
+          <w:b/>
+          <w:bCs/>
+          <w:color w:val="D86DCB" w:themeColor="accent5" w:themeTint="99"/>
+          <w:sz w:val="32"/>
+          <w:szCs w:val="32"/>
+        </w:rPr>
         <w:t>(</w:t>
       </w:r>
-      <w:proofErr w:type="gramEnd"/>
-      <w:r>
-        <w:rPr>
-          <w:b/>
-          <w:bCs/>
-          <w:color w:val="D86DCB" w:themeColor="accent5" w:themeTint="99"/>
-          <w:sz w:val="32"/>
-          <w:szCs w:val="32"/>
-        </w:rPr>
-        <w:t xml:space="preserve">covariant </w:t>
-      </w:r>
-      <w:proofErr w:type="spellStart"/>
-      <w:r>
-        <w:rPr>
-          <w:b/>
-          <w:bCs/>
-          <w:color w:val="D86DCB" w:themeColor="accent5" w:themeTint="99"/>
-          <w:sz w:val="32"/>
-          <w:szCs w:val="32"/>
-        </w:rPr>
-        <w:t>ToDoTile</w:t>
-      </w:r>
-      <w:proofErr w:type="spellEnd"/>
-      <w:r>
-        <w:rPr>
-          <w:b/>
-          <w:bCs/>
-          <w:color w:val="D86DCB" w:themeColor="accent5" w:themeTint="99"/>
+      <w:proofErr w:type="spellStart"/>
+      <w:r>
+        <w:rPr>
+          <w:b/>
+          <w:bCs/>
+          <w:color w:val="D86DCB" w:themeColor="accent5" w:themeTint="99"/>
+          <w:sz w:val="32"/>
+          <w:szCs w:val="32"/>
+        </w:rPr>
+        <w:t>oldWidget</w:t>
+      </w:r>
+      <w:proofErr w:type="spellEnd"/>
+      <w:r>
+        <w:rPr>
+          <w:b/>
+          <w:bCs/>
+          <w:color w:val="D86DCB" w:themeColor="accent5" w:themeTint="99"/>
+          <w:sz w:val="32"/>
+          <w:szCs w:val="32"/>
+        </w:rPr>
+        <w:t>);</w:t>
+      </w:r>
+    </w:p>
+    <w:p>
+      <w:pPr>
+        <w:jc w:val="both"/>
+        <w:rPr>
+          <w:b/>
+          <w:bCs/>
+          <w:color w:val="D86DCB" w:themeColor="accent5" w:themeTint="99"/>
+          <w:sz w:val="32"/>
+          <w:szCs w:val="32"/>
+        </w:rPr>
+      </w:pPr>
+      <w:r>
+        <w:rPr>
+          <w:b/>
+          <w:bCs/>
+          <w:color w:val="D86DCB" w:themeColor="accent5" w:themeTint="99"/>
+          <w:sz w:val="32"/>
+          <w:szCs w:val="32"/>
+        </w:rPr>
+        <w:t xml:space="preserve">  // if parent changed the value, sync local state</w:t>
+      </w:r>
+    </w:p>
+    <w:p>
+      <w:pPr>
+        <w:jc w:val="both"/>
+        <w:rPr>
+          <w:b/>
+          <w:bCs/>
+          <w:color w:val="D86DCB" w:themeColor="accent5" w:themeTint="99"/>
+          <w:sz w:val="32"/>
+          <w:szCs w:val="32"/>
+        </w:rPr>
+      </w:pPr>
+      <w:r>
+        <w:rPr>
+          <w:b/>
+          <w:bCs/>
+          <w:color w:val="D86DCB" w:themeColor="accent5" w:themeTint="99"/>
+          <w:sz w:val="32"/>
+          <w:szCs w:val="32"/>
+        </w:rPr>
+        <w:t xml:space="preserve">  if (</w:t>
+      </w:r>
+      <w:proofErr w:type="spellStart"/>
+      <w:r>
+        <w:rPr>
+          <w:b/>
+          <w:bCs/>
+          <w:color w:val="D86DCB" w:themeColor="accent5" w:themeTint="99"/>
+          <w:sz w:val="32"/>
+          <w:szCs w:val="32"/>
+        </w:rPr>
+        <w:t>oldWidget.taskCompleted</w:t>
+      </w:r>
+      <w:proofErr w:type="spellEnd"/>
+      <w:r>
+        <w:rPr>
+          <w:b/>
+          <w:bCs/>
+          <w:color w:val="D86DCB" w:themeColor="accent5" w:themeTint="99"/>
+          <w:sz w:val="32"/>
+          <w:szCs w:val="32"/>
+        </w:rPr>
+        <w:t xml:space="preserve"> != </w:t>
+      </w:r>
+      <w:proofErr w:type="spellStart"/>
+      <w:r>
+        <w:rPr>
+          <w:b/>
+          <w:bCs/>
+          <w:color w:val="D86DCB" w:themeColor="accent5" w:themeTint="99"/>
+          <w:sz w:val="32"/>
+          <w:szCs w:val="32"/>
+        </w:rPr>
+        <w:t>widget.taskCompleted</w:t>
+      </w:r>
+      <w:proofErr w:type="spellEnd"/>
+      <w:r>
+        <w:rPr>
+          <w:b/>
+          <w:bCs/>
+          <w:color w:val="D86DCB" w:themeColor="accent5" w:themeTint="99"/>
+          <w:sz w:val="32"/>
+          <w:szCs w:val="32"/>
+        </w:rPr>
+        <w:t>) {</w:t>
+      </w:r>
+    </w:p>
+    <w:p>
+      <w:pPr>
+        <w:jc w:val="both"/>
+        <w:rPr>
+          <w:b/>
+          <w:bCs/>
+          <w:color w:val="D86DCB" w:themeColor="accent5" w:themeTint="99"/>
+          <w:sz w:val="32"/>
+          <w:szCs w:val="32"/>
+        </w:rPr>
+      </w:pPr>
+      <w:r>
+        <w:rPr>
+          <w:b/>
+          <w:bCs/>
+          <w:color w:val="D86DCB" w:themeColor="accent5" w:themeTint="99"/>
+          <w:sz w:val="32"/>
+          <w:szCs w:val="32"/>
+        </w:rPr>
+        <w:t xml:space="preserve">    </w:t>
+      </w:r>
+      <w:proofErr w:type="spellStart"/>
+      <w:r>
+        <w:rPr>
+          <w:b/>
+          <w:bCs/>
+          <w:color w:val="D86DCB" w:themeColor="accent5" w:themeTint="99"/>
+          <w:sz w:val="32"/>
+          <w:szCs w:val="32"/>
+        </w:rPr>
+        <w:t>setState</w:t>
+      </w:r>
+      <w:proofErr w:type="spellEnd"/>
+      <w:r>
+        <w:rPr>
+          <w:b/>
+          <w:bCs/>
+          <w:color w:val="D86DCB" w:themeColor="accent5" w:themeTint="99"/>
+          <w:sz w:val="32"/>
+          <w:szCs w:val="32"/>
+        </w:rPr>
+        <w:t xml:space="preserve">(() =&gt; completed = </w:t>
+      </w:r>
+      <w:proofErr w:type="spellStart"/>
+      <w:r>
+        <w:rPr>
+          <w:b/>
+          <w:bCs/>
+          <w:color w:val="D86DCB" w:themeColor="accent5" w:themeTint="99"/>
+          <w:sz w:val="32"/>
+          <w:szCs w:val="32"/>
+        </w:rPr>
+        <w:t>widget.taskCompleted</w:t>
+      </w:r>
+      <w:proofErr w:type="spellEnd"/>
+      <w:r>
+        <w:rPr>
+          <w:b/>
+          <w:bCs/>
+          <w:color w:val="D86DCB" w:themeColor="accent5" w:themeTint="99"/>
+          <w:sz w:val="32"/>
+          <w:szCs w:val="32"/>
+        </w:rPr>
+        <w:t>);</w:t>
+      </w:r>
+    </w:p>
+    <w:p>
+      <w:pPr>
+        <w:jc w:val="both"/>
+        <w:rPr>
+          <w:b/>
+          <w:bCs/>
+          <w:color w:val="D86DCB" w:themeColor="accent5" w:themeTint="99"/>
+          <w:sz w:val="32"/>
+          <w:szCs w:val="32"/>
+        </w:rPr>
+      </w:pPr>
+      <w:r>
+        <w:rPr>
+          <w:b/>
+          <w:bCs/>
+          <w:color w:val="D86DCB" w:themeColor="accent5" w:themeTint="99"/>
+          <w:sz w:val="32"/>
+          <w:szCs w:val="32"/>
+        </w:rPr>
+        <w:t xml:space="preserve">  }</w:t>
+      </w:r>
+    </w:p>
+    <w:p>
+      <w:pPr>
+        <w:jc w:val="both"/>
+        <w:rPr>
+          <w:b/>
+          <w:bCs/>
+          <w:color w:val="D86DCB" w:themeColor="accent5" w:themeTint="99"/>
+          <w:sz w:val="32"/>
+          <w:szCs w:val="32"/>
+        </w:rPr>
+      </w:pPr>
+      <w:r>
+        <w:rPr>
+          <w:b/>
+          <w:bCs/>
+          <w:color w:val="D86DCB" w:themeColor="accent5" w:themeTint="99"/>
+          <w:sz w:val="32"/>
+          <w:szCs w:val="32"/>
+        </w:rPr>
+        <w:t>}</w:t>
+      </w:r>
+    </w:p>
+    <w:p>
+      <w:pPr>
+        <w:jc w:val="both"/>
+        <w:rPr>
+          <w:sz w:val="32"/>
+          <w:szCs w:val="32"/>
+        </w:rPr>
+      </w:pPr>
+    </w:p>
+    <w:p>
+      <w:pPr>
+        <w:jc w:val="center"/>
+        <w:rPr>
+          <w:sz w:val="32"/>
+          <w:szCs w:val="32"/>
+        </w:rPr>
+      </w:pPr>
+      <w:r>
+        <w:rPr>
+          <w:sz w:val="32"/>
+          <w:szCs w:val="32"/>
+        </w:rPr>
+        <w:t>Break</w:t>
+      </w:r>
+    </w:p>
+    <w:p>
+      <w:pPr>
+        <w:jc w:val="both"/>
+        <w:rPr>
+          <w:sz w:val="32"/>
+          <w:szCs w:val="32"/>
+        </w:rPr>
+      </w:pPr>
+    </w:p>
+    <w:p>
+      <w:pPr>
+        <w:jc w:val="both"/>
+        <w:rPr>
+          <w:sz w:val="32"/>
+          <w:szCs w:val="32"/>
+        </w:rPr>
+      </w:pPr>
+    </w:p>
+    <w:p>
+      <w:pPr>
+        <w:jc w:val="both"/>
+        <w:rPr>
+          <w:sz w:val="32"/>
+          <w:szCs w:val="32"/>
+        </w:rPr>
+      </w:pPr>
+    </w:p>
+    <w:p>
+      <w:pPr>
+        <w:jc w:val="both"/>
+        <w:rPr>
+          <w:b/>
+          <w:bCs/>
+          <w:sz w:val="32"/>
+          <w:szCs w:val="32"/>
+        </w:rPr>
+      </w:pPr>
+      <w:r>
+        <w:rPr>
+          <w:b/>
+          <w:bCs/>
+          <w:sz w:val="32"/>
+          <w:szCs w:val="32"/>
+        </w:rPr>
+        <w:t>deactivate()</w:t>
+      </w:r>
+      <w:r>
+        <w:rPr>
+          <w:b/>
+          <w:bCs/>
           <w:sz w:val="32"/>
           <w:szCs w:val="32"/>
         </w:rPr>
         <w:t xml:space="preserve"> </w:t>
       </w:r>
-      <w:proofErr w:type="spellStart"/>
-      <w:r>
-        <w:rPr>
-          <w:b/>
-          <w:bCs/>
-          <w:color w:val="D86DCB" w:themeColor="accent5" w:themeTint="99"/>
-          <w:sz w:val="32"/>
-          <w:szCs w:val="32"/>
-        </w:rPr>
-        <w:t>oldWidget</w:t>
-      </w:r>
-      <w:proofErr w:type="spellEnd"/>
-      <w:r>
-        <w:rPr>
-          <w:b/>
-          <w:bCs/>
-          <w:color w:val="D86DCB" w:themeColor="accent5" w:themeTint="99"/>
-          <w:sz w:val="32"/>
-          <w:szCs w:val="32"/>
-        </w:rPr>
-        <w:t>) {</w:t>
+      <w:r>
+        <w:rPr>
+          <w:sz w:val="32"/>
+          <w:szCs w:val="32"/>
+        </w:rPr>
+        <w:t>(Rarely Used)</w:t>
+      </w:r>
+      <w:r>
+        <w:rPr>
+          <w:b/>
+          <w:bCs/>
+          <w:sz w:val="32"/>
+          <w:szCs w:val="32"/>
+        </w:rPr>
+        <w:t>:</w:t>
+      </w:r>
+    </w:p>
+    <w:p>
+      <w:pPr>
+        <w:jc w:val="both"/>
+        <w:rPr>
+          <w:sz w:val="32"/>
+          <w:szCs w:val="32"/>
+        </w:rPr>
+      </w:pPr>
+      <w:r>
+        <w:rPr>
+          <w:sz w:val="32"/>
+          <w:szCs w:val="32"/>
+        </w:rPr>
+        <w:t># It’s called when the widget is removed from the widget tree temporarily.</w:t>
+      </w:r>
+      <w:r>
+        <w:rPr>
+          <w:sz w:val="32"/>
+          <w:szCs w:val="32"/>
+        </w:rPr>
+        <w:t xml:space="preserve"> Like</w:t>
+      </w:r>
+      <w:r>
+        <w:rPr>
+          <w:sz w:val="32"/>
+          <w:szCs w:val="32"/>
+        </w:rPr>
+        <w:t xml:space="preserve"> </w:t>
+      </w:r>
+      <w:r>
+        <w:rPr>
+          <w:sz w:val="32"/>
+          <w:szCs w:val="32"/>
+        </w:rPr>
+        <w:t>n</w:t>
+      </w:r>
+      <w:r>
+        <w:rPr>
+          <w:sz w:val="32"/>
+          <w:szCs w:val="32"/>
+        </w:rPr>
+        <w:t>avigating to another page but might come back.</w:t>
+      </w:r>
+    </w:p>
+    <w:p>
+      <w:pPr>
+        <w:jc w:val="both"/>
+        <w:rPr>
+          <w:b/>
+          <w:bCs/>
+          <w:color w:val="D86DCB" w:themeColor="accent5" w:themeTint="99"/>
+          <w:sz w:val="32"/>
+          <w:szCs w:val="32"/>
+        </w:rPr>
+      </w:pPr>
+      <w:r>
+        <w:rPr>
+          <w:b/>
+          <w:bCs/>
+          <w:color w:val="D86DCB" w:themeColor="accent5" w:themeTint="99"/>
+          <w:sz w:val="32"/>
+          <w:szCs w:val="32"/>
+        </w:rPr>
+        <w:t>@override</w:t>
+      </w:r>
+    </w:p>
+    <w:p>
+      <w:pPr>
+        <w:jc w:val="both"/>
+        <w:rPr>
+          <w:b/>
+          <w:bCs/>
+          <w:color w:val="D86DCB" w:themeColor="accent5" w:themeTint="99"/>
+          <w:sz w:val="32"/>
+          <w:szCs w:val="32"/>
+        </w:rPr>
+      </w:pPr>
+      <w:r>
+        <w:rPr>
+          <w:b/>
+          <w:bCs/>
+          <w:color w:val="D86DCB" w:themeColor="accent5" w:themeTint="99"/>
+          <w:sz w:val="32"/>
+          <w:szCs w:val="32"/>
+        </w:rPr>
+        <w:t>void deactivate() {</w:t>
       </w:r>
     </w:p>
     <w:p>
@@ -10085,250 +9537,48 @@
         <w:t xml:space="preserve">  </w:t>
       </w:r>
       <w:proofErr w:type="spellStart"/>
-      <w:proofErr w:type="gramStart"/>
-      <w:r>
-        <w:rPr>
-          <w:b/>
-          <w:bCs/>
-          <w:color w:val="D86DCB" w:themeColor="accent5" w:themeTint="99"/>
-          <w:sz w:val="32"/>
-          <w:szCs w:val="32"/>
-        </w:rPr>
-        <w:t>super.didUpdateWidget</w:t>
-      </w:r>
-      <w:proofErr w:type="spellEnd"/>
-      <w:proofErr w:type="gramEnd"/>
-      <w:r>
-        <w:rPr>
-          <w:b/>
-          <w:bCs/>
-          <w:color w:val="D86DCB" w:themeColor="accent5" w:themeTint="99"/>
-          <w:sz w:val="32"/>
-          <w:szCs w:val="32"/>
-        </w:rPr>
-        <w:t>(</w:t>
-      </w:r>
-      <w:proofErr w:type="spellStart"/>
-      <w:r>
-        <w:rPr>
-          <w:b/>
-          <w:bCs/>
-          <w:color w:val="D86DCB" w:themeColor="accent5" w:themeTint="99"/>
-          <w:sz w:val="32"/>
-          <w:szCs w:val="32"/>
-        </w:rPr>
-        <w:t>oldWidget</w:t>
-      </w:r>
-      <w:proofErr w:type="spellEnd"/>
-      <w:r>
-        <w:rPr>
-          <w:b/>
-          <w:bCs/>
-          <w:color w:val="D86DCB" w:themeColor="accent5" w:themeTint="99"/>
-          <w:sz w:val="32"/>
-          <w:szCs w:val="32"/>
-        </w:rPr>
-        <w:t>);</w:t>
-      </w:r>
-    </w:p>
-    <w:p>
-      <w:pPr>
-        <w:jc w:val="both"/>
-        <w:rPr>
-          <w:b/>
-          <w:bCs/>
-          <w:color w:val="D86DCB" w:themeColor="accent5" w:themeTint="99"/>
-          <w:sz w:val="32"/>
-          <w:szCs w:val="32"/>
-        </w:rPr>
-      </w:pPr>
-      <w:r>
-        <w:rPr>
-          <w:b/>
-          <w:bCs/>
-          <w:color w:val="D86DCB" w:themeColor="accent5" w:themeTint="99"/>
-          <w:sz w:val="32"/>
-          <w:szCs w:val="32"/>
-        </w:rPr>
-        <w:t xml:space="preserve">  // if parent changed the value, sync local state</w:t>
-      </w:r>
-    </w:p>
-    <w:p>
-      <w:pPr>
-        <w:jc w:val="both"/>
-        <w:rPr>
-          <w:b/>
-          <w:bCs/>
-          <w:color w:val="D86DCB" w:themeColor="accent5" w:themeTint="99"/>
-          <w:sz w:val="32"/>
-          <w:szCs w:val="32"/>
-        </w:rPr>
-      </w:pPr>
-      <w:r>
-        <w:rPr>
-          <w:b/>
-          <w:bCs/>
-          <w:color w:val="D86DCB" w:themeColor="accent5" w:themeTint="99"/>
-          <w:sz w:val="32"/>
-          <w:szCs w:val="32"/>
-        </w:rPr>
-        <w:t xml:space="preserve">  if (</w:t>
-      </w:r>
-      <w:proofErr w:type="spellStart"/>
-      <w:proofErr w:type="gramStart"/>
-      <w:r>
-        <w:rPr>
-          <w:b/>
-          <w:bCs/>
-          <w:color w:val="D86DCB" w:themeColor="accent5" w:themeTint="99"/>
-          <w:sz w:val="32"/>
-          <w:szCs w:val="32"/>
-        </w:rPr>
-        <w:t>oldWidget.taskCompleted</w:t>
-      </w:r>
-      <w:proofErr w:type="spellEnd"/>
-      <w:r>
-        <w:rPr>
-          <w:b/>
-          <w:bCs/>
-          <w:color w:val="D86DCB" w:themeColor="accent5" w:themeTint="99"/>
-          <w:sz w:val="32"/>
-          <w:szCs w:val="32"/>
-        </w:rPr>
-        <w:t xml:space="preserve"> !</w:t>
-      </w:r>
-      <w:proofErr w:type="gramEnd"/>
-      <w:r>
-        <w:rPr>
-          <w:b/>
-          <w:bCs/>
-          <w:color w:val="D86DCB" w:themeColor="accent5" w:themeTint="99"/>
-          <w:sz w:val="32"/>
-          <w:szCs w:val="32"/>
-        </w:rPr>
-        <w:t xml:space="preserve">= </w:t>
-      </w:r>
-      <w:proofErr w:type="spellStart"/>
-      <w:r>
-        <w:rPr>
-          <w:b/>
-          <w:bCs/>
-          <w:color w:val="D86DCB" w:themeColor="accent5" w:themeTint="99"/>
-          <w:sz w:val="32"/>
-          <w:szCs w:val="32"/>
-        </w:rPr>
-        <w:t>widget.taskCompleted</w:t>
-      </w:r>
-      <w:proofErr w:type="spellEnd"/>
-      <w:r>
-        <w:rPr>
-          <w:b/>
-          <w:bCs/>
-          <w:color w:val="D86DCB" w:themeColor="accent5" w:themeTint="99"/>
-          <w:sz w:val="32"/>
-          <w:szCs w:val="32"/>
-        </w:rPr>
-        <w:t>) {</w:t>
-      </w:r>
-    </w:p>
-    <w:p>
-      <w:pPr>
-        <w:jc w:val="both"/>
-        <w:rPr>
-          <w:b/>
-          <w:bCs/>
-          <w:color w:val="D86DCB" w:themeColor="accent5" w:themeTint="99"/>
-          <w:sz w:val="32"/>
-          <w:szCs w:val="32"/>
-        </w:rPr>
-      </w:pPr>
-      <w:r>
-        <w:rPr>
-          <w:b/>
-          <w:bCs/>
-          <w:color w:val="D86DCB" w:themeColor="accent5" w:themeTint="99"/>
-          <w:sz w:val="32"/>
-          <w:szCs w:val="32"/>
-        </w:rPr>
-        <w:t xml:space="preserve">    </w:t>
-      </w:r>
-      <w:proofErr w:type="spellStart"/>
-      <w:proofErr w:type="gramStart"/>
-      <w:r>
-        <w:rPr>
-          <w:b/>
-          <w:bCs/>
-          <w:color w:val="D86DCB" w:themeColor="accent5" w:themeTint="99"/>
-          <w:sz w:val="32"/>
-          <w:szCs w:val="32"/>
-        </w:rPr>
-        <w:t>setState</w:t>
-      </w:r>
-      <w:proofErr w:type="spellEnd"/>
-      <w:r>
-        <w:rPr>
-          <w:b/>
-          <w:bCs/>
-          <w:color w:val="D86DCB" w:themeColor="accent5" w:themeTint="99"/>
-          <w:sz w:val="32"/>
-          <w:szCs w:val="32"/>
-        </w:rPr>
-        <w:t>(</w:t>
-      </w:r>
-      <w:proofErr w:type="gramEnd"/>
-      <w:r>
-        <w:rPr>
-          <w:b/>
-          <w:bCs/>
-          <w:color w:val="D86DCB" w:themeColor="accent5" w:themeTint="99"/>
-          <w:sz w:val="32"/>
-          <w:szCs w:val="32"/>
-        </w:rPr>
-        <w:t xml:space="preserve">() =&gt; completed = </w:t>
-      </w:r>
-      <w:proofErr w:type="spellStart"/>
-      <w:r>
-        <w:rPr>
-          <w:b/>
-          <w:bCs/>
-          <w:color w:val="D86DCB" w:themeColor="accent5" w:themeTint="99"/>
-          <w:sz w:val="32"/>
-          <w:szCs w:val="32"/>
-        </w:rPr>
-        <w:t>widget.taskCompleted</w:t>
-      </w:r>
-      <w:proofErr w:type="spellEnd"/>
-      <w:r>
-        <w:rPr>
-          <w:b/>
-          <w:bCs/>
-          <w:color w:val="D86DCB" w:themeColor="accent5" w:themeTint="99"/>
-          <w:sz w:val="32"/>
-          <w:szCs w:val="32"/>
-        </w:rPr>
-        <w:t>);</w:t>
-      </w:r>
-    </w:p>
-    <w:p>
-      <w:pPr>
-        <w:jc w:val="both"/>
-        <w:rPr>
-          <w:b/>
-          <w:bCs/>
-          <w:color w:val="D86DCB" w:themeColor="accent5" w:themeTint="99"/>
-          <w:sz w:val="32"/>
-          <w:szCs w:val="32"/>
-        </w:rPr>
-      </w:pPr>
-      <w:r>
-        <w:rPr>
-          <w:b/>
-          <w:bCs/>
-          <w:color w:val="D86DCB" w:themeColor="accent5" w:themeTint="99"/>
-          <w:sz w:val="32"/>
-          <w:szCs w:val="32"/>
-        </w:rPr>
-        <w:t xml:space="preserve">  }</w:t>
+      <w:r>
+        <w:rPr>
+          <w:b/>
+          <w:bCs/>
+          <w:color w:val="D86DCB" w:themeColor="accent5" w:themeTint="99"/>
+          <w:sz w:val="32"/>
+          <w:szCs w:val="32"/>
+        </w:rPr>
+        <w:t>super.deactivate</w:t>
+      </w:r>
+      <w:proofErr w:type="spellEnd"/>
+      <w:r>
+        <w:rPr>
+          <w:b/>
+          <w:bCs/>
+          <w:color w:val="D86DCB" w:themeColor="accent5" w:themeTint="99"/>
+          <w:sz w:val="32"/>
+          <w:szCs w:val="32"/>
+        </w:rPr>
+        <w:t>();</w:t>
+      </w:r>
+    </w:p>
+    <w:p>
+      <w:pPr>
+        <w:jc w:val="both"/>
+        <w:rPr>
+          <w:b/>
+          <w:bCs/>
+          <w:color w:val="D86DCB" w:themeColor="accent5" w:themeTint="99"/>
+          <w:sz w:val="32"/>
+          <w:szCs w:val="32"/>
+        </w:rPr>
+      </w:pPr>
+      <w:r>
+        <w:rPr>
+          <w:b/>
+          <w:bCs/>
+          <w:color w:val="D86DCB" w:themeColor="accent5" w:themeTint="99"/>
+          <w:sz w:val="32"/>
+          <w:szCs w:val="32"/>
+        </w:rPr>
+        <w:t xml:space="preserve">  print('Widget temporarily removed');</w:t>
       </w:r>
     </w:p>
     <w:p>
@@ -10364,145 +9614,93 @@
     </w:p>
     <w:p>
       <w:pPr>
-        <w:jc w:val="center"/>
-        <w:rPr>
-          <w:sz w:val="32"/>
-          <w:szCs w:val="32"/>
-        </w:rPr>
-      </w:pPr>
-      <w:r>
-        <w:rPr>
-          <w:sz w:val="32"/>
-          <w:szCs w:val="32"/>
-        </w:rPr>
-        <w:t>Break</w:t>
-      </w:r>
-    </w:p>
-    <w:p>
-      <w:pPr>
-        <w:jc w:val="both"/>
-        <w:rPr>
-          <w:sz w:val="32"/>
-          <w:szCs w:val="32"/>
-        </w:rPr>
-      </w:pPr>
-    </w:p>
-    <w:p>
-      <w:pPr>
-        <w:jc w:val="both"/>
-        <w:rPr>
-          <w:sz w:val="32"/>
-          <w:szCs w:val="32"/>
-        </w:rPr>
-      </w:pPr>
-    </w:p>
-    <w:p>
-      <w:pPr>
-        <w:jc w:val="both"/>
-        <w:rPr>
-          <w:sz w:val="32"/>
-          <w:szCs w:val="32"/>
-        </w:rPr>
-      </w:pPr>
-    </w:p>
-    <w:p>
-      <w:pPr>
-        <w:jc w:val="both"/>
-        <w:rPr>
-          <w:b/>
-          <w:bCs/>
-          <w:sz w:val="32"/>
-          <w:szCs w:val="32"/>
-        </w:rPr>
-      </w:pPr>
-      <w:proofErr w:type="gramStart"/>
-      <w:r>
-        <w:rPr>
-          <w:b/>
-          <w:bCs/>
-          <w:sz w:val="32"/>
-          <w:szCs w:val="32"/>
-        </w:rPr>
-        <w:t>deactivate(</w:t>
-      </w:r>
-      <w:proofErr w:type="gramEnd"/>
-      <w:r>
-        <w:rPr>
-          <w:b/>
-          <w:bCs/>
-          <w:sz w:val="32"/>
-          <w:szCs w:val="32"/>
-        </w:rPr>
-        <w:t>)</w:t>
-      </w:r>
-      <w:r>
-        <w:rPr>
-          <w:b/>
-          <w:bCs/>
-          <w:sz w:val="32"/>
-          <w:szCs w:val="32"/>
-        </w:rPr>
-        <w:t xml:space="preserve"> </w:t>
-      </w:r>
-      <w:r>
-        <w:rPr>
-          <w:sz w:val="32"/>
-          <w:szCs w:val="32"/>
-        </w:rPr>
-        <w:t>(Rarely Used)</w:t>
-      </w:r>
-      <w:r>
-        <w:rPr>
-          <w:b/>
-          <w:bCs/>
-          <w:sz w:val="32"/>
-          <w:szCs w:val="32"/>
-        </w:rPr>
-        <w:t>:</w:t>
-      </w:r>
-    </w:p>
-    <w:p>
-      <w:pPr>
-        <w:jc w:val="both"/>
-        <w:rPr>
-          <w:sz w:val="32"/>
-          <w:szCs w:val="32"/>
-        </w:rPr>
-      </w:pPr>
-      <w:r>
-        <w:rPr>
-          <w:sz w:val="32"/>
-          <w:szCs w:val="32"/>
-        </w:rPr>
-        <w:t># It’s called when the widget is removed from the widget tree temporarily.</w:t>
-      </w:r>
-      <w:r>
-        <w:rPr>
-          <w:sz w:val="32"/>
-          <w:szCs w:val="32"/>
-        </w:rPr>
-        <w:t xml:space="preserve"> Like</w:t>
-      </w:r>
-      <w:r>
-        <w:rPr>
-          <w:sz w:val="32"/>
-          <w:szCs w:val="32"/>
-        </w:rPr>
-        <w:t xml:space="preserve"> </w:t>
-      </w:r>
-      <w:r>
-        <w:rPr>
-          <w:sz w:val="32"/>
-          <w:szCs w:val="32"/>
-        </w:rPr>
-        <w:t>n</w:t>
-      </w:r>
-      <w:r>
-        <w:rPr>
-          <w:sz w:val="32"/>
-          <w:szCs w:val="32"/>
-        </w:rPr>
-        <w:t>avigating to another page but might come back.</w:t>
+        <w:jc w:val="both"/>
+        <w:rPr>
+          <w:b/>
+          <w:bCs/>
+          <w:sz w:val="32"/>
+          <w:szCs w:val="32"/>
+        </w:rPr>
+      </w:pPr>
+      <w:r>
+        <w:rPr>
+          <w:b/>
+          <w:bCs/>
+          <w:sz w:val="32"/>
+          <w:szCs w:val="32"/>
+        </w:rPr>
+        <w:t>dispose():</w:t>
+      </w:r>
+    </w:p>
+    <w:p>
+      <w:pPr>
+        <w:jc w:val="both"/>
+        <w:rPr>
+          <w:sz w:val="32"/>
+          <w:szCs w:val="32"/>
+        </w:rPr>
+      </w:pPr>
+      <w:r>
+        <w:rPr>
+          <w:sz w:val="32"/>
+          <w:szCs w:val="32"/>
+        </w:rPr>
+        <w:t xml:space="preserve"># It’s called when the widget is permanently removed (destroyed). Perfect for cleaning up resources like </w:t>
+      </w:r>
+      <w:r>
+        <w:rPr>
+          <w:b/>
+          <w:bCs/>
+          <w:sz w:val="32"/>
+          <w:szCs w:val="32"/>
+        </w:rPr>
+        <w:t>controllers</w:t>
+      </w:r>
+      <w:r>
+        <w:rPr>
+          <w:sz w:val="32"/>
+          <w:szCs w:val="32"/>
+        </w:rPr>
+        <w:t xml:space="preserve">, </w:t>
+      </w:r>
+      <w:r>
+        <w:rPr>
+          <w:b/>
+          <w:bCs/>
+          <w:sz w:val="32"/>
+          <w:szCs w:val="32"/>
+        </w:rPr>
+        <w:t>streams</w:t>
+      </w:r>
+      <w:r>
+        <w:rPr>
+          <w:sz w:val="32"/>
+          <w:szCs w:val="32"/>
+        </w:rPr>
+        <w:t xml:space="preserve">, </w:t>
+      </w:r>
+      <w:r>
+        <w:rPr>
+          <w:b/>
+          <w:bCs/>
+          <w:sz w:val="32"/>
+          <w:szCs w:val="32"/>
+        </w:rPr>
+        <w:t>focus nodes</w:t>
+      </w:r>
+      <w:r>
+        <w:rPr>
+          <w:sz w:val="32"/>
+          <w:szCs w:val="32"/>
+        </w:rPr>
+        <w:t>, etc.</w:t>
+      </w:r>
+      <w:r>
+        <w:rPr>
+          <w:sz w:val="32"/>
+          <w:szCs w:val="32"/>
+        </w:rPr>
+        <w:t xml:space="preserve"> It is used to clean up the controller when the widget is disposed. This is important to prevent memory leaks.</w:t>
       </w:r>
     </w:p>
     <w:p>
@@ -10546,29 +9744,7 @@
           <w:sz w:val="32"/>
           <w:szCs w:val="32"/>
         </w:rPr>
-        <w:t xml:space="preserve">void </w:t>
-      </w:r>
-      <w:proofErr w:type="gramStart"/>
-      <w:r>
-        <w:rPr>
-          <w:b/>
-          <w:bCs/>
-          <w:color w:val="D86DCB" w:themeColor="accent5" w:themeTint="99"/>
-          <w:sz w:val="32"/>
-          <w:szCs w:val="32"/>
-        </w:rPr>
-        <w:t>deactivate(</w:t>
-      </w:r>
-      <w:proofErr w:type="gramEnd"/>
-      <w:r>
-        <w:rPr>
-          <w:b/>
-          <w:bCs/>
-          <w:color w:val="D86DCB" w:themeColor="accent5" w:themeTint="99"/>
-          <w:sz w:val="32"/>
-          <w:szCs w:val="32"/>
-        </w:rPr>
-        <w:t>) {</w:t>
+        <w:t>void dispose() {</w:t>
       </w:r>
     </w:p>
     <w:p>
@@ -10593,19 +9769,61 @@
         <w:t xml:space="preserve">  </w:t>
       </w:r>
       <w:proofErr w:type="spellStart"/>
-      <w:proofErr w:type="gramStart"/>
-      <w:r>
-        <w:rPr>
-          <w:b/>
-          <w:bCs/>
-          <w:color w:val="D86DCB" w:themeColor="accent5" w:themeTint="99"/>
-          <w:sz w:val="32"/>
-          <w:szCs w:val="32"/>
-        </w:rPr>
-        <w:t>super.deactivate</w:t>
-      </w:r>
-      <w:proofErr w:type="spellEnd"/>
-      <w:proofErr w:type="gramEnd"/>
+      <w:r>
+        <w:rPr>
+          <w:b/>
+          <w:bCs/>
+          <w:color w:val="D86DCB" w:themeColor="accent5" w:themeTint="99"/>
+          <w:sz w:val="32"/>
+          <w:szCs w:val="32"/>
+        </w:rPr>
+        <w:t>myController.dispose</w:t>
+      </w:r>
+      <w:proofErr w:type="spellEnd"/>
+      <w:r>
+        <w:rPr>
+          <w:b/>
+          <w:bCs/>
+          <w:color w:val="D86DCB" w:themeColor="accent5" w:themeTint="99"/>
+          <w:sz w:val="32"/>
+          <w:szCs w:val="32"/>
+        </w:rPr>
+        <w:t>(); // prevents memory leak</w:t>
+      </w:r>
+    </w:p>
+    <w:p>
+      <w:pPr>
+        <w:jc w:val="both"/>
+        <w:rPr>
+          <w:b/>
+          <w:bCs/>
+          <w:color w:val="D86DCB" w:themeColor="accent5" w:themeTint="99"/>
+          <w:sz w:val="32"/>
+          <w:szCs w:val="32"/>
+        </w:rPr>
+      </w:pPr>
+      <w:r>
+        <w:rPr>
+          <w:b/>
+          <w:bCs/>
+          <w:color w:val="D86DCB" w:themeColor="accent5" w:themeTint="99"/>
+          <w:sz w:val="32"/>
+          <w:szCs w:val="32"/>
+        </w:rPr>
+        <w:t xml:space="preserve">  </w:t>
+      </w:r>
+      <w:proofErr w:type="spellStart"/>
+      <w:r>
+        <w:rPr>
+          <w:b/>
+          <w:bCs/>
+          <w:color w:val="D86DCB" w:themeColor="accent5" w:themeTint="99"/>
+          <w:sz w:val="32"/>
+          <w:szCs w:val="32"/>
+        </w:rPr>
+        <w:t>myAnimationController.dispose</w:t>
+      </w:r>
+      <w:proofErr w:type="spellEnd"/>
       <w:r>
         <w:rPr>
           <w:b/>
@@ -10638,339 +9856,7 @@
         </w:rPr>
         <w:t xml:space="preserve">  </w:t>
       </w:r>
-      <w:proofErr w:type="gramStart"/>
-      <w:r>
-        <w:rPr>
-          <w:b/>
-          <w:bCs/>
-          <w:color w:val="D86DCB" w:themeColor="accent5" w:themeTint="99"/>
-          <w:sz w:val="32"/>
-          <w:szCs w:val="32"/>
-        </w:rPr>
-        <w:t>print(</w:t>
-      </w:r>
-      <w:proofErr w:type="gramEnd"/>
-      <w:r>
-        <w:rPr>
-          <w:b/>
-          <w:bCs/>
-          <w:color w:val="D86DCB" w:themeColor="accent5" w:themeTint="99"/>
-          <w:sz w:val="32"/>
-          <w:szCs w:val="32"/>
-        </w:rPr>
-        <w:t>'Widget temporarily removed');</w:t>
-      </w:r>
-    </w:p>
-    <w:p>
-      <w:pPr>
-        <w:jc w:val="both"/>
-        <w:rPr>
-          <w:b/>
-          <w:bCs/>
-          <w:color w:val="D86DCB" w:themeColor="accent5" w:themeTint="99"/>
-          <w:sz w:val="32"/>
-          <w:szCs w:val="32"/>
-        </w:rPr>
-      </w:pPr>
-      <w:r>
-        <w:rPr>
-          <w:b/>
-          <w:bCs/>
-          <w:color w:val="D86DCB" w:themeColor="accent5" w:themeTint="99"/>
-          <w:sz w:val="32"/>
-          <w:szCs w:val="32"/>
-        </w:rPr>
-        <w:t>}</w:t>
-      </w:r>
-    </w:p>
-    <w:p>
-      <w:pPr>
-        <w:jc w:val="both"/>
-        <w:rPr>
-          <w:sz w:val="32"/>
-          <w:szCs w:val="32"/>
-        </w:rPr>
-      </w:pPr>
-    </w:p>
-    <w:p>
-      <w:pPr>
-        <w:jc w:val="both"/>
-        <w:rPr>
-          <w:b/>
-          <w:bCs/>
-          <w:sz w:val="32"/>
-          <w:szCs w:val="32"/>
-        </w:rPr>
-      </w:pPr>
-      <w:proofErr w:type="gramStart"/>
-      <w:r>
-        <w:rPr>
-          <w:b/>
-          <w:bCs/>
-          <w:sz w:val="32"/>
-          <w:szCs w:val="32"/>
-        </w:rPr>
-        <w:t>dispose(</w:t>
-      </w:r>
-      <w:proofErr w:type="gramEnd"/>
-      <w:r>
-        <w:rPr>
-          <w:b/>
-          <w:bCs/>
-          <w:sz w:val="32"/>
-          <w:szCs w:val="32"/>
-        </w:rPr>
-        <w:t>):</w:t>
-      </w:r>
-    </w:p>
-    <w:p>
-      <w:pPr>
-        <w:jc w:val="both"/>
-        <w:rPr>
-          <w:sz w:val="32"/>
-          <w:szCs w:val="32"/>
-        </w:rPr>
-      </w:pPr>
-      <w:r>
-        <w:rPr>
-          <w:sz w:val="32"/>
-          <w:szCs w:val="32"/>
-        </w:rPr>
-        <w:t xml:space="preserve"># It’s called when the widget is permanently removed (destroyed). Perfect for cleaning up resources like </w:t>
-      </w:r>
-      <w:r>
-        <w:rPr>
-          <w:b/>
-          <w:bCs/>
-          <w:sz w:val="32"/>
-          <w:szCs w:val="32"/>
-        </w:rPr>
-        <w:t>controllers</w:t>
-      </w:r>
-      <w:r>
-        <w:rPr>
-          <w:sz w:val="32"/>
-          <w:szCs w:val="32"/>
-        </w:rPr>
-        <w:t xml:space="preserve">, </w:t>
-      </w:r>
-      <w:r>
-        <w:rPr>
-          <w:b/>
-          <w:bCs/>
-          <w:sz w:val="32"/>
-          <w:szCs w:val="32"/>
-        </w:rPr>
-        <w:t>streams</w:t>
-      </w:r>
-      <w:r>
-        <w:rPr>
-          <w:sz w:val="32"/>
-          <w:szCs w:val="32"/>
-        </w:rPr>
-        <w:t xml:space="preserve">, </w:t>
-      </w:r>
-      <w:r>
-        <w:rPr>
-          <w:b/>
-          <w:bCs/>
-          <w:sz w:val="32"/>
-          <w:szCs w:val="32"/>
-        </w:rPr>
-        <w:t>focus nodes</w:t>
-      </w:r>
-      <w:r>
-        <w:rPr>
-          <w:sz w:val="32"/>
-          <w:szCs w:val="32"/>
-        </w:rPr>
-        <w:t>, etc.</w:t>
-      </w:r>
-      <w:r>
-        <w:rPr>
-          <w:sz w:val="32"/>
-          <w:szCs w:val="32"/>
-        </w:rPr>
-        <w:t xml:space="preserve"> It is used to clean up the controller when the widget is disposed. This is important to prevent memory leaks.</w:t>
-      </w:r>
-    </w:p>
-    <w:p>
-      <w:pPr>
-        <w:jc w:val="both"/>
-        <w:rPr>
-          <w:b/>
-          <w:bCs/>
-          <w:color w:val="D86DCB" w:themeColor="accent5" w:themeTint="99"/>
-          <w:sz w:val="32"/>
-          <w:szCs w:val="32"/>
-        </w:rPr>
-      </w:pPr>
-      <w:r>
-        <w:rPr>
-          <w:b/>
-          <w:bCs/>
-          <w:color w:val="D86DCB" w:themeColor="accent5" w:themeTint="99"/>
-          <w:sz w:val="32"/>
-          <w:szCs w:val="32"/>
-        </w:rPr>
-        <w:t>@override</w:t>
-      </w:r>
-    </w:p>
-    <w:p>
-      <w:pPr>
-        <w:jc w:val="both"/>
-        <w:rPr>
-          <w:b/>
-          <w:bCs/>
-          <w:color w:val="D86DCB" w:themeColor="accent5" w:themeTint="99"/>
-          <w:sz w:val="32"/>
-          <w:szCs w:val="32"/>
-        </w:rPr>
-      </w:pPr>
-      <w:r>
-        <w:rPr>
-          <w:b/>
-          <w:bCs/>
-          <w:color w:val="D86DCB" w:themeColor="accent5" w:themeTint="99"/>
-          <w:sz w:val="32"/>
-          <w:szCs w:val="32"/>
-        </w:rPr>
-        <w:t xml:space="preserve">void </w:t>
-      </w:r>
-      <w:proofErr w:type="gramStart"/>
-      <w:r>
-        <w:rPr>
-          <w:b/>
-          <w:bCs/>
-          <w:color w:val="D86DCB" w:themeColor="accent5" w:themeTint="99"/>
-          <w:sz w:val="32"/>
-          <w:szCs w:val="32"/>
-        </w:rPr>
-        <w:t>dispose(</w:t>
-      </w:r>
-      <w:proofErr w:type="gramEnd"/>
-      <w:r>
-        <w:rPr>
-          <w:b/>
-          <w:bCs/>
-          <w:color w:val="D86DCB" w:themeColor="accent5" w:themeTint="99"/>
-          <w:sz w:val="32"/>
-          <w:szCs w:val="32"/>
-        </w:rPr>
-        <w:t>) {</w:t>
-      </w:r>
-    </w:p>
-    <w:p>
-      <w:pPr>
-        <w:jc w:val="both"/>
-        <w:rPr>
-          <w:b/>
-          <w:bCs/>
-          <w:color w:val="D86DCB" w:themeColor="accent5" w:themeTint="99"/>
-          <w:sz w:val="32"/>
-          <w:szCs w:val="32"/>
-        </w:rPr>
-      </w:pPr>
-      <w:r>
-        <w:rPr>
-          <w:b/>
-          <w:bCs/>
-          <w:color w:val="D86DCB" w:themeColor="accent5" w:themeTint="99"/>
-          <w:sz w:val="32"/>
-          <w:szCs w:val="32"/>
-        </w:rPr>
-        <w:t xml:space="preserve">  </w:t>
-      </w:r>
-      <w:proofErr w:type="spellStart"/>
-      <w:r>
-        <w:rPr>
-          <w:b/>
-          <w:bCs/>
-          <w:color w:val="D86DCB" w:themeColor="accent5" w:themeTint="99"/>
-          <w:sz w:val="32"/>
-          <w:szCs w:val="32"/>
-        </w:rPr>
-        <w:t>myController.dispose</w:t>
-      </w:r>
-      <w:proofErr w:type="spellEnd"/>
-      <w:r>
-        <w:rPr>
-          <w:b/>
-          <w:bCs/>
-          <w:color w:val="D86DCB" w:themeColor="accent5" w:themeTint="99"/>
-          <w:sz w:val="32"/>
-          <w:szCs w:val="32"/>
-        </w:rPr>
-        <w:t>(); // prevents memory leak</w:t>
-      </w:r>
-    </w:p>
-    <w:p>
-      <w:pPr>
-        <w:jc w:val="both"/>
-        <w:rPr>
-          <w:b/>
-          <w:bCs/>
-          <w:color w:val="D86DCB" w:themeColor="accent5" w:themeTint="99"/>
-          <w:sz w:val="32"/>
-          <w:szCs w:val="32"/>
-        </w:rPr>
-      </w:pPr>
-      <w:r>
-        <w:rPr>
-          <w:b/>
-          <w:bCs/>
-          <w:color w:val="D86DCB" w:themeColor="accent5" w:themeTint="99"/>
-          <w:sz w:val="32"/>
-          <w:szCs w:val="32"/>
-        </w:rPr>
-        <w:t xml:space="preserve">  </w:t>
-      </w:r>
-      <w:proofErr w:type="spellStart"/>
-      <w:r>
-        <w:rPr>
-          <w:b/>
-          <w:bCs/>
-          <w:color w:val="D86DCB" w:themeColor="accent5" w:themeTint="99"/>
-          <w:sz w:val="32"/>
-          <w:szCs w:val="32"/>
-        </w:rPr>
-        <w:t>myAnimationController.dispose</w:t>
-      </w:r>
-      <w:proofErr w:type="spellEnd"/>
-      <w:r>
-        <w:rPr>
-          <w:b/>
-          <w:bCs/>
-          <w:color w:val="D86DCB" w:themeColor="accent5" w:themeTint="99"/>
-          <w:sz w:val="32"/>
-          <w:szCs w:val="32"/>
-        </w:rPr>
-        <w:t>();</w:t>
-      </w:r>
-    </w:p>
-    <w:p>
-      <w:pPr>
-        <w:jc w:val="both"/>
-        <w:rPr>
-          <w:b/>
-          <w:bCs/>
-          <w:color w:val="D86DCB" w:themeColor="accent5" w:themeTint="99"/>
-          <w:sz w:val="32"/>
-          <w:szCs w:val="32"/>
-        </w:rPr>
-      </w:pPr>
-      <w:r>
-        <w:rPr>
-          <w:b/>
-          <w:bCs/>
-          <w:color w:val="D86DCB" w:themeColor="accent5" w:themeTint="99"/>
-          <w:sz w:val="32"/>
-          <w:szCs w:val="32"/>
-        </w:rPr>
-        <w:t xml:space="preserve">  </w:t>
-      </w:r>
-      <w:proofErr w:type="spellStart"/>
-      <w:proofErr w:type="gramStart"/>
+      <w:proofErr w:type="spellStart"/>
       <w:r>
         <w:rPr>
           <w:b/>
@@ -10982,7 +9868,6 @@
         <w:t>super.dispose</w:t>
       </w:r>
       <w:proofErr w:type="spellEnd"/>
-      <w:proofErr w:type="gramEnd"/>
       <w:r>
         <w:rPr>
           <w:b/>
@@ -11060,7 +9945,6 @@
         <w:t xml:space="preserve"> Always call </w:t>
       </w:r>
       <w:proofErr w:type="spellStart"/>
-      <w:proofErr w:type="gramStart"/>
       <w:r>
         <w:rPr>
           <w:b/>
@@ -11071,7 +9955,6 @@
         <w:t>super.dispose</w:t>
       </w:r>
       <w:proofErr w:type="spellEnd"/>
-      <w:proofErr w:type="gramEnd"/>
       <w:r>
         <w:rPr>
           <w:b/>
@@ -11150,25 +10033,14 @@
         </w:rPr>
         <w:t xml:space="preserve"> in </w:t>
       </w:r>
-      <w:proofErr w:type="gramStart"/>
-      <w:r>
-        <w:rPr>
-          <w:b/>
-          <w:bCs/>
-          <w:sz w:val="32"/>
-          <w:szCs w:val="32"/>
-        </w:rPr>
-        <w:t>dispose(</w:t>
-      </w:r>
-      <w:proofErr w:type="gramEnd"/>
-      <w:r>
-        <w:rPr>
-          <w:b/>
-          <w:bCs/>
-          <w:sz w:val="32"/>
-          <w:szCs w:val="32"/>
-        </w:rPr>
-        <w:t>)</w:t>
+      <w:r>
+        <w:rPr>
+          <w:b/>
+          <w:bCs/>
+          <w:sz w:val="32"/>
+          <w:szCs w:val="32"/>
+        </w:rPr>
+        <w:t>dispose()</w:t>
       </w:r>
       <w:r>
         <w:rPr>
@@ -11216,23 +10088,7 @@
           <w:sz w:val="32"/>
           <w:szCs w:val="32"/>
         </w:rPr>
-        <w:t xml:space="preserve"># Flutter automatically garbage collects this controller so it’s a short-lived dialog controller. We don’t need to manually dispose this </w:t>
-      </w:r>
-      <w:proofErr w:type="gramStart"/>
-      <w:r>
-        <w:rPr>
-          <w:sz w:val="32"/>
-          <w:szCs w:val="32"/>
-        </w:rPr>
-        <w:t>using .then</w:t>
-      </w:r>
-      <w:proofErr w:type="gramEnd"/>
-      <w:r>
-        <w:rPr>
-          <w:sz w:val="32"/>
-          <w:szCs w:val="32"/>
-        </w:rPr>
-        <w:t>() or something.</w:t>
+        <w:t># Flutter automatically garbage collects this controller so it’s a short-lived dialog controller. We don’t need to manually dispose this using .then() or something.</w:t>
       </w:r>
     </w:p>
     <w:p>
@@ -11279,7 +10135,6 @@
         <w:t xml:space="preserve">final controller = </w:t>
       </w:r>
       <w:proofErr w:type="spellStart"/>
-      <w:proofErr w:type="gramStart"/>
       <w:r>
         <w:rPr>
           <w:b/>
@@ -11299,18 +10154,7 @@
           <w:sz w:val="32"/>
           <w:szCs w:val="32"/>
         </w:rPr>
-        <w:t>(</w:t>
-      </w:r>
-      <w:proofErr w:type="gramEnd"/>
-      <w:r>
-        <w:rPr>
-          <w:b/>
-          <w:bCs/>
-          <w:color w:val="D86DCB" w:themeColor="accent5" w:themeTint="99"/>
-          <w:sz w:val="32"/>
-          <w:szCs w:val="32"/>
-        </w:rPr>
-        <w:t>text: tasks[index]);</w:t>
+        <w:t>(text: tasks[index]);</w:t>
       </w:r>
     </w:p>
     <w:p>
@@ -11419,7 +10263,6 @@
         <w:t xml:space="preserve"> controller = </w:t>
       </w:r>
       <w:proofErr w:type="spellStart"/>
-      <w:proofErr w:type="gramStart"/>
       <w:r>
         <w:rPr>
           <w:b/>
@@ -11439,18 +10282,7 @@
           <w:sz w:val="32"/>
           <w:szCs w:val="32"/>
         </w:rPr>
-        <w:t>(</w:t>
-      </w:r>
-      <w:proofErr w:type="gramEnd"/>
-      <w:r>
-        <w:rPr>
-          <w:b/>
-          <w:bCs/>
-          <w:color w:val="D86DCB" w:themeColor="accent5" w:themeTint="99"/>
-          <w:sz w:val="32"/>
-          <w:szCs w:val="32"/>
-        </w:rPr>
-        <w:t>);</w:t>
+        <w:t>();</w:t>
       </w:r>
     </w:p>
     <w:p>
@@ -11597,7 +10429,6 @@
         <w:t xml:space="preserve">  </w:t>
       </w:r>
       <w:proofErr w:type="spellStart"/>
-      <w:proofErr w:type="gramStart"/>
       <w:r>
         <w:rPr>
           <w:b/>
@@ -11609,7 +10440,6 @@
         <w:t>controller.dispose</w:t>
       </w:r>
       <w:proofErr w:type="spellEnd"/>
-      <w:proofErr w:type="gramEnd"/>
       <w:r>
         <w:rPr>
           <w:b/>
@@ -11644,7 +10474,6 @@
         <w:t xml:space="preserve">  </w:t>
       </w:r>
       <w:proofErr w:type="spellStart"/>
-      <w:proofErr w:type="gramStart"/>
       <w:r>
         <w:rPr>
           <w:b/>
@@ -11656,7 +10485,6 @@
         <w:t>super.dispose</w:t>
       </w:r>
       <w:proofErr w:type="spellEnd"/>
-      <w:proofErr w:type="gramEnd"/>
       <w:r>
         <w:rPr>
           <w:b/>
@@ -11826,7 +10654,6 @@
               </w:rPr>
             </w:pPr>
             <w:proofErr w:type="spellStart"/>
-            <w:proofErr w:type="gramStart"/>
             <w:r>
               <w:rPr>
                 <w:sz w:val="32"/>
@@ -11840,15 +10667,7 @@
                 <w:sz w:val="32"/>
                 <w:szCs w:val="32"/>
               </w:rPr>
-              <w:t>(</w:t>
-            </w:r>
-            <w:proofErr w:type="gramEnd"/>
-            <w:r>
-              <w:rPr>
-                <w:sz w:val="32"/>
-                <w:szCs w:val="32"/>
-              </w:rPr>
-              <w:t>)</w:t>
+              <w:t>()</w:t>
             </w:r>
           </w:p>
         </w:tc>
@@ -11910,7 +10729,6 @@
               </w:rPr>
             </w:pPr>
             <w:proofErr w:type="spellStart"/>
-            <w:proofErr w:type="gramStart"/>
             <w:r>
               <w:rPr>
                 <w:sz w:val="32"/>
@@ -11924,15 +10742,7 @@
                 <w:sz w:val="32"/>
                 <w:szCs w:val="32"/>
               </w:rPr>
-              <w:t>(</w:t>
-            </w:r>
-            <w:proofErr w:type="gramEnd"/>
-            <w:r>
-              <w:rPr>
-                <w:sz w:val="32"/>
-                <w:szCs w:val="32"/>
-              </w:rPr>
-              <w:t>)</w:t>
+              <w:t>()</w:t>
             </w:r>
           </w:p>
         </w:tc>
@@ -11981,7 +10791,6 @@
               </w:rPr>
             </w:pPr>
             <w:proofErr w:type="spellStart"/>
-            <w:proofErr w:type="gramStart"/>
             <w:r>
               <w:rPr>
                 <w:sz w:val="32"/>
@@ -11995,15 +10804,7 @@
                 <w:sz w:val="32"/>
                 <w:szCs w:val="32"/>
               </w:rPr>
-              <w:t>(</w:t>
-            </w:r>
-            <w:proofErr w:type="gramEnd"/>
-            <w:r>
-              <w:rPr>
-                <w:sz w:val="32"/>
-                <w:szCs w:val="32"/>
-              </w:rPr>
-              <w:t>)</w:t>
+              <w:t>()</w:t>
             </w:r>
           </w:p>
         </w:tc>
@@ -12048,21 +10849,12 @@
                 <w:szCs w:val="32"/>
               </w:rPr>
             </w:pPr>
-            <w:proofErr w:type="gramStart"/>
             <w:r>
               <w:rPr>
                 <w:sz w:val="32"/>
                 <w:szCs w:val="32"/>
               </w:rPr>
-              <w:t>dispose(</w:t>
-            </w:r>
-            <w:proofErr w:type="gramEnd"/>
-            <w:r>
-              <w:rPr>
-                <w:sz w:val="32"/>
-                <w:szCs w:val="32"/>
-              </w:rPr>
-              <w:t>)</w:t>
+              <w:t>dispose()</w:t>
             </w:r>
           </w:p>
         </w:tc>
@@ -12111,7 +10903,6 @@
               </w:rPr>
             </w:pPr>
             <w:proofErr w:type="spellStart"/>
-            <w:proofErr w:type="gramStart"/>
             <w:r>
               <w:rPr>
                 <w:sz w:val="32"/>
@@ -12125,15 +10916,7 @@
                 <w:sz w:val="32"/>
                 <w:szCs w:val="32"/>
               </w:rPr>
-              <w:t>(</w:t>
-            </w:r>
-            <w:proofErr w:type="gramEnd"/>
-            <w:r>
-              <w:rPr>
-                <w:sz w:val="32"/>
-                <w:szCs w:val="32"/>
-              </w:rPr>
-              <w:t>)</w:t>
+              <w:t>()</w:t>
             </w:r>
           </w:p>
         </w:tc>
@@ -12350,7 +11133,6 @@
               <w:t xml:space="preserve">Using context in </w:t>
             </w:r>
             <w:proofErr w:type="spellStart"/>
-            <w:proofErr w:type="gramStart"/>
             <w:r>
               <w:rPr>
                 <w:sz w:val="32"/>
@@ -12364,15 +11146,7 @@
                 <w:sz w:val="32"/>
                 <w:szCs w:val="32"/>
               </w:rPr>
-              <w:t>(</w:t>
-            </w:r>
-            <w:proofErr w:type="gramEnd"/>
-            <w:r>
-              <w:rPr>
-                <w:sz w:val="32"/>
-                <w:szCs w:val="32"/>
-              </w:rPr>
-              <w:t>)</w:t>
+              <w:t>()</w:t>
             </w:r>
           </w:p>
         </w:tc>
@@ -12423,7 +11197,6 @@
               <w:t xml:space="preserve">Use </w:t>
             </w:r>
             <w:proofErr w:type="spellStart"/>
-            <w:proofErr w:type="gramStart"/>
             <w:r>
               <w:rPr>
                 <w:sz w:val="32"/>
@@ -12437,15 +11210,7 @@
                 <w:sz w:val="32"/>
                 <w:szCs w:val="32"/>
               </w:rPr>
-              <w:t>(</w:t>
-            </w:r>
-            <w:proofErr w:type="gramEnd"/>
-            <w:r>
-              <w:rPr>
-                <w:sz w:val="32"/>
-                <w:szCs w:val="32"/>
-              </w:rPr>
-              <w:t>)</w:t>
+              <w:t>()</w:t>
             </w:r>
           </w:p>
         </w:tc>
@@ -12474,7 +11239,6 @@
               <w:t xml:space="preserve">Forgetting to call </w:t>
             </w:r>
             <w:proofErr w:type="spellStart"/>
-            <w:proofErr w:type="gramStart"/>
             <w:r>
               <w:rPr>
                 <w:sz w:val="32"/>
@@ -12483,7 +11247,6 @@
               <w:t>super.dispose</w:t>
             </w:r>
             <w:proofErr w:type="spellEnd"/>
-            <w:proofErr w:type="gramEnd"/>
             <w:r>
               <w:rPr>
                 <w:sz w:val="32"/>
@@ -12569,7 +11332,6 @@
               <w:t xml:space="preserve">Using async </w:t>
             </w:r>
             <w:proofErr w:type="spellStart"/>
-            <w:proofErr w:type="gramStart"/>
             <w:r>
               <w:rPr>
                 <w:sz w:val="32"/>
@@ -12583,15 +11345,7 @@
                 <w:sz w:val="32"/>
                 <w:szCs w:val="32"/>
               </w:rPr>
-              <w:t>(</w:t>
-            </w:r>
-            <w:proofErr w:type="gramEnd"/>
-            <w:r>
-              <w:rPr>
-                <w:sz w:val="32"/>
-                <w:szCs w:val="32"/>
-              </w:rPr>
-              <w:t>) after widget destroyed</w:t>
+              <w:t>() after widget destroyed</w:t>
             </w:r>
           </w:p>
         </w:tc>
@@ -12666,23 +11420,7 @@
                 <w:szCs w:val="32"/>
               </w:rPr>
               <w:lastRenderedPageBreak/>
-              <w:t xml:space="preserve">Doing heavy work in </w:t>
-            </w:r>
-            <w:proofErr w:type="gramStart"/>
-            <w:r>
-              <w:rPr>
-                <w:sz w:val="32"/>
-                <w:szCs w:val="32"/>
-              </w:rPr>
-              <w:t>build(</w:t>
-            </w:r>
-            <w:proofErr w:type="gramEnd"/>
-            <w:r>
-              <w:rPr>
-                <w:sz w:val="32"/>
-                <w:szCs w:val="32"/>
-              </w:rPr>
-              <w:t>)</w:t>
+              <w:t>Doing heavy work in build()</w:t>
             </w:r>
           </w:p>
         </w:tc>
@@ -12733,7 +11471,6 @@
               <w:t xml:space="preserve">Move to </w:t>
             </w:r>
             <w:proofErr w:type="spellStart"/>
-            <w:proofErr w:type="gramStart"/>
             <w:r>
               <w:rPr>
                 <w:b/>
@@ -12751,17 +11488,7 @@
                 <w:sz w:val="32"/>
                 <w:szCs w:val="32"/>
               </w:rPr>
-              <w:t>(</w:t>
-            </w:r>
-            <w:proofErr w:type="gramEnd"/>
-            <w:r>
-              <w:rPr>
-                <w:b/>
-                <w:bCs/>
-                <w:sz w:val="32"/>
-                <w:szCs w:val="32"/>
-              </w:rPr>
-              <w:t>)</w:t>
+              <w:t>()</w:t>
             </w:r>
           </w:p>
         </w:tc>
@@ -12788,23 +11515,7 @@
                 <w:sz w:val="32"/>
                 <w:szCs w:val="32"/>
               </w:rPr>
-              <w:t xml:space="preserve">Using context in </w:t>
-            </w:r>
-            <w:proofErr w:type="gramStart"/>
-            <w:r>
-              <w:rPr>
-                <w:sz w:val="32"/>
-                <w:szCs w:val="32"/>
-              </w:rPr>
-              <w:t>dispose(</w:t>
-            </w:r>
-            <w:proofErr w:type="gramEnd"/>
-            <w:r>
-              <w:rPr>
-                <w:sz w:val="32"/>
-                <w:szCs w:val="32"/>
-              </w:rPr>
-              <w:t>)</w:t>
+              <w:t>Using context in dispose()</w:t>
             </w:r>
           </w:p>
         </w:tc>
@@ -12948,7 +11659,6 @@
         </w:rPr>
         <w:t># App has lifecycle states (</w:t>
       </w:r>
-      <w:proofErr w:type="spellStart"/>
       <w:r>
         <w:rPr>
           <w:b/>
@@ -12958,7 +11668,6 @@
         </w:rPr>
         <w:t>enum</w:t>
       </w:r>
-      <w:proofErr w:type="spellEnd"/>
       <w:r>
         <w:rPr>
           <w:sz w:val="32"/>
@@ -14381,6 +13090,7 @@
   <w:style w:type="character" w:default="1" w:styleId="DefaultParagraphFont">
     <w:name w:val="Default Paragraph Font"/>
     <w:uiPriority w:val="1"/>
+    <w:semiHidden/>
     <w:unhideWhenUsed/>
   </w:style>
   <w:style w:type="table" w:default="1" w:styleId="TableNormal">
